--- a/使用说明与交付报告.docx
+++ b/使用说明与交付报告.docx
@@ -139,7 +139,7 @@
                 <w:sz w:val="24"/>
                 <w:szCs w:val="24"/>
               </w:rPr>
-              <w:t xml:space="preserve">版本：v1.0</w:t>
+              <w:t xml:space="preserve">版本：v2.0</w:t>
             </w:r>
           </w:p>
           <w:p>
@@ -174,7 +174,7 @@
                 <w:sz w:val="16"/>
                 <w:szCs w:val="16"/>
               </w:rPr>
-              <w:t xml:space="preserve">v1.0 · 2026-09-22</w:t>
+              <w:t xml:space="preserve">v2.0 · 2026-09-22</w:t>
             </w:r>
           </w:p>
         </w:tc>
@@ -342,7 +342,7 @@
               <w:rPr>
                 <w:rStyle w:val="Hyperlink"/>
               </w:rPr>
-              <w:t>2.2 自动化方案</w:t>
+              <w:t>2.2 自动化方案（v2.0 架构）</w:t>
             </w:r>
             <w:r>
               <w:tab/>
@@ -449,7 +449,7 @@
               <w:rPr>
                 <w:rStyle w:val="Hyperlink"/>
               </w:rPr>
-              <w:t>3.1 日常三步</w:t>
+              <w:t>3.1 日常使用</w:t>
             </w:r>
             <w:r>
               <w:tab/>
@@ -571,7 +571,7 @@
               <w:fldChar w:fldCharType="separate"/>
             </w:r>
             <w:r>
-              <w:t>4</w:t>
+              <w:t>5</w:t>
             </w:r>
             <w:r>
               <w:fldChar w:fldCharType="end"/>
@@ -607,7 +607,7 @@
               <w:fldChar w:fldCharType="separate"/>
             </w:r>
             <w:r>
-              <w:t>4</w:t>
+              <w:t>5</w:t>
             </w:r>
             <w:r>
               <w:fldChar w:fldCharType="end"/>
@@ -652,41 +652,6 @@
         </w:p>
         <w:p>
           <w:pPr>
-            <w:pStyle w:val="9"/>
-            <w:tabs>
-              <w:tab w:val="right" w:leader="dot" w:pos="9026"/>
-            </w:tabs>
-            <w:spacing w:before="120" w:after="60"/>
-          </w:pPr>
-          <w:hyperlink w:anchor="_Toc100012" w:history="1">
-            <w:r>
-              <w:rPr>
-                <w:rStyle w:val="Hyperlink"/>
-              </w:rPr>
-              <w:t>5. 测试与验收记录</w:t>
-            </w:r>
-            <w:r>
-              <w:tab/>
-            </w:r>
-            <w:r>
-              <w:fldChar w:fldCharType="begin"/>
-            </w:r>
-            <w:r>
-              <w:instrText xml:space="preserve"> PAGEREF _Toc100012 \h </w:instrText>
-            </w:r>
-            <w:r>
-              <w:fldChar w:fldCharType="separate"/>
-            </w:r>
-            <w:r>
-              <w:t>5</w:t>
-            </w:r>
-            <w:r>
-              <w:fldChar w:fldCharType="end"/>
-            </w:r>
-          </w:hyperlink>
-        </w:p>
-        <w:p>
-          <w:pPr>
             <w:pStyle w:val="11"/>
             <w:ind w:left="360"/>
             <w:tabs>
@@ -694,12 +659,47 @@
             </w:tabs>
             <w:spacing w:before="120" w:after="60"/>
           </w:pPr>
+          <w:hyperlink w:anchor="_Toc100012" w:history="1">
+            <w:r>
+              <w:rPr>
+                <w:rStyle w:val="Hyperlink"/>
+              </w:rPr>
+              <w:t>4.3 虚拟打印机维护</w:t>
+            </w:r>
+            <w:r>
+              <w:tab/>
+            </w:r>
+            <w:r>
+              <w:fldChar w:fldCharType="begin"/>
+            </w:r>
+            <w:r>
+              <w:instrText xml:space="preserve"> PAGEREF _Toc100012 \h </w:instrText>
+            </w:r>
+            <w:r>
+              <w:fldChar w:fldCharType="separate"/>
+            </w:r>
+            <w:r>
+              <w:t>5</w:t>
+            </w:r>
+            <w:r>
+              <w:fldChar w:fldCharType="end"/>
+            </w:r>
+          </w:hyperlink>
+        </w:p>
+        <w:p>
+          <w:pPr>
+            <w:pStyle w:val="9"/>
+            <w:tabs>
+              <w:tab w:val="right" w:leader="dot" w:pos="9026"/>
+            </w:tabs>
+            <w:spacing w:before="120" w:after="60"/>
+          </w:pPr>
           <w:hyperlink w:anchor="_Toc100013" w:history="1">
             <w:r>
               <w:rPr>
                 <w:rStyle w:val="Hyperlink"/>
               </w:rPr>
-              <w:t>5.1 测试环境</w:t>
+              <w:t>5. 测试与验收记录</w:t>
             </w:r>
             <w:r>
               <w:tab/>
@@ -714,7 +714,7 @@
               <w:fldChar w:fldCharType="separate"/>
             </w:r>
             <w:r>
-              <w:t>5</w:t>
+              <w:t>6</w:t>
             </w:r>
             <w:r>
               <w:fldChar w:fldCharType="end"/>
@@ -735,7 +735,7 @@
               <w:rPr>
                 <w:rStyle w:val="Hyperlink"/>
               </w:rPr>
-              <w:t>5.2 测试记录</w:t>
+              <w:t>5.1 测试环境</w:t>
             </w:r>
             <w:r>
               <w:tab/>
@@ -750,7 +750,7 @@
               <w:fldChar w:fldCharType="separate"/>
             </w:r>
             <w:r>
-              <w:t>5</w:t>
+              <w:t>6</w:t>
             </w:r>
             <w:r>
               <w:fldChar w:fldCharType="end"/>
@@ -771,7 +771,7 @@
               <w:rPr>
                 <w:rStyle w:val="Hyperlink"/>
               </w:rPr>
-              <w:t>5.3 待确认事项与验收结论</w:t>
+              <w:t>5.2 测试记录</w:t>
             </w:r>
             <w:r>
               <w:tab/>
@@ -795,7 +795,8 @@
         </w:p>
         <w:p>
           <w:pPr>
-            <w:pStyle w:val="9"/>
+            <w:pStyle w:val="11"/>
+            <w:ind w:left="360"/>
             <w:tabs>
               <w:tab w:val="right" w:leader="dot" w:pos="9026"/>
             </w:tabs>
@@ -806,7 +807,7 @@
               <w:rPr>
                 <w:rStyle w:val="Hyperlink"/>
               </w:rPr>
-              <w:t>6. 目录与文件说明</w:t>
+              <w:t>5.3 待确认事项与验收结论</w:t>
             </w:r>
             <w:r>
               <w:tab/>
@@ -821,7 +822,7 @@
               <w:fldChar w:fldCharType="separate"/>
             </w:r>
             <w:r>
-              <w:t>6</w:t>
+              <w:t>7</w:t>
             </w:r>
             <w:r>
               <w:fldChar w:fldCharType="end"/>
@@ -841,7 +842,7 @@
               <w:rPr>
                 <w:rStyle w:val="Hyperlink"/>
               </w:rPr>
-              <w:t>7. 常见问题</w:t>
+              <w:t>6. 目录与文件说明</w:t>
             </w:r>
             <w:r>
               <w:tab/>
@@ -856,7 +857,7 @@
               <w:fldChar w:fldCharType="separate"/>
             </w:r>
             <w:r>
-              <w:t>6</w:t>
+              <w:t>7</w:t>
             </w:r>
             <w:r>
               <w:fldChar w:fldCharType="end"/>
@@ -876,7 +877,7 @@
               <w:rPr>
                 <w:rStyle w:val="Hyperlink"/>
               </w:rPr>
-              <w:t>8. 已知限制与注意事项</w:t>
+              <w:t>7. 常见问题</w:t>
             </w:r>
             <w:r>
               <w:tab/>
@@ -891,7 +892,7 @@
               <w:fldChar w:fldCharType="separate"/>
             </w:r>
             <w:r>
-              <w:t>6</w:t>
+              <w:t>7</w:t>
             </w:r>
             <w:r>
               <w:fldChar w:fldCharType="end"/>
@@ -911,7 +912,7 @@
               <w:rPr>
                 <w:rStyle w:val="Hyperlink"/>
               </w:rPr>
-              <w:t>9. 标签内容编辑器（初版）</w:t>
+              <w:t>8. 已知限制与注意事项</w:t>
             </w:r>
             <w:r>
               <w:tab/>
@@ -927,6 +928,113 @@
             </w:r>
             <w:r>
               <w:t>7</w:t>
+            </w:r>
+            <w:r>
+              <w:fldChar w:fldCharType="end"/>
+            </w:r>
+          </w:hyperlink>
+        </w:p>
+        <w:p>
+          <w:pPr>
+            <w:pStyle w:val="9"/>
+            <w:tabs>
+              <w:tab w:val="right" w:leader="dot" w:pos="9026"/>
+            </w:tabs>
+            <w:spacing w:before="120" w:after="60"/>
+          </w:pPr>
+          <w:hyperlink w:anchor="_Toc100020" w:history="1">
+            <w:r>
+              <w:rPr>
+                <w:rStyle w:val="Hyperlink"/>
+              </w:rPr>
+              <w:t>9. 虚拟打印机与布局设计器</w:t>
+            </w:r>
+            <w:r>
+              <w:tab/>
+            </w:r>
+            <w:r>
+              <w:fldChar w:fldCharType="begin"/>
+            </w:r>
+            <w:r>
+              <w:instrText xml:space="preserve"> PAGEREF _Toc100020 \h </w:instrText>
+            </w:r>
+            <w:r>
+              <w:fldChar w:fldCharType="separate"/>
+            </w:r>
+            <w:r>
+              <w:t>8</w:t>
+            </w:r>
+            <w:r>
+              <w:fldChar w:fldCharType="end"/>
+            </w:r>
+          </w:hyperlink>
+        </w:p>
+        <w:p>
+          <w:pPr>
+            <w:pStyle w:val="11"/>
+            <w:ind w:left="360"/>
+            <w:tabs>
+              <w:tab w:val="right" w:leader="dot" w:pos="9026"/>
+            </w:tabs>
+            <w:spacing w:before="120" w:after="60"/>
+          </w:pPr>
+          <w:hyperlink w:anchor="_Toc100021" w:history="1">
+            <w:r>
+              <w:rPr>
+                <w:rStyle w:val="Hyperlink"/>
+              </w:rPr>
+              <w:t>9.1 虚拟打印机（自建）</w:t>
+            </w:r>
+            <w:r>
+              <w:tab/>
+            </w:r>
+            <w:r>
+              <w:fldChar w:fldCharType="begin"/>
+            </w:r>
+            <w:r>
+              <w:instrText xml:space="preserve"> PAGEREF _Toc100021 \h </w:instrText>
+            </w:r>
+            <w:r>
+              <w:fldChar w:fldCharType="separate"/>
+            </w:r>
+            <w:r>
+              <w:t>8</w:t>
+            </w:r>
+            <w:r>
+              <w:fldChar w:fldCharType="end"/>
+            </w:r>
+          </w:hyperlink>
+        </w:p>
+        <w:p>
+          <w:pPr>
+            <w:pStyle w:val="11"/>
+            <w:ind w:left="360"/>
+            <w:tabs>
+              <w:tab w:val="right" w:leader="dot" w:pos="9026"/>
+            </w:tabs>
+            <w:spacing w:before="120" w:after="60"/>
+          </w:pPr>
+          <w:hyperlink w:anchor="_Toc100022" w:history="1">
+            <w:r>
+              <w:rPr>
+                <w:rStyle w:val="Hyperlink"/>
+              </w:rPr>
+              <w:t>9.2 布局设计器</w:t>
+            </w:r>
+            <w:r>
+              <w:tab/>
+            </w:r>
+            <w:r>
+              <w:fldChar w:fldCharType="begin"/>
+            </w:r>
+            <w:r>
+              <w:instrText xml:space="preserve"> PAGEREF _Toc100022 \h </w:instrText>
+            </w:r>
+            <w:r>
+              <w:fldChar w:fldCharType="separate"/>
+            </w:r>
+            <w:r>
+              <w:t>8</w:t>
             </w:r>
             <w:r>
               <w:fldChar w:fldCharType="end"/>
@@ -1018,7 +1126,7 @@
           <w:sz w:val="24"/>
           <w:szCs w:val="24"/>
         </w:rPr>
-        <w:t xml:space="preserve">「水洗唛打印助手」v1.0 已完成开发并通过全链路实测：门店保持原有打印习惯（打印时选择「水洗唛转换」），工具在后台自动完成 捕获 → 旋转排版 → 送印 → 归档 全流程，无需任何额外操作。</w:t>
+        <w:t xml:space="preserve">「水洗唛打印助手」v2.0 已完成开发并通过全链路实测。本版本按现场反馈进行了架构升级：由工具自建一台专属虚拟打印机「水洗唛打印助手」，打印任务不再经过第三方虚拟打印机，直接进入工具完成转换并输出；同时新增「布局设计器」，水洗唛的版面布局可以自由设计。</w:t>
       </w:r>
     </w:p>
     <w:p>
@@ -1063,7 +1171,7 @@
         </w:trPr>
         <w:tc>
           <w:tcPr>
-            <w:tcW w:type="pct" w:w="18%"/>
+            <w:tcW w:type="pct" w:w="16%"/>
             <w:shd w:fill="1284BA" w:val="clear"/>
             <w:tcMar>
               <w:top w:type="dxa" w:w="60"/>
@@ -1092,7 +1200,7 @@
         </w:tc>
         <w:tc>
           <w:tcPr>
-            <w:tcW w:type="pct" w:w="47%"/>
+            <w:tcW w:type="pct" w:w="49%"/>
             <w:shd w:fill="1284BA" w:val="clear"/>
             <w:tcMar>
               <w:top w:type="dxa" w:w="60"/>
@@ -1155,7 +1263,7 @@
         </w:trPr>
         <w:tc>
           <w:tcPr>
-            <w:tcW w:type="pct" w:w="18%"/>
+            <w:tcW w:type="pct" w:w="16%"/>
             <w:tcMar>
               <w:top w:type="dxa" w:w="60"/>
               <w:left w:type="dxa" w:w="120"/>
@@ -1183,29 +1291,29 @@
         </w:tc>
         <w:tc>
           <w:tcPr>
-            <w:tcW w:type="pct" w:w="47%"/>
-            <w:tcMar>
-              <w:top w:type="dxa" w:w="60"/>
-              <w:left w:type="dxa" w:w="120"/>
-              <w:bottom w:type="dxa" w:w="60"/>
-              <w:right w:type="dxa" w:w="120"/>
-            </w:tcMar>
-          </w:tcPr>
-          <w:p>
-            <w:pPr>
-              <w:spacing w:after="40" w:before="40" w:line="312"/>
-              <w:jc w:val="left"/>
-            </w:pPr>
-            <w:r>
-              <w:rPr>
-                <w:rFonts w:ascii="Times New Roman" w:eastAsia="SimSun"/>
-                <w:b w:val="false"/>
-                <w:bCs w:val="false"/>
-                <w:color w:val="000000"/>
-                <w:sz w:val="21"/>
-                <w:szCs w:val="21"/>
-              </w:rPr>
-              <w:t xml:space="preserve">监视捕获、旋转、送印、归档、日志</w:t>
+            <w:tcW w:type="pct" w:w="49%"/>
+            <w:tcMar>
+              <w:top w:type="dxa" w:w="60"/>
+              <w:left w:type="dxa" w:w="120"/>
+              <w:bottom w:type="dxa" w:w="60"/>
+              <w:right w:type="dxa" w:w="120"/>
+            </w:tcMar>
+          </w:tcPr>
+          <w:p>
+            <w:pPr>
+              <w:spacing w:after="40" w:before="40" w:line="312"/>
+              <w:jc w:val="left"/>
+            </w:pPr>
+            <w:r>
+              <w:rPr>
+                <w:rFonts w:ascii="Times New Roman" w:eastAsia="SimSun"/>
+                <w:b w:val="false"/>
+                <w:bCs w:val="false"/>
+                <w:color w:val="000000"/>
+                <w:sz w:val="21"/>
+                <w:szCs w:val="21"/>
+              </w:rPr>
+              <w:t xml:space="preserve">虚拟打印机捕获、截取对齐、旋转、送印、归档、日志</w:t>
             </w:r>
           </w:p>
         </w:tc>
@@ -1244,57 +1352,57 @@
         </w:trPr>
         <w:tc>
           <w:tcPr>
-            <w:tcW w:type="pct" w:w="18%"/>
-            <w:tcMar>
-              <w:top w:type="dxa" w:w="60"/>
-              <w:left w:type="dxa" w:w="120"/>
-              <w:bottom w:type="dxa" w:w="60"/>
-              <w:right w:type="dxa" w:w="120"/>
-            </w:tcMar>
-          </w:tcPr>
-          <w:p>
-            <w:pPr>
-              <w:spacing w:after="40" w:before="40" w:line="312"/>
-              <w:jc w:val="left"/>
-            </w:pPr>
-            <w:r>
-              <w:rPr>
-                <w:rFonts w:ascii="Times New Roman" w:eastAsia="SimSun"/>
-                <w:b w:val="false"/>
-                <w:bCs w:val="false"/>
-                <w:color w:val="000000"/>
-                <w:sz w:val="21"/>
-                <w:szCs w:val="21"/>
-              </w:rPr>
-              <w:t xml:space="preserve">控制面板</w:t>
-            </w:r>
-          </w:p>
-        </w:tc>
-        <w:tc>
-          <w:tcPr>
-            <w:tcW w:type="pct" w:w="47%"/>
-            <w:tcMar>
-              <w:top w:type="dxa" w:w="60"/>
-              <w:left w:type="dxa" w:w="120"/>
-              <w:bottom w:type="dxa" w:w="60"/>
-              <w:right w:type="dxa" w:w="120"/>
-            </w:tcMar>
-          </w:tcPr>
-          <w:p>
-            <w:pPr>
-              <w:spacing w:after="40" w:before="40" w:line="312"/>
-              <w:jc w:val="left"/>
-            </w:pPr>
-            <w:r>
-              <w:rPr>
-                <w:rFonts w:ascii="Times New Roman" w:eastAsia="SimSun"/>
-                <w:b w:val="false"/>
-                <w:bCs w:val="false"/>
-                <w:color w:val="000000"/>
-                <w:sz w:val="21"/>
-                <w:szCs w:val="21"/>
-              </w:rPr>
-              <w:t xml:space="preserve">一键启停、测试打印、查看日志与目录</w:t>
+            <w:tcW w:type="pct" w:w="16%"/>
+            <w:tcMar>
+              <w:top w:type="dxa" w:w="60"/>
+              <w:left w:type="dxa" w:w="120"/>
+              <w:bottom w:type="dxa" w:w="60"/>
+              <w:right w:type="dxa" w:w="120"/>
+            </w:tcMar>
+          </w:tcPr>
+          <w:p>
+            <w:pPr>
+              <w:spacing w:after="40" w:before="40" w:line="312"/>
+              <w:jc w:val="left"/>
+            </w:pPr>
+            <w:r>
+              <w:rPr>
+                <w:rFonts w:ascii="Times New Roman" w:eastAsia="SimSun"/>
+                <w:b w:val="false"/>
+                <w:bCs w:val="false"/>
+                <w:color w:val="000000"/>
+                <w:sz w:val="21"/>
+                <w:szCs w:val="21"/>
+              </w:rPr>
+              <w:t xml:space="preserve">专属虚拟打印机</w:t>
+            </w:r>
+          </w:p>
+        </w:tc>
+        <w:tc>
+          <w:tcPr>
+            <w:tcW w:type="pct" w:w="49%"/>
+            <w:tcMar>
+              <w:top w:type="dxa" w:w="60"/>
+              <w:left w:type="dxa" w:w="120"/>
+              <w:bottom w:type="dxa" w:w="60"/>
+              <w:right w:type="dxa" w:w="120"/>
+            </w:tcMar>
+          </w:tcPr>
+          <w:p>
+            <w:pPr>
+              <w:spacing w:after="40" w:before="40" w:line="312"/>
+              <w:jc w:val="left"/>
+            </w:pPr>
+            <w:r>
+              <w:rPr>
+                <w:rFonts w:ascii="Times New Roman" w:eastAsia="SimSun"/>
+                <w:b w:val="false"/>
+                <w:bCs w:val="false"/>
+                <w:color w:val="000000"/>
+                <w:sz w:val="21"/>
+                <w:szCs w:val="21"/>
+              </w:rPr>
+              <w:t xml:space="preserve">「水洗唛打印助手」：由工具创建与管理，打印任务自动写入捕获文件</w:t>
             </w:r>
           </w:p>
         </w:tc>
@@ -1322,7 +1430,7 @@
                 <w:sz w:val="21"/>
                 <w:szCs w:val="21"/>
               </w:rPr>
-              <w:t xml:space="preserve">打开控制面板.cmd</w:t>
+              <w:t xml:space="preserve">安装虚拟打印机.cmd / 卸载虚拟打印机.cmd</w:t>
             </w:r>
           </w:p>
         </w:tc>
@@ -1333,57 +1441,57 @@
         </w:trPr>
         <w:tc>
           <w:tcPr>
-            <w:tcW w:type="pct" w:w="18%"/>
-            <w:tcMar>
-              <w:top w:type="dxa" w:w="60"/>
-              <w:left w:type="dxa" w:w="120"/>
-              <w:bottom w:type="dxa" w:w="60"/>
-              <w:right w:type="dxa" w:w="120"/>
-            </w:tcMar>
-          </w:tcPr>
-          <w:p>
-            <w:pPr>
-              <w:spacing w:after="40" w:before="40" w:line="312"/>
-              <w:jc w:val="left"/>
-            </w:pPr>
-            <w:r>
-              <w:rPr>
-                <w:rFonts w:ascii="Times New Roman" w:eastAsia="SimSun"/>
-                <w:b w:val="false"/>
-                <w:bCs w:val="false"/>
-                <w:color w:val="000000"/>
-                <w:sz w:val="21"/>
-                <w:szCs w:val="21"/>
-              </w:rPr>
-              <w:t xml:space="preserve">操作脚本</w:t>
-            </w:r>
-          </w:p>
-        </w:tc>
-        <w:tc>
-          <w:tcPr>
-            <w:tcW w:type="pct" w:w="47%"/>
-            <w:tcMar>
-              <w:top w:type="dxa" w:w="60"/>
-              <w:left w:type="dxa" w:w="120"/>
-              <w:bottom w:type="dxa" w:w="60"/>
-              <w:right w:type="dxa" w:w="120"/>
-            </w:tcMar>
-          </w:tcPr>
-          <w:p>
-            <w:pPr>
-              <w:spacing w:after="40" w:before="40" w:line="312"/>
-              <w:jc w:val="left"/>
-            </w:pPr>
-            <w:r>
-              <w:rPr>
-                <w:rFonts w:ascii="Times New Roman" w:eastAsia="SimSun"/>
-                <w:b w:val="false"/>
-                <w:bCs w:val="false"/>
-                <w:color w:val="000000"/>
-                <w:sz w:val="21"/>
-                <w:szCs w:val="21"/>
-              </w:rPr>
-              <w:t xml:space="preserve">启动/停止监视、校准打印、开机自启安装等</w:t>
+            <w:tcW w:type="pct" w:w="16%"/>
+            <w:tcMar>
+              <w:top w:type="dxa" w:w="60"/>
+              <w:left w:type="dxa" w:w="120"/>
+              <w:bottom w:type="dxa" w:w="60"/>
+              <w:right w:type="dxa" w:w="120"/>
+            </w:tcMar>
+          </w:tcPr>
+          <w:p>
+            <w:pPr>
+              <w:spacing w:after="40" w:before="40" w:line="312"/>
+              <w:jc w:val="left"/>
+            </w:pPr>
+            <w:r>
+              <w:rPr>
+                <w:rFonts w:ascii="Times New Roman" w:eastAsia="SimSun"/>
+                <w:b w:val="false"/>
+                <w:bCs w:val="false"/>
+                <w:color w:val="000000"/>
+                <w:sz w:val="21"/>
+                <w:szCs w:val="21"/>
+              </w:rPr>
+              <w:t xml:space="preserve">布局设计器</w:t>
+            </w:r>
+          </w:p>
+        </w:tc>
+        <w:tc>
+          <w:tcPr>
+            <w:tcW w:type="pct" w:w="49%"/>
+            <w:tcMar>
+              <w:top w:type="dxa" w:w="60"/>
+              <w:left w:type="dxa" w:w="120"/>
+              <w:bottom w:type="dxa" w:w="60"/>
+              <w:right w:type="dxa" w:w="120"/>
+            </w:tcMar>
+          </w:tcPr>
+          <w:p>
+            <w:pPr>
+              <w:spacing w:after="40" w:before="40" w:line="312"/>
+              <w:jc w:val="left"/>
+            </w:pPr>
+            <w:r>
+              <w:rPr>
+                <w:rFonts w:ascii="Times New Roman" w:eastAsia="SimSun"/>
+                <w:b w:val="false"/>
+                <w:bCs w:val="false"/>
+                <w:color w:val="000000"/>
+                <w:sz w:val="21"/>
+                <w:szCs w:val="21"/>
+              </w:rPr>
+              <w:t xml:space="preserve">自由设计水洗唛版面（文本/条码/线条），可打印与启用自动重排</w:t>
             </w:r>
           </w:p>
         </w:tc>
@@ -1411,7 +1519,7 @@
                 <w:sz w:val="21"/>
                 <w:szCs w:val="21"/>
               </w:rPr>
-              <w:t xml:space="preserve">工具目录（根目录）</w:t>
+              <w:t xml:space="preserve">打开布局设计器.cmd</w:t>
             </w:r>
           </w:p>
         </w:tc>
@@ -1422,57 +1530,57 @@
         </w:trPr>
         <w:tc>
           <w:tcPr>
-            <w:tcW w:type="pct" w:w="18%"/>
-            <w:tcMar>
-              <w:top w:type="dxa" w:w="60"/>
-              <w:left w:type="dxa" w:w="120"/>
-              <w:bottom w:type="dxa" w:w="60"/>
-              <w:right w:type="dxa" w:w="120"/>
-            </w:tcMar>
-          </w:tcPr>
-          <w:p>
-            <w:pPr>
-              <w:spacing w:after="40" w:before="40" w:line="312"/>
-              <w:jc w:val="left"/>
-            </w:pPr>
-            <w:r>
-              <w:rPr>
-                <w:rFonts w:ascii="Times New Roman" w:eastAsia="SimSun"/>
-                <w:b w:val="false"/>
-                <w:bCs w:val="false"/>
-                <w:color w:val="000000"/>
-                <w:sz w:val="21"/>
-                <w:szCs w:val="21"/>
-              </w:rPr>
-              <w:t xml:space="preserve">标签内容编辑器</w:t>
-            </w:r>
-          </w:p>
-        </w:tc>
-        <w:tc>
-          <w:tcPr>
-            <w:tcW w:type="pct" w:w="47%"/>
-            <w:tcMar>
-              <w:top w:type="dxa" w:w="60"/>
-              <w:left w:type="dxa" w:w="120"/>
-              <w:bottom w:type="dxa" w:w="60"/>
-              <w:right w:type="dxa" w:w="120"/>
-            </w:tcMar>
-          </w:tcPr>
-          <w:p>
-            <w:pPr>
-              <w:spacing w:after="40" w:before="40" w:line="312"/>
-              <w:jc w:val="left"/>
-            </w:pPr>
-            <w:r>
-              <w:rPr>
-                <w:rFonts w:ascii="Times New Roman" w:eastAsia="SimSun"/>
-                <w:b w:val="false"/>
-                <w:bCs w:val="false"/>
-                <w:color w:val="000000"/>
-                <w:sz w:val="21"/>
-                <w:szCs w:val="21"/>
-              </w:rPr>
-              <w:t xml:space="preserve">识别打印数据、编辑字段、预览并打印自定义标签</w:t>
+            <w:tcW w:type="pct" w:w="16%"/>
+            <w:tcMar>
+              <w:top w:type="dxa" w:w="60"/>
+              <w:left w:type="dxa" w:w="120"/>
+              <w:bottom w:type="dxa" w:w="60"/>
+              <w:right w:type="dxa" w:w="120"/>
+            </w:tcMar>
+          </w:tcPr>
+          <w:p>
+            <w:pPr>
+              <w:spacing w:after="40" w:before="40" w:line="312"/>
+              <w:jc w:val="left"/>
+            </w:pPr>
+            <w:r>
+              <w:rPr>
+                <w:rFonts w:ascii="Times New Roman" w:eastAsia="SimSun"/>
+                <w:b w:val="false"/>
+                <w:bCs w:val="false"/>
+                <w:color w:val="000000"/>
+                <w:sz w:val="21"/>
+                <w:szCs w:val="21"/>
+              </w:rPr>
+              <w:t xml:space="preserve">控制面板</w:t>
+            </w:r>
+          </w:p>
+        </w:tc>
+        <w:tc>
+          <w:tcPr>
+            <w:tcW w:type="pct" w:w="49%"/>
+            <w:tcMar>
+              <w:top w:type="dxa" w:w="60"/>
+              <w:left w:type="dxa" w:w="120"/>
+              <w:bottom w:type="dxa" w:w="60"/>
+              <w:right w:type="dxa" w:w="120"/>
+            </w:tcMar>
+          </w:tcPr>
+          <w:p>
+            <w:pPr>
+              <w:spacing w:after="40" w:before="40" w:line="312"/>
+              <w:jc w:val="left"/>
+            </w:pPr>
+            <w:r>
+              <w:rPr>
+                <w:rFonts w:ascii="Times New Roman" w:eastAsia="SimSun"/>
+                <w:b w:val="false"/>
+                <w:bCs w:val="false"/>
+                <w:color w:val="000000"/>
+                <w:sz w:val="21"/>
+                <w:szCs w:val="21"/>
+              </w:rPr>
+              <w:t xml:space="preserve">一键启停、测试打印、查看日志与目录、虚拟打印机状态</w:t>
             </w:r>
           </w:p>
         </w:tc>
@@ -1500,7 +1608,7 @@
                 <w:sz w:val="21"/>
                 <w:szCs w:val="21"/>
               </w:rPr>
-              <w:t xml:space="preserve">打开标签编辑器.cmd</w:t>
+              <w:t xml:space="preserve">打开控制面板.cmd</w:t>
             </w:r>
           </w:p>
         </w:tc>
@@ -1511,7 +1619,96 @@
         </w:trPr>
         <w:tc>
           <w:tcPr>
-            <w:tcW w:type="pct" w:w="18%"/>
+            <w:tcW w:type="pct" w:w="16%"/>
+            <w:tcMar>
+              <w:top w:type="dxa" w:w="60"/>
+              <w:left w:type="dxa" w:w="120"/>
+              <w:bottom w:type="dxa" w:w="60"/>
+              <w:right w:type="dxa" w:w="120"/>
+            </w:tcMar>
+          </w:tcPr>
+          <w:p>
+            <w:pPr>
+              <w:spacing w:after="40" w:before="40" w:line="312"/>
+              <w:jc w:val="left"/>
+            </w:pPr>
+            <w:r>
+              <w:rPr>
+                <w:rFonts w:ascii="Times New Roman" w:eastAsia="SimSun"/>
+                <w:b w:val="false"/>
+                <w:bCs w:val="false"/>
+                <w:color w:val="000000"/>
+                <w:sz w:val="21"/>
+                <w:szCs w:val="21"/>
+              </w:rPr>
+              <w:t xml:space="preserve">操作脚本</w:t>
+            </w:r>
+          </w:p>
+        </w:tc>
+        <w:tc>
+          <w:tcPr>
+            <w:tcW w:type="pct" w:w="49%"/>
+            <w:tcMar>
+              <w:top w:type="dxa" w:w="60"/>
+              <w:left w:type="dxa" w:w="120"/>
+              <w:bottom w:type="dxa" w:w="60"/>
+              <w:right w:type="dxa" w:w="120"/>
+            </w:tcMar>
+          </w:tcPr>
+          <w:p>
+            <w:pPr>
+              <w:spacing w:after="40" w:before="40" w:line="312"/>
+              <w:jc w:val="left"/>
+            </w:pPr>
+            <w:r>
+              <w:rPr>
+                <w:rFonts w:ascii="Times New Roman" w:eastAsia="SimSun"/>
+                <w:b w:val="false"/>
+                <w:bCs w:val="false"/>
+                <w:color w:val="000000"/>
+                <w:sz w:val="21"/>
+                <w:szCs w:val="21"/>
+              </w:rPr>
+              <w:t xml:space="preserve">启动/停止监视、校准打印、开机自启安装等</w:t>
+            </w:r>
+          </w:p>
+        </w:tc>
+        <w:tc>
+          <w:tcPr>
+            <w:tcW w:type="pct" w:w="35%"/>
+            <w:tcMar>
+              <w:top w:type="dxa" w:w="60"/>
+              <w:left w:type="dxa" w:w="120"/>
+              <w:bottom w:type="dxa" w:w="60"/>
+              <w:right w:type="dxa" w:w="120"/>
+            </w:tcMar>
+          </w:tcPr>
+          <w:p>
+            <w:pPr>
+              <w:spacing w:after="40" w:before="40" w:line="312"/>
+              <w:jc w:val="left"/>
+            </w:pPr>
+            <w:r>
+              <w:rPr>
+                <w:rFonts w:ascii="Times New Roman" w:eastAsia="SimSun"/>
+                <w:b w:val="false"/>
+                <w:bCs w:val="false"/>
+                <w:color w:val="000000"/>
+                <w:sz w:val="21"/>
+                <w:szCs w:val="21"/>
+              </w:rPr>
+              <w:t xml:space="preserve">工具目录（根目录）</w:t>
+            </w:r>
+          </w:p>
+        </w:tc>
+      </w:tr>
+      <w:tr>
+        <w:trPr>
+          <w:cantSplit/>
+        </w:trPr>
+        <w:tc>
+          <w:tcPr>
+            <w:tcW w:type="pct" w:w="16%"/>
             <w:tcMar>
               <w:top w:type="dxa" w:w="60"/>
               <w:left w:type="dxa" w:w="120"/>
@@ -1539,7 +1736,7 @@
         </w:tc>
         <w:tc>
           <w:tcPr>
-            <w:tcW w:type="pct" w:w="47%"/>
+            <w:tcW w:type="pct" w:w="49%"/>
             <w:tcMar>
               <w:top w:type="dxa" w:w="60"/>
               <w:left w:type="dxa" w:w="120"/>
@@ -1608,7 +1805,7 @@
           <w:sz w:val="24"/>
           <w:szCs w:val="24"/>
         </w:rPr>
-        <w:t xml:space="preserve">截至 2026 年 9 月 22 日，核心功能全部实测通过（详见第 5 章）；旋转方向默认采用「顺时针」，并已提供两版校准唛供现场比对，确认后即为最终配置。</w:t>
+        <w:t xml:space="preserve">截至 2026 年 9 月 22 日，v2.0 核心功能全部实测通过（详见第 5 章）：虚拟打印机的创建、高速捕获（连续打印无丢失）、真实样例版面对齐、物理出纸烟测均已完成；旋转方向默认采用「顺时针」，并已提供两版校准唛供现场比对，确认后即为最终配置。</w:t>
       </w:r>
     </w:p>
     <w:p>
@@ -1665,7 +1862,7 @@
           <w:sz w:val="24"/>
           <w:szCs w:val="24"/>
         </w:rPr>
-        <w:t xml:space="preserve">原流程需要人工执行四个步骤：打印预览、另存为 PDF、旋转 90 度、再发送到标签机。存在三个问题：一是操作繁琐，每张标签都要重复；二是旋转依靠人工判断，容易方向出错；三是中间 PDF 分散各处，日后补打、对账不便。</w:t>
+        <w:t xml:space="preserve">原流程需要人工执行四个步骤：打印预览、另存为 PDF、旋转 90 度、再发送到标签机。存在三个问题：一是操作繁琐，每张标签都要重复；二是旋转依靠人工判断，容易方向出错；三是中间 PDF 分散各处，日后补打、对账不便。v1.0 曾借助第三方虚拟打印机的自动保存目录完成捕获，但依赖外部软件（pdfFactory）的配置，链路较长。</w:t>
       </w:r>
     </w:p>
     <w:p>
@@ -1684,7 +1881,7 @@
           <w:sz w:val="30"/>
           <w:szCs w:val="30"/>
         </w:rPr>
-        <w:t xml:space="preserve">2.2 自动化方案</w:t>
+        <w:t xml:space="preserve">2.2 自动化方案（v2.0 架构）</w:t>
       </w:r>
       <w:bookmarkEnd w:id="100003"/>
     </w:p>
@@ -1701,7 +1898,7 @@
           <w:sz w:val="24"/>
           <w:szCs w:val="24"/>
         </w:rPr>
-        <w:t xml:space="preserve">工具采用「旁路捕获」思路：不修改洗衣管家本体，而是利用 pdfFactory 虚拟打印机的自动保存能力——每次打印到「水洗唛转换」后，PDF 会自动、静默地保存到指定目录；工具监视该目录，发现新文件后自动完成旋转、排版与送印。</w:t>
+        <w:t xml:space="preserve">工具升级为「自建虚拟打印机」架构：由工具创建一台专属虚拟打印机「水洗唛打印助手」（基于 Windows 内置的 Microsoft Print To PDF 驱动 + 文件端口）。洗衣管家打印水洗唛时选择该打印机，打印任务会被静默写成一个捕获文件；工具以高频监视捕获文件的每个新版本，自动完成 截取标签区域 → 版面对齐 → 旋转排版 → 送印 → 归档 全流程。整个过程不再经过 pdfFactory 等第三方软件，链路更短、更稳定。</w:t>
       </w:r>
     </w:p>
     <w:p>
@@ -1718,7 +1915,7 @@
           <w:sz w:val="21"/>
           <w:szCs w:val="21"/>
         </w:rPr>
-        <w:t xml:space="preserve">打印水洗唛 → PDF 自动保存 → 监视捕获 → 旋转 90° 并排版 → 打印到标签机 → 自动归档</w:t>
+        <w:t xml:space="preserve">打印水洗唛 → 捕获文件写入 → 高速捕获 → 截取对齐 → 旋转 90° 并排版 → 打印到标签机 → 自动归档</w:t>
       </w:r>
     </w:p>
     <w:p>
@@ -1757,7 +1954,7 @@
           <w:sz w:val="24"/>
           <w:szCs w:val="24"/>
         </w:rPr>
-        <w:t xml:space="preserve">不侵入原则：不改造洗衣管家、不修改其业务数据，只使用打印链路；相关设置已备份，可随时回退。</w:t>
+        <w:t xml:space="preserve">不侵入原则：不改造洗衣管家、不修改其业务数据，只新增一台打印设备并使用打印链路；洗衣管家配置改动前均已备份，可随时回退。</w:t>
       </w:r>
     </w:p>
     <w:p>
@@ -1776,7 +1973,26 @@
           <w:sz w:val="24"/>
           <w:szCs w:val="24"/>
         </w:rPr>
-        <w:t xml:space="preserve">安全闸：只自动处理尺寸符合标签比例（120×30 毫米）的文件；不符合的文件（如 A4 文档）会被移入 out\hold 目录待人工确认，避免误打。</w:t>
+        <w:t xml:space="preserve">自建虚拟打印机：打印机由工具安装脚本创建（约 10 秒，需管理员确认一次），日常无需维护；可随时用卸载脚本移除。</w:t>
+      </w:r>
+    </w:p>
+    <w:p>
+      <w:pPr>
+        <w:pStyle w:val="ListParagraph"/>
+        <w:numPr>
+          <w:ilvl w:val="0"/>
+          <w:numId w:val="1"/>
+        </w:numPr>
+        <w:spacing w:after="60" w:line="312"/>
+      </w:pPr>
+      <w:r>
+        <w:rPr>
+          <w:rFonts w:ascii="Times New Roman" w:eastAsia="SimSun"/>
+          <w:color w:val="000000"/>
+          <w:sz w:val="24"/>
+          <w:szCs w:val="24"/>
+        </w:rPr>
+        <w:t xml:space="preserve">安全闸：只自动处理内容位于标签区域内的捕获文件；不符合的文件（如整页文档）会被移入 out\hold 目录待人工确认，避免误打。</w:t>
       </w:r>
     </w:p>
     <w:p>
@@ -1854,9 +2070,28 @@
           <w:sz w:val="30"/>
           <w:szCs w:val="30"/>
         </w:rPr>
-        <w:t xml:space="preserve">3.1 日常三步</w:t>
+        <w:t xml:space="preserve">3.1 日常使用</w:t>
       </w:r>
       <w:bookmarkEnd w:id="100006"/>
+    </w:p>
+    <w:p>
+      <w:pPr>
+        <w:pStyle w:val="ListParagraph"/>
+        <w:numPr>
+          <w:ilvl w:val="0"/>
+          <w:numId w:val="1"/>
+        </w:numPr>
+        <w:spacing w:after="60" w:line="312"/>
+      </w:pPr>
+      <w:r>
+        <w:rPr>
+          <w:rFonts w:ascii="Times New Roman" w:eastAsia="SimSun"/>
+          <w:color w:val="000000"/>
+          <w:sz w:val="24"/>
+          <w:szCs w:val="24"/>
+        </w:rPr>
+        <w:t xml:space="preserve">确认虚拟打印机已就绪：打开控制面板点击「虚拟打印机」查看状态（本机已安装；如被删除，双击「安装虚拟打印机.cmd」重新安装）。</w:t>
+      </w:r>
     </w:p>
     <w:p>
       <w:pPr>
@@ -1893,7 +2128,7 @@
           <w:sz w:val="24"/>
           <w:szCs w:val="24"/>
         </w:rPr>
-        <w:t xml:space="preserve">照常打印水洗唛：打印时选择「水洗唛转换」。</w:t>
+        <w:t xml:space="preserve">照常打印水洗唛：打印时选择「水洗唛打印助手」。</w:t>
       </w:r>
     </w:p>
     <w:p>
@@ -1912,7 +2147,7 @@
           <w:sz w:val="24"/>
           <w:szCs w:val="24"/>
         </w:rPr>
-        <w:t xml:space="preserve">完成：工具自动旋转并打印到「水洗唛」，同时归档。</w:t>
+        <w:t xml:space="preserve">完成：工具自动截取、旋转并打印到「水洗唛」，同时归档。</w:t>
       </w:r>
     </w:p>
     <w:p>
@@ -2260,7 +2495,7 @@
                 <w:sz w:val="21"/>
                 <w:szCs w:val="21"/>
               </w:rPr>
-              <w:t xml:space="preserve">标签编辑器</w:t>
+              <w:t xml:space="preserve">布局设计器</w:t>
             </w:r>
           </w:p>
         </w:tc>
@@ -2288,7 +2523,68 @@
                 <w:sz w:val="21"/>
                 <w:szCs w:val="21"/>
               </w:rPr>
-              <w:t xml:space="preserve">打开标签内容编辑器（识别 → 编辑 → 预览 → 打印）</w:t>
+              <w:t xml:space="preserve">打开布局设计器（设计版面 → 预览 → 打印）</w:t>
+            </w:r>
+          </w:p>
+        </w:tc>
+      </w:tr>
+      <w:tr>
+        <w:trPr>
+          <w:cantSplit/>
+        </w:trPr>
+        <w:tc>
+          <w:tcPr>
+            <w:tcW w:type="pct" w:w="42%"/>
+            <w:tcMar>
+              <w:top w:type="dxa" w:w="60"/>
+              <w:left w:type="dxa" w:w="120"/>
+              <w:bottom w:type="dxa" w:w="60"/>
+              <w:right w:type="dxa" w:w="120"/>
+            </w:tcMar>
+          </w:tcPr>
+          <w:p>
+            <w:pPr>
+              <w:spacing w:after="40" w:before="40" w:line="312"/>
+              <w:jc w:val="left"/>
+            </w:pPr>
+            <w:r>
+              <w:rPr>
+                <w:rFonts w:ascii="Times New Roman" w:eastAsia="SimSun"/>
+                <w:b w:val="false"/>
+                <w:bCs w:val="false"/>
+                <w:color w:val="000000"/>
+                <w:sz w:val="21"/>
+                <w:szCs w:val="21"/>
+              </w:rPr>
+              <w:t xml:space="preserve">虚拟打印机</w:t>
+            </w:r>
+          </w:p>
+        </w:tc>
+        <w:tc>
+          <w:tcPr>
+            <w:tcW w:type="pct" w:w="58%"/>
+            <w:tcMar>
+              <w:top w:type="dxa" w:w="60"/>
+              <w:left w:type="dxa" w:w="120"/>
+              <w:bottom w:type="dxa" w:w="60"/>
+              <w:right w:type="dxa" w:w="120"/>
+            </w:tcMar>
+          </w:tcPr>
+          <w:p>
+            <w:pPr>
+              <w:spacing w:after="40" w:before="40" w:line="312"/>
+              <w:jc w:val="left"/>
+            </w:pPr>
+            <w:r>
+              <w:rPr>
+                <w:rFonts w:ascii="Times New Roman" w:eastAsia="SimSun"/>
+                <w:b w:val="false"/>
+                <w:bCs w:val="false"/>
+                <w:color w:val="000000"/>
+                <w:sz w:val="21"/>
+                <w:szCs w:val="21"/>
+              </w:rPr>
+              <w:t xml:space="preserve">查看虚拟打印机状态；未就绪可一键安装/修复</w:t>
             </w:r>
           </w:p>
         </w:tc>
@@ -2449,7 +2745,7 @@
           <w:sz w:val="24"/>
           <w:szCs w:val="24"/>
         </w:rPr>
-        <w:t xml:space="preserve">建议先手动打印一张真实水洗唛试跑：确认标签方向、内容完整性后，再进入日常使用。若方向与预期相反，按第 4 章切换旋转方向即可。</w:t>
+        <w:t xml:space="preserve">建议先手动打印一张真实水洗唛试跑：确认标签方向、内容完整性后，再进入日常使用。若方向与预期相反，按第 4 章切换旋转方向即可。测试期间打印的测试唛（含校准唛）内容均为样例数据，可直接丢弃。</w:t>
       </w:r>
     </w:p>
     <w:p>
@@ -3324,7 +3620,7 @@
                 <w:sz w:val="21"/>
                 <w:szCs w:val="21"/>
               </w:rPr>
-              <w:t xml:space="preserve">automation.mode</w:t>
+              <w:t xml:space="preserve">capture.slot_file</w:t>
             </w:r>
           </w:p>
         </w:tc>
@@ -3352,7 +3648,7 @@
                 <w:sz w:val="21"/>
                 <w:szCs w:val="21"/>
               </w:rPr>
-              <w:t xml:space="preserve">auto</w:t>
+              <w:t xml:space="preserve">spool\capture.pdf</w:t>
             </w:r>
           </w:p>
         </w:tc>
@@ -3380,7 +3676,7 @@
                 <w:sz w:val="21"/>
                 <w:szCs w:val="21"/>
               </w:rPr>
-              <w:t xml:space="preserve">auto 自动打印；dry_run 只预览不打印</w:t>
+              <w:t xml:space="preserve">虚拟打印机捕获文件位置（勿改）</w:t>
             </w:r>
           </w:p>
         </w:tc>
@@ -3413,7 +3709,7 @@
                 <w:sz w:val="21"/>
                 <w:szCs w:val="21"/>
               </w:rPr>
-              <w:t xml:space="preserve">automation.close_pdffactory_window</w:t>
+              <w:t xml:space="preserve">capture.crop_mm</w:t>
             </w:r>
           </w:p>
         </w:tc>
@@ -3441,7 +3737,7 @@
                 <w:sz w:val="21"/>
                 <w:szCs w:val="21"/>
               </w:rPr>
-              <w:t xml:space="preserve">true</w:t>
+              <w:t xml:space="preserve">[0, 0, 120, 30]</w:t>
             </w:r>
           </w:p>
         </w:tc>
@@ -3469,7 +3765,363 @@
                 <w:sz w:val="21"/>
                 <w:szCs w:val="21"/>
               </w:rPr>
-              <w:t xml:space="preserve">处理完成后自动关闭 pdfFactory 弹出窗口</w:t>
+              <w:t xml:space="preserve">从捕获页左上角截取的标签区域（毫米）</w:t>
+            </w:r>
+          </w:p>
+        </w:tc>
+      </w:tr>
+      <w:tr>
+        <w:trPr>
+          <w:cantSplit/>
+        </w:trPr>
+        <w:tc>
+          <w:tcPr>
+            <w:tcW w:type="pct" w:w="34%"/>
+            <w:tcMar>
+              <w:top w:type="dxa" w:w="60"/>
+              <w:left w:type="dxa" w:w="120"/>
+              <w:bottom w:type="dxa" w:w="60"/>
+              <w:right w:type="dxa" w:w="120"/>
+            </w:tcMar>
+          </w:tcPr>
+          <w:p>
+            <w:pPr>
+              <w:spacing w:after="40" w:before="40" w:line="312"/>
+              <w:jc w:val="left"/>
+            </w:pPr>
+            <w:r>
+              <w:rPr>
+                <w:rFonts w:ascii="Times New Roman" w:eastAsia="SimSun"/>
+                <w:b w:val="false"/>
+                <w:bCs w:val="false"/>
+                <w:color w:val="000000"/>
+                <w:sz w:val="21"/>
+                <w:szCs w:val="21"/>
+              </w:rPr>
+              <w:t xml:space="preserve">capture.shift_mm</w:t>
+            </w:r>
+          </w:p>
+        </w:tc>
+        <w:tc>
+          <w:tcPr>
+            <w:tcW w:type="pct" w:w="20%"/>
+            <w:tcMar>
+              <w:top w:type="dxa" w:w="60"/>
+              <w:left w:type="dxa" w:w="120"/>
+              <w:bottom w:type="dxa" w:w="60"/>
+              <w:right w:type="dxa" w:w="120"/>
+            </w:tcMar>
+          </w:tcPr>
+          <w:p>
+            <w:pPr>
+              <w:spacing w:after="40" w:before="40" w:line="312"/>
+              <w:jc w:val="left"/>
+            </w:pPr>
+            <w:r>
+              <w:rPr>
+                <w:rFonts w:ascii="Times New Roman" w:eastAsia="SimSun"/>
+                <w:b w:val="false"/>
+                <w:bCs w:val="false"/>
+                <w:color w:val="000000"/>
+                <w:sz w:val="21"/>
+                <w:szCs w:val="21"/>
+              </w:rPr>
+              <w:t xml:space="preserve">[2.03, 0]</w:t>
+            </w:r>
+          </w:p>
+        </w:tc>
+        <w:tc>
+          <w:tcPr>
+            <w:tcW w:type="pct" w:w="46%"/>
+            <w:tcMar>
+              <w:top w:type="dxa" w:w="60"/>
+              <w:left w:type="dxa" w:w="120"/>
+              <w:bottom w:type="dxa" w:w="60"/>
+              <w:right w:type="dxa" w:w="120"/>
+            </w:tcMar>
+          </w:tcPr>
+          <w:p>
+            <w:pPr>
+              <w:spacing w:after="40" w:before="40" w:line="312"/>
+              <w:jc w:val="left"/>
+            </w:pPr>
+            <w:r>
+              <w:rPr>
+                <w:rFonts w:ascii="Times New Roman" w:eastAsia="SimSun"/>
+                <w:b w:val="false"/>
+                <w:bCs w:val="false"/>
+                <w:color w:val="000000"/>
+                <w:sz w:val="21"/>
+                <w:szCs w:val="21"/>
+              </w:rPr>
+              <w:t xml:space="preserve">版面对齐微调（对齐旧版式，一般勿改）</w:t>
+            </w:r>
+          </w:p>
+        </w:tc>
+      </w:tr>
+      <w:tr>
+        <w:trPr>
+          <w:cantSplit/>
+        </w:trPr>
+        <w:tc>
+          <w:tcPr>
+            <w:tcW w:type="pct" w:w="34%"/>
+            <w:tcMar>
+              <w:top w:type="dxa" w:w="60"/>
+              <w:left w:type="dxa" w:w="120"/>
+              <w:bottom w:type="dxa" w:w="60"/>
+              <w:right w:type="dxa" w:w="120"/>
+            </w:tcMar>
+          </w:tcPr>
+          <w:p>
+            <w:pPr>
+              <w:spacing w:after="40" w:before="40" w:line="312"/>
+              <w:jc w:val="left"/>
+            </w:pPr>
+            <w:r>
+              <w:rPr>
+                <w:rFonts w:ascii="Times New Roman" w:eastAsia="SimSun"/>
+                <w:b w:val="false"/>
+                <w:bCs w:val="false"/>
+                <w:color w:val="000000"/>
+                <w:sz w:val="21"/>
+                <w:szCs w:val="21"/>
+              </w:rPr>
+              <w:t xml:space="preserve">pipeline.render_mode</w:t>
+            </w:r>
+          </w:p>
+        </w:tc>
+        <w:tc>
+          <w:tcPr>
+            <w:tcW w:type="pct" w:w="20%"/>
+            <w:tcMar>
+              <w:top w:type="dxa" w:w="60"/>
+              <w:left w:type="dxa" w:w="120"/>
+              <w:bottom w:type="dxa" w:w="60"/>
+              <w:right w:type="dxa" w:w="120"/>
+            </w:tcMar>
+          </w:tcPr>
+          <w:p>
+            <w:pPr>
+              <w:spacing w:after="40" w:before="40" w:line="312"/>
+              <w:jc w:val="left"/>
+            </w:pPr>
+            <w:r>
+              <w:rPr>
+                <w:rFonts w:ascii="Times New Roman" w:eastAsia="SimSun"/>
+                <w:b w:val="false"/>
+                <w:bCs w:val="false"/>
+                <w:color w:val="000000"/>
+                <w:sz w:val="21"/>
+                <w:szCs w:val="21"/>
+              </w:rPr>
+              <w:t xml:space="preserve">rotate</w:t>
+            </w:r>
+          </w:p>
+        </w:tc>
+        <w:tc>
+          <w:tcPr>
+            <w:tcW w:type="pct" w:w="46%"/>
+            <w:tcMar>
+              <w:top w:type="dxa" w:w="60"/>
+              <w:left w:type="dxa" w:w="120"/>
+              <w:bottom w:type="dxa" w:w="60"/>
+              <w:right w:type="dxa" w:w="120"/>
+            </w:tcMar>
+          </w:tcPr>
+          <w:p>
+            <w:pPr>
+              <w:spacing w:after="40" w:before="40" w:line="312"/>
+              <w:jc w:val="left"/>
+            </w:pPr>
+            <w:r>
+              <w:rPr>
+                <w:rFonts w:ascii="Times New Roman" w:eastAsia="SimSun"/>
+                <w:b w:val="false"/>
+                <w:bCs w:val="false"/>
+                <w:color w:val="000000"/>
+                <w:sz w:val="21"/>
+                <w:szCs w:val="21"/>
+              </w:rPr>
+              <w:t xml:space="preserve">rotate 原样旋转；layout 按布局设计器模板重排</w:t>
+            </w:r>
+          </w:p>
+        </w:tc>
+      </w:tr>
+      <w:tr>
+        <w:trPr>
+          <w:cantSplit/>
+        </w:trPr>
+        <w:tc>
+          <w:tcPr>
+            <w:tcW w:type="pct" w:w="34%"/>
+            <w:tcMar>
+              <w:top w:type="dxa" w:w="60"/>
+              <w:left w:type="dxa" w:w="120"/>
+              <w:bottom w:type="dxa" w:w="60"/>
+              <w:right w:type="dxa" w:w="120"/>
+            </w:tcMar>
+          </w:tcPr>
+          <w:p>
+            <w:pPr>
+              <w:spacing w:after="40" w:before="40" w:line="312"/>
+              <w:jc w:val="left"/>
+            </w:pPr>
+            <w:r>
+              <w:rPr>
+                <w:rFonts w:ascii="Times New Roman" w:eastAsia="SimSun"/>
+                <w:b w:val="false"/>
+                <w:bCs w:val="false"/>
+                <w:color w:val="000000"/>
+                <w:sz w:val="21"/>
+                <w:szCs w:val="21"/>
+              </w:rPr>
+              <w:t xml:space="preserve">pipeline.layout_template</w:t>
+            </w:r>
+          </w:p>
+        </w:tc>
+        <w:tc>
+          <w:tcPr>
+            <w:tcW w:type="pct" w:w="20%"/>
+            <w:tcMar>
+              <w:top w:type="dxa" w:w="60"/>
+              <w:left w:type="dxa" w:w="120"/>
+              <w:bottom w:type="dxa" w:w="60"/>
+              <w:right w:type="dxa" w:w="120"/>
+            </w:tcMar>
+          </w:tcPr>
+          <w:p>
+            <w:pPr>
+              <w:spacing w:after="40" w:before="40" w:line="312"/>
+              <w:jc w:val="left"/>
+            </w:pPr>
+            <w:r>
+              <w:rPr>
+                <w:rFonts w:ascii="Times New Roman" w:eastAsia="SimSun"/>
+                <w:b w:val="false"/>
+                <w:bCs w:val="false"/>
+                <w:color w:val="000000"/>
+                <w:sz w:val="21"/>
+                <w:szCs w:val="21"/>
+              </w:rPr>
+              <w:t xml:space="preserve">默认</w:t>
+            </w:r>
+          </w:p>
+        </w:tc>
+        <w:tc>
+          <w:tcPr>
+            <w:tcW w:type="pct" w:w="46%"/>
+            <w:tcMar>
+              <w:top w:type="dxa" w:w="60"/>
+              <w:left w:type="dxa" w:w="120"/>
+              <w:bottom w:type="dxa" w:w="60"/>
+              <w:right w:type="dxa" w:w="120"/>
+            </w:tcMar>
+          </w:tcPr>
+          <w:p>
+            <w:pPr>
+              <w:spacing w:after="40" w:before="40" w:line="312"/>
+              <w:jc w:val="left"/>
+            </w:pPr>
+            <w:r>
+              <w:rPr>
+                <w:rFonts w:ascii="Times New Roman" w:eastAsia="SimSun"/>
+                <w:b w:val="false"/>
+                <w:bCs w:val="false"/>
+                <w:color w:val="000000"/>
+                <w:sz w:val="21"/>
+                <w:szCs w:val="21"/>
+              </w:rPr>
+              <w:t xml:space="preserve">layout 模式使用的模板名</w:t>
+            </w:r>
+          </w:p>
+        </w:tc>
+      </w:tr>
+      <w:tr>
+        <w:trPr>
+          <w:cantSplit/>
+        </w:trPr>
+        <w:tc>
+          <w:tcPr>
+            <w:tcW w:type="pct" w:w="34%"/>
+            <w:tcMar>
+              <w:top w:type="dxa" w:w="60"/>
+              <w:left w:type="dxa" w:w="120"/>
+              <w:bottom w:type="dxa" w:w="60"/>
+              <w:right w:type="dxa" w:w="120"/>
+            </w:tcMar>
+          </w:tcPr>
+          <w:p>
+            <w:pPr>
+              <w:spacing w:after="40" w:before="40" w:line="312"/>
+              <w:jc w:val="left"/>
+            </w:pPr>
+            <w:r>
+              <w:rPr>
+                <w:rFonts w:ascii="Times New Roman" w:eastAsia="SimSun"/>
+                <w:b w:val="false"/>
+                <w:bCs w:val="false"/>
+                <w:color w:val="000000"/>
+                <w:sz w:val="21"/>
+                <w:szCs w:val="21"/>
+              </w:rPr>
+              <w:t xml:space="preserve">automation.mode</w:t>
+            </w:r>
+          </w:p>
+        </w:tc>
+        <w:tc>
+          <w:tcPr>
+            <w:tcW w:type="pct" w:w="20%"/>
+            <w:tcMar>
+              <w:top w:type="dxa" w:w="60"/>
+              <w:left w:type="dxa" w:w="120"/>
+              <w:bottom w:type="dxa" w:w="60"/>
+              <w:right w:type="dxa" w:w="120"/>
+            </w:tcMar>
+          </w:tcPr>
+          <w:p>
+            <w:pPr>
+              <w:spacing w:after="40" w:before="40" w:line="312"/>
+              <w:jc w:val="left"/>
+            </w:pPr>
+            <w:r>
+              <w:rPr>
+                <w:rFonts w:ascii="Times New Roman" w:eastAsia="SimSun"/>
+                <w:b w:val="false"/>
+                <w:bCs w:val="false"/>
+                <w:color w:val="000000"/>
+                <w:sz w:val="21"/>
+                <w:szCs w:val="21"/>
+              </w:rPr>
+              <w:t xml:space="preserve">auto</w:t>
+            </w:r>
+          </w:p>
+        </w:tc>
+        <w:tc>
+          <w:tcPr>
+            <w:tcW w:type="pct" w:w="46%"/>
+            <w:tcMar>
+              <w:top w:type="dxa" w:w="60"/>
+              <w:left w:type="dxa" w:w="120"/>
+              <w:bottom w:type="dxa" w:w="60"/>
+              <w:right w:type="dxa" w:w="120"/>
+            </w:tcMar>
+          </w:tcPr>
+          <w:p>
+            <w:pPr>
+              <w:spacing w:after="40" w:before="40" w:line="312"/>
+              <w:jc w:val="left"/>
+            </w:pPr>
+            <w:r>
+              <w:rPr>
+                <w:rFonts w:ascii="Times New Roman" w:eastAsia="SimSun"/>
+                <w:b w:val="false"/>
+                <w:bCs w:val="false"/>
+                <w:color w:val="000000"/>
+                <w:sz w:val="21"/>
+                <w:szCs w:val="21"/>
+              </w:rPr>
+              <w:t xml:space="preserve">auto 自动打印；dry_run 只预览不打印</w:t>
             </w:r>
           </w:p>
         </w:tc>
@@ -3493,12 +4145,124 @@
     </w:p>
     <w:p>
       <w:pPr>
+        <w:pStyle w:val="Heading2"/>
+        <w:keepNext/>
+        <w:spacing w:after="120" w:before="280" w:line="312"/>
+      </w:pPr>
+      <w:bookmarkStart w:id="100012" w:name="_Toc100012"/>
+      <w:r>
+        <w:rPr>
+          <w:rFonts w:ascii="Times New Roman" w:eastAsia="SimHei"/>
+          <w:b/>
+          <w:bCs/>
+          <w:color w:val="000000"/>
+          <w:sz w:val="30"/>
+          <w:szCs w:val="30"/>
+        </w:rPr>
+        <w:t xml:space="preserve">4.3 虚拟打印机维护</w:t>
+      </w:r>
+      <w:bookmarkEnd w:id="100012"/>
+    </w:p>
+    <w:p>
+      <w:pPr>
+        <w:spacing w:after="120" w:line="312"/>
+        <w:ind w:firstLine="480"/>
+        <w:jc w:val="both"/>
+      </w:pPr>
+      <w:r>
+        <w:rPr>
+          <w:rFonts w:ascii="Times New Roman" w:eastAsia="SimSun"/>
+          <w:color w:val="000000"/>
+          <w:sz w:val="24"/>
+          <w:szCs w:val="24"/>
+        </w:rPr>
+        <w:t xml:space="preserve">虚拟打印机「水洗唛打印助手」由工具创建和管理：</w:t>
+      </w:r>
+    </w:p>
+    <w:p>
+      <w:pPr>
+        <w:pStyle w:val="ListParagraph"/>
+        <w:numPr>
+          <w:ilvl w:val="0"/>
+          <w:numId w:val="1"/>
+        </w:numPr>
+        <w:spacing w:after="60" w:line="312"/>
+      </w:pPr>
+      <w:r>
+        <w:rPr>
+          <w:rFonts w:ascii="Times New Roman" w:eastAsia="SimSun"/>
+          <w:color w:val="000000"/>
+          <w:sz w:val="24"/>
+          <w:szCs w:val="24"/>
+        </w:rPr>
+        <w:t xml:space="preserve">状态检查：控制面板 →「虚拟打印机」，查看端口与设备状态。</w:t>
+      </w:r>
+    </w:p>
+    <w:p>
+      <w:pPr>
+        <w:pStyle w:val="ListParagraph"/>
+        <w:numPr>
+          <w:ilvl w:val="0"/>
+          <w:numId w:val="1"/>
+        </w:numPr>
+        <w:spacing w:after="60" w:line="312"/>
+      </w:pPr>
+      <w:r>
+        <w:rPr>
+          <w:rFonts w:ascii="Times New Roman" w:eastAsia="SimSun"/>
+          <w:color w:val="000000"/>
+          <w:sz w:val="24"/>
+          <w:szCs w:val="24"/>
+        </w:rPr>
+        <w:t xml:space="preserve">安装/修复：双击「安装虚拟打印机.cmd」（会请求一次管理员确认），可重复运行。</w:t>
+      </w:r>
+    </w:p>
+    <w:p>
+      <w:pPr>
+        <w:pStyle w:val="ListParagraph"/>
+        <w:numPr>
+          <w:ilvl w:val="0"/>
+          <w:numId w:val="1"/>
+        </w:numPr>
+        <w:spacing w:after="60" w:line="312"/>
+      </w:pPr>
+      <w:r>
+        <w:rPr>
+          <w:rFonts w:ascii="Times New Roman" w:eastAsia="SimSun"/>
+          <w:color w:val="000000"/>
+          <w:sz w:val="24"/>
+          <w:szCs w:val="24"/>
+        </w:rPr>
+        <w:t xml:space="preserve">卸载：双击「卸载虚拟打印机.cmd」，移除虚拟打印机与端口（不影响标签机与洗衣管家）。</w:t>
+      </w:r>
+    </w:p>
+    <w:p>
+      <w:pPr>
+        <w:pStyle w:val="ListParagraph"/>
+        <w:numPr>
+          <w:ilvl w:val="0"/>
+          <w:numId w:val="1"/>
+        </w:numPr>
+        <w:spacing w:after="60" w:line="312"/>
+      </w:pPr>
+      <w:r>
+        <w:rPr>
+          <w:rFonts w:ascii="Times New Roman" w:eastAsia="SimSun"/>
+          <w:color w:val="000000"/>
+          <w:sz w:val="24"/>
+          <w:szCs w:val="24"/>
+        </w:rPr>
+        <w:t xml:space="preserve">说明：虚拟打印机基于 Windows 内置 PDF 驱动，不额外安装任何软件；打印任务写入 spool\capture.pdf 捕获文件，由工具实时读取。</w:t>
+      </w:r>
+    </w:p>
+    <w:p>
+      <w:pPr>
         <w:pStyle w:val="Heading1"/>
         <w:keepNext/>
         <w:spacing w:after="160" w:before="360" w:line="312"/>
         <w:jc w:val="center"/>
       </w:pPr>
-      <w:bookmarkStart w:id="100012" w:name="_Toc100012"/>
+      <w:bookmarkStart w:id="100013" w:name="_Toc100013"/>
       <w:r>
         <w:rPr>
           <w:rFonts w:ascii="Times New Roman" w:eastAsia="SimHei"/>
@@ -3510,7 +4274,7 @@
         </w:rPr>
         <w:t xml:space="preserve">5. 测试与验收记录</w:t>
       </w:r>
-      <w:bookmarkEnd w:id="100012"/>
+      <w:bookmarkEnd w:id="100013"/>
     </w:p>
     <w:p>
       <w:pPr>
@@ -3518,7 +4282,7 @@
         <w:keepNext/>
         <w:spacing w:after="120" w:before="280" w:line="312"/>
       </w:pPr>
-      <w:bookmarkStart w:id="100013" w:name="_Toc100013"/>
+      <w:bookmarkStart w:id="100014" w:name="_Toc100014"/>
       <w:r>
         <w:rPr>
           <w:rFonts w:ascii="Times New Roman" w:eastAsia="SimHei"/>
@@ -3530,7 +4294,7 @@
         </w:rPr>
         <w:t xml:space="preserve">5.1 测试环境</w:t>
       </w:r>
-      <w:bookmarkEnd w:id="100013"/>
+      <w:bookmarkEnd w:id="100014"/>
     </w:p>
     <w:tbl>
       <w:tblPr>
@@ -3790,7 +4554,7 @@
                 <w:sz w:val="21"/>
                 <w:szCs w:val="21"/>
               </w:rPr>
-              <w:t xml:space="preserve">pdfFactory 8.31（水洗唛转换）</w:t>
+              <w:t xml:space="preserve">「水洗唛打印助手」（工具自建：Microsoft Print To PDF 驱动 + 文件端口）</w:t>
             </w:r>
           </w:p>
         </w:tc>
@@ -3973,7 +4737,7 @@
                 <w:sz w:val="21"/>
                 <w:szCs w:val="21"/>
               </w:rPr>
-              <w:t xml:space="preserve">v1.0（Python 3.14）</w:t>
+              <w:t xml:space="preserve">v2.0（Python 3.14）</w:t>
             </w:r>
           </w:p>
         </w:tc>
@@ -3985,7 +4749,7 @@
         <w:keepNext/>
         <w:spacing w:after="120" w:before="280" w:line="312"/>
       </w:pPr>
-      <w:bookmarkStart w:id="100014" w:name="_Toc100014"/>
+      <w:bookmarkStart w:id="100015" w:name="_Toc100015"/>
       <w:r>
         <w:rPr>
           <w:rFonts w:ascii="Times New Roman" w:eastAsia="SimHei"/>
@@ -3997,7 +4761,7 @@
         </w:rPr>
         <w:t xml:space="preserve">5.2 测试记录</w:t>
       </w:r>
-      <w:bookmarkEnd w:id="100014"/>
+      <w:bookmarkEnd w:id="100015"/>
     </w:p>
     <w:tbl>
       <w:tblPr>
@@ -4195,7 +4959,7 @@
                 <w:sz w:val="21"/>
                 <w:szCs w:val="21"/>
               </w:rPr>
-              <w:t xml:space="preserve">捕获链路</w:t>
+              <w:t xml:space="preserve">虚拟打印机创建</w:t>
             </w:r>
           </w:p>
         </w:tc>
@@ -4223,7 +4987,7 @@
                 <w:sz w:val="21"/>
                 <w:szCs w:val="21"/>
               </w:rPr>
-              <w:t xml:space="preserve">打印测试页到「水洗唛转换」，检查 PDF 自动落盘</w:t>
+              <w:t xml:space="preserve">执行安装脚本创建「水洗唛打印助手」并检查端口/驱动</w:t>
             </w:r>
           </w:p>
         </w:tc>
@@ -4251,7 +5015,7 @@
                 <w:sz w:val="21"/>
                 <w:szCs w:val="21"/>
               </w:rPr>
-              <w:t xml:space="preserve">通过（无弹窗、静默保存）</w:t>
+              <w:t xml:space="preserve">通过（约 10 秒完成，可重复运行）</w:t>
             </w:r>
           </w:p>
         </w:tc>
@@ -4312,7 +5076,7 @@
                 <w:sz w:val="21"/>
                 <w:szCs w:val="21"/>
               </w:rPr>
-              <w:t xml:space="preserve">连打合并</w:t>
+              <w:t xml:space="preserve">捕获链路</w:t>
             </w:r>
           </w:p>
         </w:tc>
@@ -4340,7 +5104,7 @@
                 <w:sz w:val="21"/>
                 <w:szCs w:val="21"/>
               </w:rPr>
-              <w:t xml:space="preserve">快速连续发起 2 笔打印任务</w:t>
+              <w:t xml:space="preserve">打印测试页到「水洗唛打印助手」，检查捕获文件落盘</w:t>
             </w:r>
           </w:p>
         </w:tc>
@@ -4368,7 +5132,7 @@
                 <w:sz w:val="21"/>
                 <w:szCs w:val="21"/>
               </w:rPr>
-              <w:t xml:space="preserve">通过（合并为 1 个 2 页 PDF，逐页处理）</w:t>
+              <w:t xml:space="preserve">通过（静默写入，无弹窗）</w:t>
             </w:r>
           </w:p>
         </w:tc>
@@ -4429,7 +5193,7 @@
                 <w:sz w:val="21"/>
                 <w:szCs w:val="21"/>
               </w:rPr>
-              <w:t xml:space="preserve">旋转与排版</w:t>
+              <w:t xml:space="preserve">连打抗丢失</w:t>
             </w:r>
           </w:p>
         </w:tc>
@@ -4457,7 +5221,7 @@
                 <w:sz w:val="21"/>
                 <w:szCs w:val="21"/>
               </w:rPr>
-              <w:t xml:space="preserve">干跑模式生成标签位图并检查尺寸</w:t>
+              <w:t xml:space="preserve">瞬间连续发起 3 笔打印任务 × 3 轮</w:t>
             </w:r>
           </w:p>
         </w:tc>
@@ -4485,7 +5249,7 @@
                 <w:sz w:val="21"/>
                 <w:szCs w:val="21"/>
               </w:rPr>
-              <w:t xml:space="preserve">通过（30×120 毫米、300 点每英寸，尺寸精确）</w:t>
+              <w:t xml:space="preserve">通过（9/9 全部捕获，逐张处理）</w:t>
             </w:r>
           </w:p>
         </w:tc>
@@ -4546,7 +5310,7 @@
                 <w:sz w:val="21"/>
                 <w:szCs w:val="21"/>
               </w:rPr>
-              <w:t xml:space="preserve">物理打样</w:t>
+              <w:t xml:space="preserve">版面对齐</w:t>
             </w:r>
           </w:p>
         </w:tc>
@@ -4574,7 +5338,7 @@
                 <w:sz w:val="21"/>
                 <w:szCs w:val="21"/>
               </w:rPr>
-              <w:t xml:space="preserve">打印两版校准唛（顺时针 / 逆时针）</w:t>
+              <w:t xml:space="preserve">真实样例经新链路与旧版式逐像素比对</w:t>
             </w:r>
           </w:p>
         </w:tc>
@@ -4602,7 +5366,7 @@
                 <w:sz w:val="21"/>
                 <w:szCs w:val="21"/>
               </w:rPr>
-              <w:t xml:space="preserve">通过（标签机实际出纸）</w:t>
+              <w:t xml:space="preserve">通过（位置偏差 ≤1 像素；对齐补偿生效）</w:t>
             </w:r>
           </w:p>
         </w:tc>
@@ -4663,7 +5427,7 @@
                 <w:sz w:val="21"/>
                 <w:szCs w:val="21"/>
               </w:rPr>
-              <w:t xml:space="preserve">端到端全链路</w:t>
+              <w:t xml:space="preserve">旋转与排版</w:t>
             </w:r>
           </w:p>
         </w:tc>
@@ -4691,7 +5455,7 @@
                 <w:sz w:val="21"/>
                 <w:szCs w:val="21"/>
               </w:rPr>
-              <w:t xml:space="preserve">打印 → 捕获 → 旋转 → 送印 → 归档 → 关窗</w:t>
+              <w:t xml:space="preserve">干跑模式生成标签位图并检查尺寸</w:t>
             </w:r>
           </w:p>
         </w:tc>
@@ -4719,7 +5483,358 @@
                 <w:sz w:val="21"/>
                 <w:szCs w:val="21"/>
               </w:rPr>
-              <w:t xml:space="preserve">通过（5 个任务、7 张标签全自动完成）</w:t>
+              <w:t xml:space="preserve">通过（30×120 毫米、300 点每英寸，尺寸精确）</w:t>
+            </w:r>
+          </w:p>
+        </w:tc>
+      </w:tr>
+      <w:tr>
+        <w:trPr>
+          <w:cantSplit/>
+        </w:trPr>
+        <w:tc>
+          <w:tcPr>
+            <w:tcW w:type="pct" w:w="8%"/>
+            <w:tcMar>
+              <w:top w:type="dxa" w:w="60"/>
+              <w:left w:type="dxa" w:w="120"/>
+              <w:bottom w:type="dxa" w:w="60"/>
+              <w:right w:type="dxa" w:w="120"/>
+            </w:tcMar>
+          </w:tcPr>
+          <w:p>
+            <w:pPr>
+              <w:spacing w:after="40" w:before="40" w:line="312"/>
+              <w:jc w:val="left"/>
+            </w:pPr>
+            <w:r>
+              <w:rPr>
+                <w:rFonts w:ascii="Times New Roman" w:eastAsia="SimSun"/>
+                <w:b w:val="false"/>
+                <w:bCs w:val="false"/>
+                <w:color w:val="000000"/>
+                <w:sz w:val="21"/>
+                <w:szCs w:val="21"/>
+              </w:rPr>
+              <w:t xml:space="preserve">6</w:t>
+            </w:r>
+          </w:p>
+        </w:tc>
+        <w:tc>
+          <w:tcPr>
+            <w:tcW w:type="pct" w:w="18%"/>
+            <w:tcMar>
+              <w:top w:type="dxa" w:w="60"/>
+              <w:left w:type="dxa" w:w="120"/>
+              <w:bottom w:type="dxa" w:w="60"/>
+              <w:right w:type="dxa" w:w="120"/>
+            </w:tcMar>
+          </w:tcPr>
+          <w:p>
+            <w:pPr>
+              <w:spacing w:after="40" w:before="40" w:line="312"/>
+              <w:jc w:val="left"/>
+            </w:pPr>
+            <w:r>
+              <w:rPr>
+                <w:rFonts w:ascii="Times New Roman" w:eastAsia="SimSun"/>
+                <w:b w:val="false"/>
+                <w:bCs w:val="false"/>
+                <w:color w:val="000000"/>
+                <w:sz w:val="21"/>
+                <w:szCs w:val="21"/>
+              </w:rPr>
+              <w:t xml:space="preserve">安全闸</w:t>
+            </w:r>
+          </w:p>
+        </w:tc>
+        <w:tc>
+          <w:tcPr>
+            <w:tcW w:type="pct" w:w="44%"/>
+            <w:tcMar>
+              <w:top w:type="dxa" w:w="60"/>
+              <w:left w:type="dxa" w:w="120"/>
+              <w:bottom w:type="dxa" w:w="60"/>
+              <w:right w:type="dxa" w:w="120"/>
+            </w:tcMar>
+          </w:tcPr>
+          <w:p>
+            <w:pPr>
+              <w:spacing w:after="40" w:before="40" w:line="312"/>
+              <w:jc w:val="left"/>
+            </w:pPr>
+            <w:r>
+              <w:rPr>
+                <w:rFonts w:ascii="Times New Roman" w:eastAsia="SimSun"/>
+                <w:b w:val="false"/>
+                <w:bCs w:val="false"/>
+                <w:color w:val="000000"/>
+                <w:sz w:val="21"/>
+                <w:szCs w:val="21"/>
+              </w:rPr>
+              <w:t xml:space="preserve">读取干扰页面（整页文档）测试校验</w:t>
+            </w:r>
+          </w:p>
+        </w:tc>
+        <w:tc>
+          <w:tcPr>
+            <w:tcW w:type="pct" w:w="30%"/>
+            <w:tcMar>
+              <w:top w:type="dxa" w:w="60"/>
+              <w:left w:type="dxa" w:w="120"/>
+              <w:bottom w:type="dxa" w:w="60"/>
+              <w:right w:type="dxa" w:w="120"/>
+            </w:tcMar>
+          </w:tcPr>
+          <w:p>
+            <w:pPr>
+              <w:spacing w:after="40" w:before="40" w:line="312"/>
+              <w:jc w:val="left"/>
+            </w:pPr>
+            <w:r>
+              <w:rPr>
+                <w:rFonts w:ascii="Times New Roman" w:eastAsia="SimSun"/>
+                <w:b w:val="false"/>
+                <w:bCs w:val="false"/>
+                <w:color w:val="000000"/>
+                <w:sz w:val="21"/>
+                <w:szCs w:val="21"/>
+              </w:rPr>
+              <w:t xml:space="preserve">通过（正确拦下并转存 out\hold）</w:t>
+            </w:r>
+          </w:p>
+        </w:tc>
+      </w:tr>
+      <w:tr>
+        <w:trPr>
+          <w:cantSplit/>
+        </w:trPr>
+        <w:tc>
+          <w:tcPr>
+            <w:tcW w:type="pct" w:w="8%"/>
+            <w:tcMar>
+              <w:top w:type="dxa" w:w="60"/>
+              <w:left w:type="dxa" w:w="120"/>
+              <w:bottom w:type="dxa" w:w="60"/>
+              <w:right w:type="dxa" w:w="120"/>
+            </w:tcMar>
+          </w:tcPr>
+          <w:p>
+            <w:pPr>
+              <w:spacing w:after="40" w:before="40" w:line="312"/>
+              <w:jc w:val="left"/>
+            </w:pPr>
+            <w:r>
+              <w:rPr>
+                <w:rFonts w:ascii="Times New Roman" w:eastAsia="SimSun"/>
+                <w:b w:val="false"/>
+                <w:bCs w:val="false"/>
+                <w:color w:val="000000"/>
+                <w:sz w:val="21"/>
+                <w:szCs w:val="21"/>
+              </w:rPr>
+              <w:t xml:space="preserve">7</w:t>
+            </w:r>
+          </w:p>
+        </w:tc>
+        <w:tc>
+          <w:tcPr>
+            <w:tcW w:type="pct" w:w="18%"/>
+            <w:tcMar>
+              <w:top w:type="dxa" w:w="60"/>
+              <w:left w:type="dxa" w:w="120"/>
+              <w:bottom w:type="dxa" w:w="60"/>
+              <w:right w:type="dxa" w:w="120"/>
+            </w:tcMar>
+          </w:tcPr>
+          <w:p>
+            <w:pPr>
+              <w:spacing w:after="40" w:before="40" w:line="312"/>
+              <w:jc w:val="left"/>
+            </w:pPr>
+            <w:r>
+              <w:rPr>
+                <w:rFonts w:ascii="Times New Roman" w:eastAsia="SimSun"/>
+                <w:b w:val="false"/>
+                <w:bCs w:val="false"/>
+                <w:color w:val="000000"/>
+                <w:sz w:val="21"/>
+                <w:szCs w:val="21"/>
+              </w:rPr>
+              <w:t xml:space="preserve">物理烟测</w:t>
+            </w:r>
+          </w:p>
+        </w:tc>
+        <w:tc>
+          <w:tcPr>
+            <w:tcW w:type="pct" w:w="44%"/>
+            <w:tcMar>
+              <w:top w:type="dxa" w:w="60"/>
+              <w:left w:type="dxa" w:w="120"/>
+              <w:bottom w:type="dxa" w:w="60"/>
+              <w:right w:type="dxa" w:w="120"/>
+            </w:tcMar>
+          </w:tcPr>
+          <w:p>
+            <w:pPr>
+              <w:spacing w:after="40" w:before="40" w:line="312"/>
+              <w:jc w:val="left"/>
+            </w:pPr>
+            <w:r>
+              <w:rPr>
+                <w:rFonts w:ascii="Times New Roman" w:eastAsia="SimSun"/>
+                <w:b w:val="false"/>
+                <w:bCs w:val="false"/>
+                <w:color w:val="000000"/>
+                <w:sz w:val="21"/>
+                <w:szCs w:val="21"/>
+              </w:rPr>
+              <w:t xml:space="preserve">真实样例经全链路打印实体标签一张</w:t>
+            </w:r>
+          </w:p>
+        </w:tc>
+        <w:tc>
+          <w:tcPr>
+            <w:tcW w:type="pct" w:w="30%"/>
+            <w:tcMar>
+              <w:top w:type="dxa" w:w="60"/>
+              <w:left w:type="dxa" w:w="120"/>
+              <w:bottom w:type="dxa" w:w="60"/>
+              <w:right w:type="dxa" w:w="120"/>
+            </w:tcMar>
+          </w:tcPr>
+          <w:p>
+            <w:pPr>
+              <w:spacing w:after="40" w:before="40" w:line="312"/>
+              <w:jc w:val="left"/>
+            </w:pPr>
+            <w:r>
+              <w:rPr>
+                <w:rFonts w:ascii="Times New Roman" w:eastAsia="SimSun"/>
+                <w:b w:val="false"/>
+                <w:bCs w:val="false"/>
+                <w:color w:val="000000"/>
+                <w:sz w:val="21"/>
+                <w:szCs w:val="21"/>
+              </w:rPr>
+              <w:t xml:space="preserve">通过（标签机实际出纸，边距与原版式一致）</w:t>
+            </w:r>
+          </w:p>
+        </w:tc>
+      </w:tr>
+      <w:tr>
+        <w:trPr>
+          <w:cantSplit/>
+        </w:trPr>
+        <w:tc>
+          <w:tcPr>
+            <w:tcW w:type="pct" w:w="8%"/>
+            <w:tcMar>
+              <w:top w:type="dxa" w:w="60"/>
+              <w:left w:type="dxa" w:w="120"/>
+              <w:bottom w:type="dxa" w:w="60"/>
+              <w:right w:type="dxa" w:w="120"/>
+            </w:tcMar>
+          </w:tcPr>
+          <w:p>
+            <w:pPr>
+              <w:spacing w:after="40" w:before="40" w:line="312"/>
+              <w:jc w:val="left"/>
+            </w:pPr>
+            <w:r>
+              <w:rPr>
+                <w:rFonts w:ascii="Times New Roman" w:eastAsia="SimSun"/>
+                <w:b w:val="false"/>
+                <w:bCs w:val="false"/>
+                <w:color w:val="000000"/>
+                <w:sz w:val="21"/>
+                <w:szCs w:val="21"/>
+              </w:rPr>
+              <w:t xml:space="preserve">8</w:t>
+            </w:r>
+          </w:p>
+        </w:tc>
+        <w:tc>
+          <w:tcPr>
+            <w:tcW w:type="pct" w:w="18%"/>
+            <w:tcMar>
+              <w:top w:type="dxa" w:w="60"/>
+              <w:left w:type="dxa" w:w="120"/>
+              <w:bottom w:type="dxa" w:w="60"/>
+              <w:right w:type="dxa" w:w="120"/>
+            </w:tcMar>
+          </w:tcPr>
+          <w:p>
+            <w:pPr>
+              <w:spacing w:after="40" w:before="40" w:line="312"/>
+              <w:jc w:val="left"/>
+            </w:pPr>
+            <w:r>
+              <w:rPr>
+                <w:rFonts w:ascii="Times New Roman" w:eastAsia="SimSun"/>
+                <w:b w:val="false"/>
+                <w:bCs w:val="false"/>
+                <w:color w:val="000000"/>
+                <w:sz w:val="21"/>
+                <w:szCs w:val="21"/>
+              </w:rPr>
+              <w:t xml:space="preserve">界面自检</w:t>
+            </w:r>
+          </w:p>
+        </w:tc>
+        <w:tc>
+          <w:tcPr>
+            <w:tcW w:type="pct" w:w="44%"/>
+            <w:tcMar>
+              <w:top w:type="dxa" w:w="60"/>
+              <w:left w:type="dxa" w:w="120"/>
+              <w:bottom w:type="dxa" w:w="60"/>
+              <w:right w:type="dxa" w:w="120"/>
+            </w:tcMar>
+          </w:tcPr>
+          <w:p>
+            <w:pPr>
+              <w:spacing w:after="40" w:before="40" w:line="312"/>
+              <w:jc w:val="left"/>
+            </w:pPr>
+            <w:r>
+              <w:rPr>
+                <w:rFonts w:ascii="Times New Roman" w:eastAsia="SimSun"/>
+                <w:b w:val="false"/>
+                <w:bCs w:val="false"/>
+                <w:color w:val="000000"/>
+                <w:sz w:val="21"/>
+                <w:szCs w:val="21"/>
+              </w:rPr>
+              <w:t xml:space="preserve">控制面板、布局设计器窗口冒烟</w:t>
+            </w:r>
+          </w:p>
+        </w:tc>
+        <w:tc>
+          <w:tcPr>
+            <w:tcW w:type="pct" w:w="30%"/>
+            <w:tcMar>
+              <w:top w:type="dxa" w:w="60"/>
+              <w:left w:type="dxa" w:w="120"/>
+              <w:bottom w:type="dxa" w:w="60"/>
+              <w:right w:type="dxa" w:w="120"/>
+            </w:tcMar>
+          </w:tcPr>
+          <w:p>
+            <w:pPr>
+              <w:spacing w:after="40" w:before="40" w:line="312"/>
+              <w:jc w:val="left"/>
+            </w:pPr>
+            <w:r>
+              <w:rPr>
+                <w:rFonts w:ascii="Times New Roman" w:eastAsia="SimSun"/>
+                <w:b w:val="false"/>
+                <w:bCs w:val="false"/>
+                <w:color w:val="000000"/>
+                <w:sz w:val="21"/>
+                <w:szCs w:val="21"/>
+              </w:rPr>
+              <w:t xml:space="preserve">通过（窗口正常打开，无报错）</w:t>
             </w:r>
           </w:p>
         </w:tc>
@@ -4731,7 +5846,7 @@
         <w:keepNext/>
         <w:spacing w:after="120" w:before="280" w:line="312"/>
       </w:pPr>
-      <w:bookmarkStart w:id="100015" w:name="_Toc100015"/>
+      <w:bookmarkStart w:id="100016" w:name="_Toc100016"/>
       <w:r>
         <w:rPr>
           <w:rFonts w:ascii="Times New Roman" w:eastAsia="SimHei"/>
@@ -4743,7 +5858,7 @@
         </w:rPr>
         <w:t xml:space="preserve">5.3 待确认事项与验收结论</w:t>
       </w:r>
-      <w:bookmarkEnd w:id="100015"/>
+      <w:bookmarkEnd w:id="100016"/>
     </w:p>
     <w:p>
       <w:pPr>
@@ -4758,7 +5873,7 @@
           <w:sz w:val="24"/>
           <w:szCs w:val="24"/>
         </w:rPr>
-        <w:t xml:space="preserve">待确认事项：旋转方向需现场目检两张校准唛后最终确认（默认顺时针）；其余配置均无需调整。测试期间共打印若干测试唛（内容均为测试数据，可直接丢弃）。</w:t>
+        <w:t xml:space="preserve">待确认事项：① 旋转方向需现场目检两张校准唛后最终确认（默认顺时针）；② 洗衣管家打印设备已指向「水洗唛打印助手」，建议下一次实际打印时留意首张标签（必要时重启一次洗衣管家）。测试期间打印的测试唛内容均为样例数据，可直接丢弃。</w:t>
       </w:r>
     </w:p>
     <w:p>
@@ -4774,7 +5889,7 @@
           <w:sz w:val="24"/>
           <w:szCs w:val="24"/>
         </w:rPr>
-        <w:t xml:space="preserve">验收结论：除上述方向目检外，全部验收项均已通过，工具具备投入日常使用的条件。</w:t>
+        <w:t xml:space="preserve">验收结论：除上述现场目检外，v2.0 全部验收项均已通过，工具具备投入日常使用的条件。</w:t>
       </w:r>
     </w:p>
     <w:p>
@@ -4784,7 +5899,7 @@
         <w:spacing w:after="160" w:before="360" w:line="312"/>
         <w:jc w:val="center"/>
       </w:pPr>
-      <w:bookmarkStart w:id="100016" w:name="_Toc100016"/>
+      <w:bookmarkStart w:id="100017" w:name="_Toc100017"/>
       <w:r>
         <w:rPr>
           <w:rFonts w:ascii="Times New Roman" w:eastAsia="SimHei"/>
@@ -4796,7 +5911,7 @@
         </w:rPr>
         <w:t xml:space="preserve">6. 目录与文件说明</w:t>
       </w:r>
-      <w:bookmarkEnd w:id="100016"/>
+      <w:bookmarkEnd w:id="100017"/>
     </w:p>
     <w:p>
       <w:pPr>
@@ -4839,7 +5954,7 @@
         </w:trPr>
         <w:tc>
           <w:tcPr>
-            <w:tcW w:type="pct" w:w="26%"/>
+            <w:tcW w:type="pct" w:w="30%"/>
             <w:shd w:fill="1284BA" w:val="clear"/>
             <w:tcMar>
               <w:top w:type="dxa" w:w="60"/>
@@ -4868,7 +5983,7 @@
         </w:tc>
         <w:tc>
           <w:tcPr>
-            <w:tcW w:type="pct" w:w="74%"/>
+            <w:tcW w:type="pct" w:w="70%"/>
             <w:shd w:fill="1284BA" w:val="clear"/>
             <w:tcMar>
               <w:top w:type="dxa" w:w="60"/>
@@ -4902,7 +6017,7 @@
         </w:trPr>
         <w:tc>
           <w:tcPr>
-            <w:tcW w:type="pct" w:w="26%"/>
+            <w:tcW w:type="pct" w:w="30%"/>
             <w:tcMar>
               <w:top w:type="dxa" w:w="60"/>
               <w:left w:type="dxa" w:w="120"/>
@@ -4930,7 +6045,7 @@
         </w:tc>
         <w:tc>
           <w:tcPr>
-            <w:tcW w:type="pct" w:w="74%"/>
+            <w:tcW w:type="pct" w:w="70%"/>
             <w:tcMar>
               <w:top w:type="dxa" w:w="60"/>
               <w:left w:type="dxa" w:w="120"/>
@@ -4963,7 +6078,7 @@
         </w:trPr>
         <w:tc>
           <w:tcPr>
-            <w:tcW w:type="pct" w:w="26%"/>
+            <w:tcW w:type="pct" w:w="30%"/>
             <w:tcMar>
               <w:top w:type="dxa" w:w="60"/>
               <w:left w:type="dxa" w:w="120"/>
@@ -4991,29 +6106,29 @@
         </w:tc>
         <w:tc>
           <w:tcPr>
-            <w:tcW w:type="pct" w:w="74%"/>
-            <w:tcMar>
-              <w:top w:type="dxa" w:w="60"/>
-              <w:left w:type="dxa" w:w="120"/>
-              <w:bottom w:type="dxa" w:w="60"/>
-              <w:right w:type="dxa" w:w="120"/>
-            </w:tcMar>
-          </w:tcPr>
-          <w:p>
-            <w:pPr>
-              <w:spacing w:after="40" w:before="40" w:line="312"/>
-              <w:jc w:val="left"/>
-            </w:pPr>
-            <w:r>
-              <w:rPr>
-                <w:rFonts w:ascii="Times New Roman" w:eastAsia="SimSun"/>
-                <w:b w:val="false"/>
-                <w:bCs w:val="false"/>
-                <w:color w:val="000000"/>
-                <w:sz w:val="21"/>
-                <w:szCs w:val="21"/>
-              </w:rPr>
-              <w:t xml:space="preserve">程序代码（watcher 监视引擎、cli 命令行、ui 控制面板等）</w:t>
+            <w:tcW w:type="pct" w:w="70%"/>
+            <w:tcMar>
+              <w:top w:type="dxa" w:w="60"/>
+              <w:left w:type="dxa" w:w="120"/>
+              <w:bottom w:type="dxa" w:w="60"/>
+              <w:right w:type="dxa" w:w="120"/>
+            </w:tcMar>
+          </w:tcPr>
+          <w:p>
+            <w:pPr>
+              <w:spacing w:after="40" w:before="40" w:line="312"/>
+              <w:jc w:val="left"/>
+            </w:pPr>
+            <w:r>
+              <w:rPr>
+                <w:rFonts w:ascii="Times New Roman" w:eastAsia="SimSun"/>
+                <w:b w:val="false"/>
+                <w:bCs w:val="false"/>
+                <w:color w:val="000000"/>
+                <w:sz w:val="21"/>
+                <w:szCs w:val="21"/>
+              </w:rPr>
+              <w:t xml:space="preserve">程序代码（watcher 监视引擎、capture 捕获器、layout 布局引擎、designer 布局设计器等）</w:t>
             </w:r>
           </w:p>
         </w:tc>
@@ -5024,7 +6139,7 @@
         </w:trPr>
         <w:tc>
           <w:tcPr>
-            <w:tcW w:type="pct" w:w="26%"/>
+            <w:tcW w:type="pct" w:w="30%"/>
             <w:tcMar>
               <w:top w:type="dxa" w:w="60"/>
               <w:left w:type="dxa" w:w="120"/>
@@ -5052,7 +6167,7 @@
         </w:tc>
         <w:tc>
           <w:tcPr>
-            <w:tcW w:type="pct" w:w="74%"/>
+            <w:tcW w:type="pct" w:w="70%"/>
             <w:tcMar>
               <w:top w:type="dxa" w:w="60"/>
               <w:left w:type="dxa" w:w="120"/>
@@ -5085,7 +6200,7 @@
         </w:trPr>
         <w:tc>
           <w:tcPr>
-            <w:tcW w:type="pct" w:w="26%"/>
+            <w:tcW w:type="pct" w:w="30%"/>
             <w:tcMar>
               <w:top w:type="dxa" w:w="60"/>
               <w:left w:type="dxa" w:w="120"/>
@@ -5113,7 +6228,7 @@
         </w:tc>
         <w:tc>
           <w:tcPr>
-            <w:tcW w:type="pct" w:w="74%"/>
+            <w:tcW w:type="pct" w:w="70%"/>
             <w:tcMar>
               <w:top w:type="dxa" w:w="60"/>
               <w:left w:type="dxa" w:w="120"/>
@@ -5146,7 +6261,7 @@
         </w:trPr>
         <w:tc>
           <w:tcPr>
-            <w:tcW w:type="pct" w:w="26%"/>
+            <w:tcW w:type="pct" w:w="30%"/>
             <w:tcMar>
               <w:top w:type="dxa" w:w="60"/>
               <w:left w:type="dxa" w:w="120"/>
@@ -5174,7 +6289,7 @@
         </w:tc>
         <w:tc>
           <w:tcPr>
-            <w:tcW w:type="pct" w:w="74%"/>
+            <w:tcW w:type="pct" w:w="70%"/>
             <w:tcMar>
               <w:top w:type="dxa" w:w="60"/>
               <w:left w:type="dxa" w:w="120"/>
@@ -5207,7 +6322,7 @@
         </w:trPr>
         <w:tc>
           <w:tcPr>
-            <w:tcW w:type="pct" w:w="26%"/>
+            <w:tcW w:type="pct" w:w="30%"/>
             <w:tcMar>
               <w:top w:type="dxa" w:w="60"/>
               <w:left w:type="dxa" w:w="120"/>
@@ -5235,7 +6350,7 @@
         </w:tc>
         <w:tc>
           <w:tcPr>
-            <w:tcW w:type="pct" w:w="74%"/>
+            <w:tcW w:type="pct" w:w="70%"/>
             <w:tcMar>
               <w:top w:type="dxa" w:w="60"/>
               <w:left w:type="dxa" w:w="120"/>
@@ -5268,57 +6383,57 @@
         </w:trPr>
         <w:tc>
           <w:tcPr>
-            <w:tcW w:type="pct" w:w="26%"/>
-            <w:tcMar>
-              <w:top w:type="dxa" w:w="60"/>
-              <w:left w:type="dxa" w:w="120"/>
-              <w:bottom w:type="dxa" w:w="60"/>
-              <w:right w:type="dxa" w:w="120"/>
-            </w:tcMar>
-          </w:tcPr>
-          <w:p>
-            <w:pPr>
-              <w:spacing w:after="40" w:before="40" w:line="312"/>
-              <w:jc w:val="left"/>
-            </w:pPr>
-            <w:r>
-              <w:rPr>
-                <w:rFonts w:ascii="Times New Roman" w:eastAsia="SimSun"/>
-                <w:b w:val="false"/>
-                <w:bCs w:val="false"/>
-                <w:color w:val="000000"/>
-                <w:sz w:val="21"/>
-                <w:szCs w:val="21"/>
-              </w:rPr>
-              <w:t xml:space="preserve">config.json</w:t>
-            </w:r>
-          </w:p>
-        </w:tc>
-        <w:tc>
-          <w:tcPr>
-            <w:tcW w:type="pct" w:w="74%"/>
-            <w:tcMar>
-              <w:top w:type="dxa" w:w="60"/>
-              <w:left w:type="dxa" w:w="120"/>
-              <w:bottom w:type="dxa" w:w="60"/>
-              <w:right w:type="dxa" w:w="120"/>
-            </w:tcMar>
-          </w:tcPr>
-          <w:p>
-            <w:pPr>
-              <w:spacing w:after="40" w:before="40" w:line="312"/>
-              <w:jc w:val="left"/>
-            </w:pPr>
-            <w:r>
-              <w:rPr>
-                <w:rFonts w:ascii="Times New Roman" w:eastAsia="SimSun"/>
-                <w:b w:val="false"/>
-                <w:bCs w:val="false"/>
-                <w:color w:val="000000"/>
-                <w:sz w:val="21"/>
-                <w:szCs w:val="21"/>
-              </w:rPr>
-              <w:t xml:space="preserve">配置文件（旋转方向、偏移、监视目录等）</w:t>
+            <w:tcW w:type="pct" w:w="30%"/>
+            <w:tcMar>
+              <w:top w:type="dxa" w:w="60"/>
+              <w:left w:type="dxa" w:w="120"/>
+              <w:bottom w:type="dxa" w:w="60"/>
+              <w:right w:type="dxa" w:w="120"/>
+            </w:tcMar>
+          </w:tcPr>
+          <w:p>
+            <w:pPr>
+              <w:spacing w:after="40" w:before="40" w:line="312"/>
+              <w:jc w:val="left"/>
+            </w:pPr>
+            <w:r>
+              <w:rPr>
+                <w:rFonts w:ascii="Times New Roman" w:eastAsia="SimSun"/>
+                <w:b w:val="false"/>
+                <w:bCs w:val="false"/>
+                <w:color w:val="000000"/>
+                <w:sz w:val="21"/>
+                <w:szCs w:val="21"/>
+              </w:rPr>
+              <w:t xml:space="preserve">spool\</w:t>
+            </w:r>
+          </w:p>
+        </w:tc>
+        <w:tc>
+          <w:tcPr>
+            <w:tcW w:type="pct" w:w="70%"/>
+            <w:tcMar>
+              <w:top w:type="dxa" w:w="60"/>
+              <w:left w:type="dxa" w:w="120"/>
+              <w:bottom w:type="dxa" w:w="60"/>
+              <w:right w:type="dxa" w:w="120"/>
+            </w:tcMar>
+          </w:tcPr>
+          <w:p>
+            <w:pPr>
+              <w:spacing w:after="40" w:before="40" w:line="312"/>
+              <w:jc w:val="left"/>
+            </w:pPr>
+            <w:r>
+              <w:rPr>
+                <w:rFonts w:ascii="Times New Roman" w:eastAsia="SimSun"/>
+                <w:b w:val="false"/>
+                <w:bCs w:val="false"/>
+                <w:color w:val="000000"/>
+                <w:sz w:val="21"/>
+                <w:szCs w:val="21"/>
+              </w:rPr>
+              <w:t xml:space="preserve">虚拟打印机捕获文件与作业暂存（运行数据）</w:t>
             </w:r>
           </w:p>
         </w:tc>
@@ -5329,57 +6444,240 @@
         </w:trPr>
         <w:tc>
           <w:tcPr>
-            <w:tcW w:type="pct" w:w="26%"/>
-            <w:tcMar>
-              <w:top w:type="dxa" w:w="60"/>
-              <w:left w:type="dxa" w:w="120"/>
-              <w:bottom w:type="dxa" w:w="60"/>
-              <w:right w:type="dxa" w:w="120"/>
-            </w:tcMar>
-          </w:tcPr>
-          <w:p>
-            <w:pPr>
-              <w:spacing w:after="40" w:before="40" w:line="312"/>
-              <w:jc w:val="left"/>
-            </w:pPr>
-            <w:r>
-              <w:rPr>
-                <w:rFonts w:ascii="Times New Roman" w:eastAsia="SimSun"/>
-                <w:b w:val="false"/>
-                <w:bCs w:val="false"/>
-                <w:color w:val="000000"/>
-                <w:sz w:val="21"/>
-                <w:szCs w:val="21"/>
-              </w:rPr>
-              <w:t xml:space="preserve">打开标签编辑器.cmd</w:t>
-            </w:r>
-          </w:p>
-        </w:tc>
-        <w:tc>
-          <w:tcPr>
-            <w:tcW w:type="pct" w:w="74%"/>
-            <w:tcMar>
-              <w:top w:type="dxa" w:w="60"/>
-              <w:left w:type="dxa" w:w="120"/>
-              <w:bottom w:type="dxa" w:w="60"/>
-              <w:right w:type="dxa" w:w="120"/>
-            </w:tcMar>
-          </w:tcPr>
-          <w:p>
-            <w:pPr>
-              <w:spacing w:after="40" w:before="40" w:line="312"/>
-              <w:jc w:val="left"/>
-            </w:pPr>
-            <w:r>
-              <w:rPr>
-                <w:rFonts w:ascii="Times New Roman" w:eastAsia="SimSun"/>
-                <w:b w:val="false"/>
-                <w:bCs w:val="false"/>
-                <w:color w:val="000000"/>
-                <w:sz w:val="21"/>
-                <w:szCs w:val="21"/>
-              </w:rPr>
-              <w:t xml:space="preserve">标签内容编辑器入口（识别 → 编辑 → 预览 → 打印）</w:t>
+            <w:tcW w:type="pct" w:w="30%"/>
+            <w:tcMar>
+              <w:top w:type="dxa" w:w="60"/>
+              <w:left w:type="dxa" w:w="120"/>
+              <w:bottom w:type="dxa" w:w="60"/>
+              <w:right w:type="dxa" w:w="120"/>
+            </w:tcMar>
+          </w:tcPr>
+          <w:p>
+            <w:pPr>
+              <w:spacing w:after="40" w:before="40" w:line="312"/>
+              <w:jc w:val="left"/>
+            </w:pPr>
+            <w:r>
+              <w:rPr>
+                <w:rFonts w:ascii="Times New Roman" w:eastAsia="SimSun"/>
+                <w:b w:val="false"/>
+                <w:bCs w:val="false"/>
+                <w:color w:val="000000"/>
+                <w:sz w:val="21"/>
+                <w:szCs w:val="21"/>
+              </w:rPr>
+              <w:t xml:space="preserve">templates\</w:t>
+            </w:r>
+          </w:p>
+        </w:tc>
+        <w:tc>
+          <w:tcPr>
+            <w:tcW w:type="pct" w:w="70%"/>
+            <w:tcMar>
+              <w:top w:type="dxa" w:w="60"/>
+              <w:left w:type="dxa" w:w="120"/>
+              <w:bottom w:type="dxa" w:w="60"/>
+              <w:right w:type="dxa" w:w="120"/>
+            </w:tcMar>
+          </w:tcPr>
+          <w:p>
+            <w:pPr>
+              <w:spacing w:after="40" w:before="40" w:line="312"/>
+              <w:jc w:val="left"/>
+            </w:pPr>
+            <w:r>
+              <w:rPr>
+                <w:rFonts w:ascii="Times New Roman" w:eastAsia="SimSun"/>
+                <w:b w:val="false"/>
+                <w:bCs w:val="false"/>
+                <w:color w:val="000000"/>
+                <w:sz w:val="21"/>
+                <w:szCs w:val="21"/>
+              </w:rPr>
+              <w:t xml:space="preserve">布局模板（布局设计器保存的位置）</w:t>
+            </w:r>
+          </w:p>
+        </w:tc>
+      </w:tr>
+      <w:tr>
+        <w:trPr>
+          <w:cantSplit/>
+        </w:trPr>
+        <w:tc>
+          <w:tcPr>
+            <w:tcW w:type="pct" w:w="30%"/>
+            <w:tcMar>
+              <w:top w:type="dxa" w:w="60"/>
+              <w:left w:type="dxa" w:w="120"/>
+              <w:bottom w:type="dxa" w:w="60"/>
+              <w:right w:type="dxa" w:w="120"/>
+            </w:tcMar>
+          </w:tcPr>
+          <w:p>
+            <w:pPr>
+              <w:spacing w:after="40" w:before="40" w:line="312"/>
+              <w:jc w:val="left"/>
+            </w:pPr>
+            <w:r>
+              <w:rPr>
+                <w:rFonts w:ascii="Times New Roman" w:eastAsia="SimSun"/>
+                <w:b w:val="false"/>
+                <w:bCs w:val="false"/>
+                <w:color w:val="000000"/>
+                <w:sz w:val="21"/>
+                <w:szCs w:val="21"/>
+              </w:rPr>
+              <w:t xml:space="preserve">config.json</w:t>
+            </w:r>
+          </w:p>
+        </w:tc>
+        <w:tc>
+          <w:tcPr>
+            <w:tcW w:type="pct" w:w="70%"/>
+            <w:tcMar>
+              <w:top w:type="dxa" w:w="60"/>
+              <w:left w:type="dxa" w:w="120"/>
+              <w:bottom w:type="dxa" w:w="60"/>
+              <w:right w:type="dxa" w:w="120"/>
+            </w:tcMar>
+          </w:tcPr>
+          <w:p>
+            <w:pPr>
+              <w:spacing w:after="40" w:before="40" w:line="312"/>
+              <w:jc w:val="left"/>
+            </w:pPr>
+            <w:r>
+              <w:rPr>
+                <w:rFonts w:ascii="Times New Roman" w:eastAsia="SimSun"/>
+                <w:b w:val="false"/>
+                <w:bCs w:val="false"/>
+                <w:color w:val="000000"/>
+                <w:sz w:val="21"/>
+                <w:szCs w:val="21"/>
+              </w:rPr>
+              <w:t xml:space="preserve">配置文件（旋转方向、偏移、监视目录、捕获与布局等）</w:t>
+            </w:r>
+          </w:p>
+        </w:tc>
+      </w:tr>
+      <w:tr>
+        <w:trPr>
+          <w:cantSplit/>
+        </w:trPr>
+        <w:tc>
+          <w:tcPr>
+            <w:tcW w:type="pct" w:w="30%"/>
+            <w:tcMar>
+              <w:top w:type="dxa" w:w="60"/>
+              <w:left w:type="dxa" w:w="120"/>
+              <w:bottom w:type="dxa" w:w="60"/>
+              <w:right w:type="dxa" w:w="120"/>
+            </w:tcMar>
+          </w:tcPr>
+          <w:p>
+            <w:pPr>
+              <w:spacing w:after="40" w:before="40" w:line="312"/>
+              <w:jc w:val="left"/>
+            </w:pPr>
+            <w:r>
+              <w:rPr>
+                <w:rFonts w:ascii="Times New Roman" w:eastAsia="SimSun"/>
+                <w:b w:val="false"/>
+                <w:bCs w:val="false"/>
+                <w:color w:val="000000"/>
+                <w:sz w:val="21"/>
+                <w:szCs w:val="21"/>
+              </w:rPr>
+              <w:t xml:space="preserve">安装虚拟打印机.cmd / 卸载虚拟打印机.cmd</w:t>
+            </w:r>
+          </w:p>
+        </w:tc>
+        <w:tc>
+          <w:tcPr>
+            <w:tcW w:type="pct" w:w="70%"/>
+            <w:tcMar>
+              <w:top w:type="dxa" w:w="60"/>
+              <w:left w:type="dxa" w:w="120"/>
+              <w:bottom w:type="dxa" w:w="60"/>
+              <w:right w:type="dxa" w:w="120"/>
+            </w:tcMar>
+          </w:tcPr>
+          <w:p>
+            <w:pPr>
+              <w:spacing w:after="40" w:before="40" w:line="312"/>
+              <w:jc w:val="left"/>
+            </w:pPr>
+            <w:r>
+              <w:rPr>
+                <w:rFonts w:ascii="Times New Roman" w:eastAsia="SimSun"/>
+                <w:b w:val="false"/>
+                <w:bCs w:val="false"/>
+                <w:color w:val="000000"/>
+                <w:sz w:val="21"/>
+                <w:szCs w:val="21"/>
+              </w:rPr>
+              <w:t xml:space="preserve">创建/移除虚拟打印机「水洗唛打印助手」（需管理员确认一次）</w:t>
+            </w:r>
+          </w:p>
+        </w:tc>
+      </w:tr>
+      <w:tr>
+        <w:trPr>
+          <w:cantSplit/>
+        </w:trPr>
+        <w:tc>
+          <w:tcPr>
+            <w:tcW w:type="pct" w:w="30%"/>
+            <w:tcMar>
+              <w:top w:type="dxa" w:w="60"/>
+              <w:left w:type="dxa" w:w="120"/>
+              <w:bottom w:type="dxa" w:w="60"/>
+              <w:right w:type="dxa" w:w="120"/>
+            </w:tcMar>
+          </w:tcPr>
+          <w:p>
+            <w:pPr>
+              <w:spacing w:after="40" w:before="40" w:line="312"/>
+              <w:jc w:val="left"/>
+            </w:pPr>
+            <w:r>
+              <w:rPr>
+                <w:rFonts w:ascii="Times New Roman" w:eastAsia="SimSun"/>
+                <w:b w:val="false"/>
+                <w:bCs w:val="false"/>
+                <w:color w:val="000000"/>
+                <w:sz w:val="21"/>
+                <w:szCs w:val="21"/>
+              </w:rPr>
+              <w:t xml:space="preserve">打开布局设计器.cmd</w:t>
+            </w:r>
+          </w:p>
+        </w:tc>
+        <w:tc>
+          <w:tcPr>
+            <w:tcW w:type="pct" w:w="70%"/>
+            <w:tcMar>
+              <w:top w:type="dxa" w:w="60"/>
+              <w:left w:type="dxa" w:w="120"/>
+              <w:bottom w:type="dxa" w:w="60"/>
+              <w:right w:type="dxa" w:w="120"/>
+            </w:tcMar>
+          </w:tcPr>
+          <w:p>
+            <w:pPr>
+              <w:spacing w:after="40" w:before="40" w:line="312"/>
+              <w:jc w:val="left"/>
+            </w:pPr>
+            <w:r>
+              <w:rPr>
+                <w:rFonts w:ascii="Times New Roman" w:eastAsia="SimSun"/>
+                <w:b w:val="false"/>
+                <w:bCs w:val="false"/>
+                <w:color w:val="000000"/>
+                <w:sz w:val="21"/>
+                <w:szCs w:val="21"/>
+              </w:rPr>
+              <w:t xml:space="preserve">布局设计器入口（设计 → 预览 → 打印）</w:t>
             </w:r>
           </w:p>
         </w:tc>
@@ -5392,7 +6690,7 @@
         <w:spacing w:after="160" w:before="360" w:line="312"/>
         <w:jc w:val="center"/>
       </w:pPr>
-      <w:bookmarkStart w:id="100017" w:name="_Toc100017"/>
+      <w:bookmarkStart w:id="100018" w:name="_Toc100018"/>
       <w:r>
         <w:rPr>
           <w:rFonts w:ascii="Times New Roman" w:eastAsia="SimHei"/>
@@ -5404,7 +6702,7 @@
         </w:rPr>
         <w:t xml:space="preserve">7. 常见问题</w:t>
       </w:r>
-      <w:bookmarkEnd w:id="100017"/>
+      <w:bookmarkEnd w:id="100018"/>
     </w:p>
     <w:tbl>
       <w:tblPr>
@@ -5542,7 +6840,7 @@
                 <w:sz w:val="21"/>
                 <w:szCs w:val="21"/>
               </w:rPr>
-              <w:t xml:space="preserve">检查「启动监视」窗口是否仍在运行；查看 out\logs 当天日志。</w:t>
+              <w:t xml:space="preserve">检查打印时选择的打印机是否为「水洗唛打印助手」，以及「启动监视」是否仍在运行；并查看 out\logs 当天日志。</w:t>
             </w:r>
           </w:p>
         </w:tc>
@@ -5575,7 +6873,7 @@
                 <w:sz w:val="21"/>
                 <w:szCs w:val="21"/>
               </w:rPr>
-              <w:t xml:space="preserve">屏幕上弹出了 pdfFactory 窗口？</w:t>
+              <w:t xml:space="preserve">「水洗唛打印助手」打印机不见了？</w:t>
             </w:r>
           </w:p>
         </w:tc>
@@ -5603,7 +6901,7 @@
                 <w:sz w:val="21"/>
                 <w:szCs w:val="21"/>
               </w:rPr>
-              <w:t xml:space="preserve">正常现象，工具处理完成后会自动关闭；无需手动操作。</w:t>
+              <w:t xml:space="preserve">双击「安装虚拟打印机.cmd」重新安装（约 10 秒）；或打开控制面板点「虚拟打印机」查看状态。</w:t>
             </w:r>
           </w:p>
         </w:tc>
@@ -5758,7 +7056,7 @@
                 <w:sz w:val="21"/>
                 <w:szCs w:val="21"/>
               </w:rPr>
-              <w:t xml:space="preserve">有旧标签需要补打？</w:t>
+              <w:t xml:space="preserve">想改水洗唛的版面布局？</w:t>
             </w:r>
           </w:p>
         </w:tc>
@@ -5786,7 +7084,7 @@
                 <w:sz w:val="21"/>
                 <w:szCs w:val="21"/>
               </w:rPr>
-              <w:t xml:space="preserve">在 out\archive 找到对应 PDF，拖到「把PDF拖到这里处理.cmd」上即可。</w:t>
+              <w:t xml:space="preserve">双击「打开布局设计器.cmd」自由排版；满意后勾选「用于自动打印」，之后每张标签按你的布局重排（识别失败会自动回退为原样旋转）。</w:t>
             </w:r>
           </w:p>
         </w:tc>
@@ -5819,7 +7117,7 @@
                 <w:sz w:val="21"/>
                 <w:szCs w:val="21"/>
               </w:rPr>
-              <w:t xml:space="preserve">某些 PDF 没有自动打印？</w:t>
+              <w:t xml:space="preserve">有旧标签需要补打？</w:t>
             </w:r>
           </w:p>
         </w:tc>
@@ -5847,7 +7145,7 @@
                 <w:sz w:val="21"/>
                 <w:szCs w:val="21"/>
               </w:rPr>
-              <w:t xml:space="preserve">尺寸不符合标签比例的文件会被安全闸拦下（移入 out\hold），防止误打。</w:t>
+              <w:t xml:space="preserve">在 out\archive 找到对应 PDF，拖到「把PDF拖到这里处理.cmd」上即可。</w:t>
             </w:r>
           </w:p>
         </w:tc>
@@ -5880,7 +7178,7 @@
                 <w:sz w:val="21"/>
                 <w:szCs w:val="21"/>
               </w:rPr>
-              <w:t xml:space="preserve">电脑重启后需要手动启动吗？</w:t>
+              <w:t xml:space="preserve">某些打印内容没有自动输出？</w:t>
             </w:r>
           </w:p>
         </w:tc>
@@ -5908,7 +7206,7 @@
                 <w:sz w:val="21"/>
                 <w:szCs w:val="21"/>
               </w:rPr>
-              <w:t xml:space="preserve">默认需要；运行一次「安装开机自启.ps1」即可随登录自动运行。</w:t>
+              <w:t xml:space="preserve">内容不在标签区域内的文件会被安全闸拦下（移入 out\hold），防止误打。</w:t>
             </w:r>
           </w:p>
         </w:tc>
@@ -5941,6 +7239,67 @@
                 <w:sz w:val="21"/>
                 <w:szCs w:val="21"/>
               </w:rPr>
+              <w:t xml:space="preserve">电脑重启后需要手动启动吗？</w:t>
+            </w:r>
+          </w:p>
+        </w:tc>
+        <w:tc>
+          <w:tcPr>
+            <w:tcW w:type="pct" w:w="64%"/>
+            <w:tcMar>
+              <w:top w:type="dxa" w:w="60"/>
+              <w:left w:type="dxa" w:w="120"/>
+              <w:bottom w:type="dxa" w:w="60"/>
+              <w:right w:type="dxa" w:w="120"/>
+            </w:tcMar>
+          </w:tcPr>
+          <w:p>
+            <w:pPr>
+              <w:spacing w:after="40" w:before="40" w:line="312"/>
+              <w:jc w:val="left"/>
+            </w:pPr>
+            <w:r>
+              <w:rPr>
+                <w:rFonts w:ascii="Times New Roman" w:eastAsia="SimSun"/>
+                <w:b w:val="false"/>
+                <w:bCs w:val="false"/>
+                <w:color w:val="000000"/>
+                <w:sz w:val="21"/>
+                <w:szCs w:val="21"/>
+              </w:rPr>
+              <w:t xml:space="preserve">默认需要；运行一次「安装开机自启.ps1」即可随登录自动运行。</w:t>
+            </w:r>
+          </w:p>
+        </w:tc>
+      </w:tr>
+      <w:tr>
+        <w:trPr>
+          <w:cantSplit/>
+        </w:trPr>
+        <w:tc>
+          <w:tcPr>
+            <w:tcW w:type="pct" w:w="36%"/>
+            <w:tcMar>
+              <w:top w:type="dxa" w:w="60"/>
+              <w:left w:type="dxa" w:w="120"/>
+              <w:bottom w:type="dxa" w:w="60"/>
+              <w:right w:type="dxa" w:w="120"/>
+            </w:tcMar>
+          </w:tcPr>
+          <w:p>
+            <w:pPr>
+              <w:spacing w:after="40" w:before="40" w:line="312"/>
+              <w:jc w:val="left"/>
+            </w:pPr>
+            <w:r>
+              <w:rPr>
+                <w:rFonts w:ascii="Times New Roman" w:eastAsia="SimSun"/>
+                <w:b w:val="false"/>
+                <w:bCs w:val="false"/>
+                <w:color w:val="000000"/>
+                <w:sz w:val="21"/>
+                <w:szCs w:val="21"/>
+              </w:rPr>
               <w:t xml:space="preserve">会不会影响洗衣管家？</w:t>
             </w:r>
           </w:p>
@@ -5982,7 +7341,7 @@
         <w:spacing w:after="160" w:before="360" w:line="312"/>
         <w:jc w:val="center"/>
       </w:pPr>
-      <w:bookmarkStart w:id="100018" w:name="_Toc100018"/>
+      <w:bookmarkStart w:id="100019" w:name="_Toc100019"/>
       <w:r>
         <w:rPr>
           <w:rFonts w:ascii="Times New Roman" w:eastAsia="SimHei"/>
@@ -5994,7 +7353,7 @@
         </w:rPr>
         <w:t xml:space="preserve">8. 已知限制与注意事项</w:t>
       </w:r>
-      <w:bookmarkEnd w:id="100018"/>
+      <w:bookmarkEnd w:id="100019"/>
     </w:p>
     <w:p>
       <w:pPr>
@@ -6012,7 +7371,7 @@
           <w:sz w:val="24"/>
           <w:szCs w:val="24"/>
         </w:rPr>
-        <w:t xml:space="preserve">pdfFactory 自动保存目录为固定默认位置（经实测无法自定义到其他目录），工具已按该位置配置监听；请勿随意改动该目录内正在生成的文件。</w:t>
+        <w:t xml:space="preserve">虚拟打印机「水洗唛打印助手」基于系统内置驱动，无需额外软件；安装/修复/卸载均通过脚本一键完成。</w:t>
       </w:r>
     </w:p>
     <w:p>
@@ -6031,7 +7390,26 @@
           <w:sz w:val="24"/>
           <w:szCs w:val="24"/>
         </w:rPr>
-        <w:t xml:space="preserve">旧打印机「水洗唛自动转换」已失效并从系统移除，与本方案无关；本工具不依赖它。</w:t>
+        <w:t xml:space="preserve">旧通道（pdfFactory「水洗唛转换」自动保存目录）仍被工具兼容监听，作为兜底；如从旧地址打印，同样会被自动处理。</w:t>
+      </w:r>
+    </w:p>
+    <w:p>
+      <w:pPr>
+        <w:pStyle w:val="ListParagraph"/>
+        <w:numPr>
+          <w:ilvl w:val="0"/>
+          <w:numId w:val="1"/>
+        </w:numPr>
+        <w:spacing w:after="60" w:line="312"/>
+      </w:pPr>
+      <w:r>
+        <w:rPr>
+          <w:rFonts w:ascii="Times New Roman" w:eastAsia="SimSun"/>
+          <w:color w:val="000000"/>
+          <w:sz w:val="24"/>
+          <w:szCs w:val="24"/>
+        </w:rPr>
+        <w:t xml:space="preserve">捕获文件为「最近一次任务」覆盖写入；工具以高频监视抓取每个新任务，连续打印已实测无丢失；极端场景可对照归档记录补打。</w:t>
       </w:r>
     </w:p>
     <w:p>
@@ -6079,7 +7457,7 @@
         <w:spacing w:after="160" w:before="360" w:line="312"/>
         <w:jc w:val="center"/>
       </w:pPr>
-      <w:bookmarkStart w:id="100019" w:name="_Toc100019"/>
+      <w:bookmarkStart w:id="100020" w:name="_Toc100020"/>
       <w:r>
         <w:rPr>
           <w:rFonts w:ascii="Times New Roman" w:eastAsia="SimHei"/>
@@ -6089,9 +7467,29 @@
           <w:sz w:val="32"/>
           <w:szCs w:val="32"/>
         </w:rPr>
-        <w:t xml:space="preserve">9. 标签内容编辑器（初版）</w:t>
+        <w:t xml:space="preserve">9. 虚拟打印机与布局设计器</w:t>
       </w:r>
-      <w:bookmarkEnd w:id="100019"/>
+      <w:bookmarkEnd w:id="100020"/>
+    </w:p>
+    <w:p>
+      <w:pPr>
+        <w:pStyle w:val="Heading2"/>
+        <w:keepNext/>
+        <w:spacing w:after="120" w:before="280" w:line="312"/>
+      </w:pPr>
+      <w:bookmarkStart w:id="100021" w:name="_Toc100021"/>
+      <w:r>
+        <w:rPr>
+          <w:rFonts w:ascii="Times New Roman" w:eastAsia="SimHei"/>
+          <w:b/>
+          <w:bCs/>
+          <w:color w:val="000000"/>
+          <w:sz w:val="30"/>
+          <w:szCs w:val="30"/>
+        </w:rPr>
+        <w:t xml:space="preserve">9.1 虚拟打印机（自建）</w:t>
+      </w:r>
+      <w:bookmarkEnd w:id="100021"/>
     </w:p>
     <w:p>
       <w:pPr>
@@ -6106,8 +7504,28 @@
           <w:sz w:val="24"/>
           <w:szCs w:val="24"/>
         </w:rPr>
-        <w:t xml:space="preserve">除自动旋转打印外，工具附带一个「标签内容编辑器」，用于临时调整或自制标签内容：打开后可从最近一次打印数据中自动识别字段（单号、客户、衣物名称、颜色、件数、品牌、损坏说明、服务项目、门店名、条码号），逐项修改后即时预览，并可一键打印到标签机。</w:t>
+        <w:t xml:space="preserve">工具创建专属虚拟打印机「水洗唛打印助手」，它是整套自动打印的入口：洗衣管家打印水洗唛时选择它，任务即被写入捕获文件，由工具自动转换并输出到标签机。安装、修复、卸载均为一键脚本，日常无需维护；控制面板内可随时查看状态（详见 4.3 节）。</w:t>
       </w:r>
+    </w:p>
+    <w:p>
+      <w:pPr>
+        <w:pStyle w:val="Heading2"/>
+        <w:keepNext/>
+        <w:spacing w:after="120" w:before="280" w:line="312"/>
+      </w:pPr>
+      <w:bookmarkStart w:id="100022" w:name="_Toc100022"/>
+      <w:r>
+        <w:rPr>
+          <w:rFonts w:ascii="Times New Roman" w:eastAsia="SimHei"/>
+          <w:b/>
+          <w:bCs/>
+          <w:color w:val="000000"/>
+          <w:sz w:val="30"/>
+          <w:szCs w:val="30"/>
+        </w:rPr>
+        <w:t xml:space="preserve">9.2 布局设计器</w:t>
+      </w:r>
+      <w:bookmarkEnd w:id="100022"/>
     </w:p>
     <w:p>
       <w:pPr>
@@ -6122,14 +7540,17 @@
           <w:sz w:val="24"/>
           <w:szCs w:val="24"/>
         </w:rPr>
-        <w:t xml:space="preserve">使用方式：双击「打开标签编辑器.cmd」，或通过控制面板的「标签编辑器」按钮打开；适用于需要临时补充说明、修改个别字段或补打特殊标签的场景。识别结果可直接手工修正；打印前建议先核对预览。</w:t>
+        <w:t xml:space="preserve">双击「打开布局设计器.cmd」即可自由设计水洗唛版面：</w:t>
       </w:r>
     </w:p>
     <w:p>
       <w:pPr>
-        <w:spacing w:after="120" w:line="312"/>
-        <w:ind w:firstLine="480"/>
-        <w:jc w:val="both"/>
+        <w:pStyle w:val="ListParagraph"/>
+        <w:numPr>
+          <w:ilvl w:val="0"/>
+          <w:numId w:val="1"/>
+        </w:numPr>
+        <w:spacing w:after="60" w:line="312"/>
       </w:pPr>
       <w:r>
         <w:rPr>
@@ -6138,7 +7559,137 @@
           <w:sz w:val="24"/>
           <w:szCs w:val="24"/>
         </w:rPr>
-        <w:t xml:space="preserve">后续计划：编辑器将持续根据实际使用反馈打磨；其余增强想法（如批量编辑、模板保存）视需要进一步推进。本工具已达到「日常可用、自动运行、可追溯、可回退」的交付标准。使用中如遇问题，请先查阅第 7 章与 out\logs 日志，再行反馈处理。</w:t>
+        <w:t xml:space="preserve">元素：文本（支持 {字段} 占位，如 {客户}、{单号}）、条码（默认绑定条码号）、线条；可任意增删、拖动、微调。</w:t>
+      </w:r>
+    </w:p>
+    <w:p>
+      <w:pPr>
+        <w:pStyle w:val="ListParagraph"/>
+        <w:numPr>
+          <w:ilvl w:val="0"/>
+          <w:numId w:val="1"/>
+        </w:numPr>
+        <w:spacing w:after="60" w:line="312"/>
+      </w:pPr>
+      <w:r>
+        <w:rPr>
+          <w:rFonts w:ascii="Times New Roman" w:eastAsia="SimSun"/>
+          <w:color w:val="000000"/>
+          <w:sz w:val="24"/>
+          <w:szCs w:val="24"/>
+        </w:rPr>
+        <w:t xml:space="preserve">排版：拖动移动、方向键微调（Shift 为精细模式）、0.5 毫米吸附；属性面板可设置字号（毫米）、加粗、对齐方式。</w:t>
+      </w:r>
+    </w:p>
+    <w:p>
+      <w:pPr>
+        <w:pStyle w:val="ListParagraph"/>
+        <w:numPr>
+          <w:ilvl w:val="0"/>
+          <w:numId w:val="1"/>
+        </w:numPr>
+        <w:spacing w:after="60" w:line="312"/>
+      </w:pPr>
+      <w:r>
+        <w:rPr>
+          <w:rFonts w:ascii="Times New Roman" w:eastAsia="SimSun"/>
+          <w:color w:val="000000"/>
+          <w:sz w:val="24"/>
+          <w:szCs w:val="24"/>
+        </w:rPr>
+        <w:t xml:space="preserve">数据：「识别最近打印」自动读取最近一次打印数据；也可手工编辑或使用示例数据预览。</w:t>
+      </w:r>
+    </w:p>
+    <w:p>
+      <w:pPr>
+        <w:pStyle w:val="ListParagraph"/>
+        <w:numPr>
+          <w:ilvl w:val="0"/>
+          <w:numId w:val="1"/>
+        </w:numPr>
+        <w:spacing w:after="60" w:line="312"/>
+      </w:pPr>
+      <w:r>
+        <w:rPr>
+          <w:rFonts w:ascii="Times New Roman" w:eastAsia="SimSun"/>
+          <w:color w:val="000000"/>
+          <w:sz w:val="24"/>
+          <w:szCs w:val="24"/>
+        </w:rPr>
+        <w:t xml:space="preserve">预览：左为横版设计、右为竖版打印效果（与标签机实际输出一致）。</w:t>
+      </w:r>
+    </w:p>
+    <w:p>
+      <w:pPr>
+        <w:pStyle w:val="ListParagraph"/>
+        <w:numPr>
+          <w:ilvl w:val="0"/>
+          <w:numId w:val="1"/>
+        </w:numPr>
+        <w:spacing w:after="60" w:line="312"/>
+      </w:pPr>
+      <w:r>
+        <w:rPr>
+          <w:rFonts w:ascii="Times New Roman" w:eastAsia="SimSun"/>
+          <w:color w:val="000000"/>
+          <w:sz w:val="24"/>
+          <w:szCs w:val="24"/>
+        </w:rPr>
+        <w:t xml:space="preserve">模板：可保存多套模板（保存在 templates\ 目录），随时切换、另存、删除。</w:t>
+      </w:r>
+    </w:p>
+    <w:p>
+      <w:pPr>
+        <w:pStyle w:val="ListParagraph"/>
+        <w:numPr>
+          <w:ilvl w:val="0"/>
+          <w:numId w:val="1"/>
+        </w:numPr>
+        <w:spacing w:after="60" w:line="312"/>
+      </w:pPr>
+      <w:r>
+        <w:rPr>
+          <w:rFonts w:ascii="Times New Roman" w:eastAsia="SimSun"/>
+          <w:color w:val="000000"/>
+          <w:sz w:val="24"/>
+          <w:szCs w:val="24"/>
+        </w:rPr>
+        <w:t xml:space="preserve">打印：「打印测试」直接按当前布局打印一张水洗唛。</w:t>
+      </w:r>
+    </w:p>
+    <w:p>
+      <w:pPr>
+        <w:pStyle w:val="ListParagraph"/>
+        <w:numPr>
+          <w:ilvl w:val="0"/>
+          <w:numId w:val="1"/>
+        </w:numPr>
+        <w:spacing w:after="60" w:line="312"/>
+      </w:pPr>
+      <w:r>
+        <w:rPr>
+          <w:rFonts w:ascii="Times New Roman" w:eastAsia="SimSun"/>
+          <w:color w:val="000000"/>
+          <w:sz w:val="24"/>
+          <w:szCs w:val="24"/>
+        </w:rPr>
+        <w:t xml:space="preserve">用于自动打印：勾选后，之后每张标签都会按该布局重排后打印（识别失败时自动回退为原样旋转，确保不出错）。</w:t>
+      </w:r>
+    </w:p>
+    <w:p>
+      <w:pPr>
+        <w:spacing w:after="120" w:line="312"/>
+        <w:ind w:firstLine="480"/>
+        <w:jc w:val="both"/>
+      </w:pPr>
+      <w:r>
+        <w:rPr>
+          <w:rFonts w:ascii="Times New Roman" w:eastAsia="SimSun"/>
+          <w:color w:val="000000"/>
+          <w:sz w:val="24"/>
+          <w:szCs w:val="24"/>
+        </w:rPr>
+        <w:t xml:space="preserve">建议：先不改自动打印，等布局在「打印测试」中确认满意后，再勾选「用于自动打印」。任何时间取消勾选即可恢复原样旋转。</w:t>
       </w:r>
     </w:p>
     <w:sectPr>

--- a/使用说明与交付报告.docx
+++ b/使用说明与交付报告.docx
@@ -139,7 +139,7 @@
                 <w:sz w:val="24"/>
                 <w:szCs w:val="24"/>
               </w:rPr>
-              <w:t xml:space="preserve">版本：v2.0</w:t>
+              <w:t xml:space="preserve">版本：v2.1</w:t>
             </w:r>
           </w:p>
           <w:p>
@@ -174,7 +174,7 @@
                 <w:sz w:val="16"/>
                 <w:szCs w:val="16"/>
               </w:rPr>
-              <w:t xml:space="preserve">v2.0 · 2026-09-22</w:t>
+              <w:t xml:space="preserve">v2.1 · 2026-09-22</w:t>
             </w:r>
           </w:p>
         </w:tc>
@@ -342,7 +342,7 @@
               <w:rPr>
                 <w:rStyle w:val="Hyperlink"/>
               </w:rPr>
-              <w:t>2.2 自动化方案（v2.0 架构）</w:t>
+              <w:t>2.2 自动化方案（v2.1 架构）</w:t>
             </w:r>
             <w:r>
               <w:tab/>
@@ -393,7 +393,7 @@
               <w:fldChar w:fldCharType="separate"/>
             </w:r>
             <w:r>
-              <w:t>2</w:t>
+              <w:t>3</w:t>
             </w:r>
             <w:r>
               <w:fldChar w:fldCharType="end"/>
@@ -485,7 +485,7 @@
               <w:rPr>
                 <w:rStyle w:val="Hyperlink"/>
               </w:rPr>
-              <w:t>3.2 控制面板</w:t>
+              <w:t>3.2 操作页面</w:t>
             </w:r>
             <w:r>
               <w:tab/>
@@ -947,7 +947,7 @@
               <w:rPr>
                 <w:rStyle w:val="Hyperlink"/>
               </w:rPr>
-              <w:t>9. 虚拟打印机与布局设计器</w:t>
+              <w:t>9. 操作页面与后台运行</w:t>
             </w:r>
             <w:r>
               <w:tab/>
@@ -983,7 +983,7 @@
               <w:rPr>
                 <w:rStyle w:val="Hyperlink"/>
               </w:rPr>
-              <w:t>9.1 虚拟打印机（自建）</w:t>
+              <w:t>9.1 操作页面</w:t>
             </w:r>
             <w:r>
               <w:tab/>
@@ -1019,7 +1019,7 @@
               <w:rPr>
                 <w:rStyle w:val="Hyperlink"/>
               </w:rPr>
-              <w:t>9.2 布局设计器</w:t>
+              <w:t>9.2 后台运行与开机自启</w:t>
             </w:r>
             <w:r>
               <w:tab/>
@@ -1034,7 +1034,7 @@
               <w:fldChar w:fldCharType="separate"/>
             </w:r>
             <w:r>
-              <w:t>8</w:t>
+              <w:t>9</w:t>
             </w:r>
             <w:r>
               <w:fldChar w:fldCharType="end"/>
@@ -1126,7 +1126,7 @@
           <w:sz w:val="24"/>
           <w:szCs w:val="24"/>
         </w:rPr>
-        <w:t xml:space="preserve">「水洗唛打印助手」v2.0 已完成开发并通过全链路实测。本版本按现场反馈进行了架构升级：由工具自建一台专属虚拟打印机「水洗唛打印助手」，打印任务不再经过第三方虚拟打印机，直接进入工具完成转换并输出；同时新增「布局设计器」，水洗唛的版面布局可以自由设计。</w:t>
+        <w:t xml:space="preserve">「水洗唛打印助手」v2.1 已完成开发并通过全链路实测。本版本按现场反馈进一步精简与增强：去掉页面编辑类功能，聚焦「打印转换」这一核心能力；软件改为后台静默运行（开机自动启动），并提供统一的「操作页面」，状态查看与日常操作都在一个界面完成。</w:t>
       </w:r>
     </w:p>
     <w:p>
@@ -1463,7 +1463,7 @@
                 <w:sz w:val="21"/>
                 <w:szCs w:val="21"/>
               </w:rPr>
-              <w:t xml:space="preserve">布局设计器</w:t>
+              <w:t xml:space="preserve">操作页面</w:t>
             </w:r>
           </w:p>
         </w:tc>
@@ -1491,7 +1491,7 @@
                 <w:sz w:val="21"/>
                 <w:szCs w:val="21"/>
               </w:rPr>
-              <w:t xml:space="preserve">自由设计水洗唛版面（文本/条码/线条），可打印与启用自动重排</w:t>
+              <w:t xml:space="preserve">统一的浏览器操作界面：状态总览、打印校准唛、目录快捷入口、日志查看</w:t>
             </w:r>
           </w:p>
         </w:tc>
@@ -1519,7 +1519,7 @@
                 <w:sz w:val="21"/>
                 <w:szCs w:val="21"/>
               </w:rPr>
-              <w:t xml:space="preserve">打开布局设计器.cmd</w:t>
+              <w:t xml:space="preserve">打开操作页面.cmd</w:t>
             </w:r>
           </w:p>
         </w:tc>
@@ -1552,7 +1552,7 @@
                 <w:sz w:val="21"/>
                 <w:szCs w:val="21"/>
               </w:rPr>
-              <w:t xml:space="preserve">控制面板</w:t>
+              <w:t xml:space="preserve">后台常驻</w:t>
             </w:r>
           </w:p>
         </w:tc>
@@ -1580,7 +1580,7 @@
                 <w:sz w:val="21"/>
                 <w:szCs w:val="21"/>
               </w:rPr>
-              <w:t xml:space="preserve">一键启停、测试打印、查看日志与目录、虚拟打印机状态</w:t>
+              <w:t xml:space="preserve">静默运行（无窗口），开机自动启动，无需手动干预</w:t>
             </w:r>
           </w:p>
         </w:tc>
@@ -1608,7 +1608,7 @@
                 <w:sz w:val="21"/>
                 <w:szCs w:val="21"/>
               </w:rPr>
-              <w:t xml:space="preserve">打开控制面板.cmd</w:t>
+              <w:t xml:space="preserve">停止软件.cmd / 安装开机自启.ps1</w:t>
             </w:r>
           </w:p>
         </w:tc>
@@ -1805,7 +1805,7 @@
           <w:sz w:val="24"/>
           <w:szCs w:val="24"/>
         </w:rPr>
-        <w:t xml:space="preserve">截至 2026 年 9 月 22 日，v2.0 核心功能全部实测通过（详见第 5 章）：虚拟打印机的创建、高速捕获（连续打印无丢失）、真实样例版面对齐、物理出纸烟测均已完成；旋转方向默认采用「顺时针」，并已提供两版校准唛供现场比对，确认后即为最终配置。</w:t>
+        <w:t xml:space="preserve">截至 2026 年 9 月 22 日，v2.1 核心功能全部实测通过（详见第 5 章）：后台服务与操作页面、高速捕获（连续打印无丢失）、单实例防护、开机自启注册、物理出纸烟测均已完成；旋转方向默认采用「顺时针」，并已提供两版校准唛供现场比对，确认后即为最终配置。</w:t>
       </w:r>
     </w:p>
     <w:p>
@@ -1881,7 +1881,7 @@
           <w:sz w:val="30"/>
           <w:szCs w:val="30"/>
         </w:rPr>
-        <w:t xml:space="preserve">2.2 自动化方案（v2.0 架构）</w:t>
+        <w:t xml:space="preserve">2.2 自动化方案（v2.1 架构）</w:t>
       </w:r>
       <w:bookmarkEnd w:id="100003"/>
     </w:p>
@@ -1898,7 +1898,23 @@
           <w:sz w:val="24"/>
           <w:szCs w:val="24"/>
         </w:rPr>
-        <w:t xml:space="preserve">工具升级为「自建虚拟打印机」架构：由工具创建一台专属虚拟打印机「水洗唛打印助手」（基于 Windows 内置的 Microsoft Print To PDF 驱动 + 文件端口）。洗衣管家打印水洗唛时选择该打印机，打印任务会被静默写成一个捕获文件；工具以高频监视捕获文件的每个新版本，自动完成 截取标签区域 → 版面对齐 → 旋转排版 → 送印 → 归档 全流程。整个过程不再经过 pdfFactory 等第三方软件，链路更短、更稳定。</w:t>
+        <w:t xml:space="preserve">工具采用「自建虚拟打印机」架构：由工具创建一台专属虚拟打印机「水洗唛打印助手」（基于 Windows 内置的 Microsoft Print To PDF 驱动 + 文件端口）。洗衣管家打印水洗唛时选择该打印机，打印任务会被静默写成一个捕获文件；工具以高频监视捕获文件的每个新版本，自动完成 截取标签区域 → 版面对齐 → 旋转排版 → 送印 → 归档 全流程。整个过程不再经过 pdfFactory 等第三方软件，链路更短、更稳定。</w:t>
+      </w:r>
+    </w:p>
+    <w:p>
+      <w:pPr>
+        <w:spacing w:after="120" w:line="312"/>
+        <w:ind w:firstLine="480"/>
+        <w:jc w:val="both"/>
+      </w:pPr>
+      <w:r>
+        <w:rPr>
+          <w:rFonts w:ascii="Times New Roman" w:eastAsia="SimSun"/>
+          <w:color w:val="000000"/>
+          <w:sz w:val="24"/>
+          <w:szCs w:val="24"/>
+        </w:rPr>
+        <w:t xml:space="preserve">v2.1 起，软件以「后台服务」方式常驻运行（开机自动启动、无窗口），并配套一个本地「操作页面」：查看运行状态、打印校准唛、打开各目录、查看日志都在这里完成。同时下线了页面编辑类功能，只保留最基本的打印转换能力。</w:t>
       </w:r>
     </w:p>
     <w:p>
@@ -2090,26 +2106,7 @@
           <w:sz w:val="24"/>
           <w:szCs w:val="24"/>
         </w:rPr>
-        <w:t xml:space="preserve">确认虚拟打印机已就绪：打开控制面板点击「虚拟打印机」查看状态（本机已安装；如被删除，双击「安装虚拟打印机.cmd」重新安装）。</w:t>
-      </w:r>
-    </w:p>
-    <w:p>
-      <w:pPr>
-        <w:pStyle w:val="ListParagraph"/>
-        <w:numPr>
-          <w:ilvl w:val="0"/>
-          <w:numId w:val="1"/>
-        </w:numPr>
-        <w:spacing w:after="60" w:line="312"/>
-      </w:pPr>
-      <w:r>
-        <w:rPr>
-          <w:rFonts w:ascii="Times New Roman" w:eastAsia="SimSun"/>
-          <w:color w:val="000000"/>
-          <w:sz w:val="24"/>
-          <w:szCs w:val="24"/>
-        </w:rPr>
-        <w:t xml:space="preserve">双击「启动监视.cmd」启动后台监视（保持窗口开着；关闭窗口即停止监视）。</w:t>
+        <w:t xml:space="preserve">双击「打开操作页面.cmd」：软件在后台静默启动（无窗口），浏览器自动打开操作页面（以后随时打开都用它）。</w:t>
       </w:r>
     </w:p>
     <w:p>
@@ -2147,7 +2144,7 @@
           <w:sz w:val="24"/>
           <w:szCs w:val="24"/>
         </w:rPr>
-        <w:t xml:space="preserve">完成：工具自动截取、旋转并打印到「水洗唛」，同时归档。</w:t>
+        <w:t xml:space="preserve">完成：工具自动截取、旋转并打印到「水洗唛」，同时归档——全程无需其他操作。</w:t>
       </w:r>
     </w:p>
     <w:p>
@@ -2166,7 +2163,7 @@
           <w:sz w:val="30"/>
           <w:szCs w:val="30"/>
         </w:rPr>
-        <w:t xml:space="preserve">3.2 控制面板</w:t>
+        <w:t xml:space="preserve">3.2 操作页面</w:t>
       </w:r>
       <w:bookmarkEnd w:id="100007"/>
     </w:p>
@@ -2183,7 +2180,7 @@
           <w:sz w:val="24"/>
           <w:szCs w:val="24"/>
         </w:rPr>
-        <w:t xml:space="preserve">如果不习惯命令行窗口，可双击「打开控制面板.cmd」使用图形面板：</w:t>
+        <w:t xml:space="preserve">操作页面是软件的统一界面（浏览器打开，地址为 http://127.0.0.1:8787/，仅本机可访问）：</w:t>
       </w:r>
     </w:p>
     <w:p>
@@ -2201,7 +2198,7 @@
           <w:sz w:val="21"/>
           <w:szCs w:val="21"/>
         </w:rPr>
-        <w:t xml:space="preserve">表 2　控制面板按钮说明</w:t>
+        <w:t xml:space="preserve">表 2　操作页面功能说明</w:t>
       </w:r>
     </w:p>
     <w:tbl>
@@ -2250,7 +2247,7 @@
                 <w:sz w:val="21"/>
                 <w:szCs w:val="21"/>
               </w:rPr>
-              <w:t xml:space="preserve">按钮</w:t>
+              <w:t xml:space="preserve">区域 / 按钮</w:t>
             </w:r>
           </w:p>
         </w:tc>
@@ -2312,7 +2309,7 @@
                 <w:sz w:val="21"/>
                 <w:szCs w:val="21"/>
               </w:rPr>
-              <w:t xml:space="preserve">启动监视 / 停止监视</w:t>
+              <w:t xml:space="preserve">软件状态</w:t>
             </w:r>
           </w:p>
         </w:tc>
@@ -2340,7 +2337,7 @@
                 <w:sz w:val="21"/>
                 <w:szCs w:val="21"/>
               </w:rPr>
-              <w:t xml:space="preserve">打开或停止后台监视进程</w:t>
+              <w:t xml:space="preserve">运行状态、启动时间、监视目录、捕获文件与最后刷新时间（每 3 秒自动更新）</w:t>
             </w:r>
           </w:p>
         </w:tc>
@@ -2373,7 +2370,7 @@
                 <w:sz w:val="21"/>
                 <w:szCs w:val="21"/>
               </w:rPr>
-              <w:t xml:space="preserve">打印校准唛（两版）</w:t>
+              <w:t xml:space="preserve">虚拟打印机</w:t>
             </w:r>
           </w:p>
         </w:tc>
@@ -2401,7 +2398,7 @@
                 <w:sz w:val="21"/>
                 <w:szCs w:val="21"/>
               </w:rPr>
-              <w:t xml:space="preserve">打印顺时针、逆时针两版校准标签</w:t>
+              <w:t xml:space="preserve">查看设备状态；一键「安装 / 修复」</w:t>
             </w:r>
           </w:p>
         </w:tc>
@@ -2434,7 +2431,7 @@
                 <w:sz w:val="21"/>
                 <w:szCs w:val="21"/>
               </w:rPr>
-              <w:t xml:space="preserve">处理 PDF 文件…</w:t>
+              <w:t xml:space="preserve">打印校准唛（两版）</w:t>
             </w:r>
           </w:p>
         </w:tc>
@@ -2462,7 +2459,7 @@
                 <w:sz w:val="21"/>
                 <w:szCs w:val="21"/>
               </w:rPr>
-              <w:t xml:space="preserve">手动选择一个 PDF 进行旋转打印</w:t>
+              <w:t xml:space="preserve">打印顺时针、逆时针两版校准标签</w:t>
             </w:r>
           </w:p>
         </w:tc>
@@ -2495,7 +2492,7 @@
                 <w:sz w:val="21"/>
                 <w:szCs w:val="21"/>
               </w:rPr>
-              <w:t xml:space="preserve">布局设计器</w:t>
+              <w:t xml:space="preserve">归档 / 预览 / 日志 / 手动投递目录</w:t>
             </w:r>
           </w:p>
         </w:tc>
@@ -2523,7 +2520,7 @@
                 <w:sz w:val="21"/>
                 <w:szCs w:val="21"/>
               </w:rPr>
-              <w:t xml:space="preserve">打开布局设计器（设计版面 → 预览 → 打印）</w:t>
+              <w:t xml:space="preserve">一键打开对应文件夹</w:t>
             </w:r>
           </w:p>
         </w:tc>
@@ -2556,7 +2553,7 @@
                 <w:sz w:val="21"/>
                 <w:szCs w:val="21"/>
               </w:rPr>
-              <w:t xml:space="preserve">虚拟打印机</w:t>
+              <w:t xml:space="preserve">最近处理（归档）</w:t>
             </w:r>
           </w:p>
         </w:tc>
@@ -2584,7 +2581,7 @@
                 <w:sz w:val="21"/>
                 <w:szCs w:val="21"/>
               </w:rPr>
-              <w:t xml:space="preserve">查看虚拟打印机状态；未就绪可一键安装/修复</w:t>
+              <w:t xml:space="preserve">最近打印记录一览</w:t>
             </w:r>
           </w:p>
         </w:tc>
@@ -2617,7 +2614,7 @@
                 <w:sz w:val="21"/>
                 <w:szCs w:val="21"/>
               </w:rPr>
-              <w:t xml:space="preserve">监视目录 / 归档目录 / 预览目录 / 日志目录</w:t>
+              <w:t xml:space="preserve">运行日志</w:t>
             </w:r>
           </w:p>
         </w:tc>
@@ -2645,68 +2642,7 @@
                 <w:sz w:val="21"/>
                 <w:szCs w:val="21"/>
               </w:rPr>
-              <w:t xml:space="preserve">一键打开对应文件夹</w:t>
-            </w:r>
-          </w:p>
-        </w:tc>
-      </w:tr>
-      <w:tr>
-        <w:trPr>
-          <w:cantSplit/>
-        </w:trPr>
-        <w:tc>
-          <w:tcPr>
-            <w:tcW w:type="pct" w:w="42%"/>
-            <w:tcMar>
-              <w:top w:type="dxa" w:w="60"/>
-              <w:left w:type="dxa" w:w="120"/>
-              <w:bottom w:type="dxa" w:w="60"/>
-              <w:right w:type="dxa" w:w="120"/>
-            </w:tcMar>
-          </w:tcPr>
-          <w:p>
-            <w:pPr>
-              <w:spacing w:after="40" w:before="40" w:line="312"/>
-              <w:jc w:val="left"/>
-            </w:pPr>
-            <w:r>
-              <w:rPr>
-                <w:rFonts w:ascii="Times New Roman" w:eastAsia="SimSun"/>
-                <w:b w:val="false"/>
-                <w:bCs w:val="false"/>
-                <w:color w:val="000000"/>
-                <w:sz w:val="21"/>
-                <w:szCs w:val="21"/>
-              </w:rPr>
-              <w:t xml:space="preserve">使用说明</w:t>
-            </w:r>
-          </w:p>
-        </w:tc>
-        <w:tc>
-          <w:tcPr>
-            <w:tcW w:type="pct" w:w="58%"/>
-            <w:tcMar>
-              <w:top w:type="dxa" w:w="60"/>
-              <w:left w:type="dxa" w:w="120"/>
-              <w:bottom w:type="dxa" w:w="60"/>
-              <w:right w:type="dxa" w:w="120"/>
-            </w:tcMar>
-          </w:tcPr>
-          <w:p>
-            <w:pPr>
-              <w:spacing w:after="40" w:before="40" w:line="312"/>
-              <w:jc w:val="left"/>
-            </w:pPr>
-            <w:r>
-              <w:rPr>
-                <w:rFonts w:ascii="Times New Roman" w:eastAsia="SimSun"/>
-                <w:b w:val="false"/>
-                <w:bCs w:val="false"/>
-                <w:color w:val="000000"/>
-                <w:sz w:val="21"/>
-                <w:szCs w:val="21"/>
-              </w:rPr>
-              <w:t xml:space="preserve">打开本文档的 HTML 版本</w:t>
+              <w:t xml:space="preserve">最近 12 行日志，排查问题时先看这里</w:t>
             </w:r>
           </w:p>
         </w:tc>
@@ -2745,7 +2681,7 @@
           <w:sz w:val="24"/>
           <w:szCs w:val="24"/>
         </w:rPr>
-        <w:t xml:space="preserve">建议先手动打印一张真实水洗唛试跑：确认标签方向、内容完整性后，再进入日常使用。若方向与预期相反，按第 4 章切换旋转方向即可。测试期间打印的测试唛（含校准唛）内容均为样例数据，可直接丢弃。</w:t>
+        <w:t xml:space="preserve">建议先手动打印一张真实水洗唛试跑：确认标签方向、内容完整性后，再进入日常使用。若方向与预期相反，按第 4 章切换旋转方向即可。测试期间打印的测试唛（含校准唛）内容均为样例数据，可直接丢弃。软件已设置开机自启：以后电脑开机后会自动在后台运行，无需手动启动。</w:t>
       </w:r>
     </w:p>
     <w:p>
@@ -2818,7 +2754,7 @@
           <w:sz w:val="24"/>
           <w:szCs w:val="24"/>
         </w:rPr>
-        <w:t xml:space="preserve">默认值：rotate_dir 为 cw（顺时针）。如需改为逆时针：将 config.json 中 rotate_dir 的值改为 ccw，保存后重新启动监视即可生效。</w:t>
+        <w:t xml:space="preserve">默认值：rotate_dir 为 cw（顺时针）。如需改为逆时针：将 config.json 中 rotate_dir 的值改为 ccw，保存后重启软件即可生效（双击「停止软件.cmd」后再双击「打开操作页面.cmd」）。</w:t>
       </w:r>
     </w:p>
     <w:p>
@@ -3887,184 +3823,6 @@
                 <w:sz w:val="21"/>
                 <w:szCs w:val="21"/>
               </w:rPr>
-              <w:t xml:space="preserve">pipeline.render_mode</w:t>
-            </w:r>
-          </w:p>
-        </w:tc>
-        <w:tc>
-          <w:tcPr>
-            <w:tcW w:type="pct" w:w="20%"/>
-            <w:tcMar>
-              <w:top w:type="dxa" w:w="60"/>
-              <w:left w:type="dxa" w:w="120"/>
-              <w:bottom w:type="dxa" w:w="60"/>
-              <w:right w:type="dxa" w:w="120"/>
-            </w:tcMar>
-          </w:tcPr>
-          <w:p>
-            <w:pPr>
-              <w:spacing w:after="40" w:before="40" w:line="312"/>
-              <w:jc w:val="left"/>
-            </w:pPr>
-            <w:r>
-              <w:rPr>
-                <w:rFonts w:ascii="Times New Roman" w:eastAsia="SimSun"/>
-                <w:b w:val="false"/>
-                <w:bCs w:val="false"/>
-                <w:color w:val="000000"/>
-                <w:sz w:val="21"/>
-                <w:szCs w:val="21"/>
-              </w:rPr>
-              <w:t xml:space="preserve">rotate</w:t>
-            </w:r>
-          </w:p>
-        </w:tc>
-        <w:tc>
-          <w:tcPr>
-            <w:tcW w:type="pct" w:w="46%"/>
-            <w:tcMar>
-              <w:top w:type="dxa" w:w="60"/>
-              <w:left w:type="dxa" w:w="120"/>
-              <w:bottom w:type="dxa" w:w="60"/>
-              <w:right w:type="dxa" w:w="120"/>
-            </w:tcMar>
-          </w:tcPr>
-          <w:p>
-            <w:pPr>
-              <w:spacing w:after="40" w:before="40" w:line="312"/>
-              <w:jc w:val="left"/>
-            </w:pPr>
-            <w:r>
-              <w:rPr>
-                <w:rFonts w:ascii="Times New Roman" w:eastAsia="SimSun"/>
-                <w:b w:val="false"/>
-                <w:bCs w:val="false"/>
-                <w:color w:val="000000"/>
-                <w:sz w:val="21"/>
-                <w:szCs w:val="21"/>
-              </w:rPr>
-              <w:t xml:space="preserve">rotate 原样旋转；layout 按布局设计器模板重排</w:t>
-            </w:r>
-          </w:p>
-        </w:tc>
-      </w:tr>
-      <w:tr>
-        <w:trPr>
-          <w:cantSplit/>
-        </w:trPr>
-        <w:tc>
-          <w:tcPr>
-            <w:tcW w:type="pct" w:w="34%"/>
-            <w:tcMar>
-              <w:top w:type="dxa" w:w="60"/>
-              <w:left w:type="dxa" w:w="120"/>
-              <w:bottom w:type="dxa" w:w="60"/>
-              <w:right w:type="dxa" w:w="120"/>
-            </w:tcMar>
-          </w:tcPr>
-          <w:p>
-            <w:pPr>
-              <w:spacing w:after="40" w:before="40" w:line="312"/>
-              <w:jc w:val="left"/>
-            </w:pPr>
-            <w:r>
-              <w:rPr>
-                <w:rFonts w:ascii="Times New Roman" w:eastAsia="SimSun"/>
-                <w:b w:val="false"/>
-                <w:bCs w:val="false"/>
-                <w:color w:val="000000"/>
-                <w:sz w:val="21"/>
-                <w:szCs w:val="21"/>
-              </w:rPr>
-              <w:t xml:space="preserve">pipeline.layout_template</w:t>
-            </w:r>
-          </w:p>
-        </w:tc>
-        <w:tc>
-          <w:tcPr>
-            <w:tcW w:type="pct" w:w="20%"/>
-            <w:tcMar>
-              <w:top w:type="dxa" w:w="60"/>
-              <w:left w:type="dxa" w:w="120"/>
-              <w:bottom w:type="dxa" w:w="60"/>
-              <w:right w:type="dxa" w:w="120"/>
-            </w:tcMar>
-          </w:tcPr>
-          <w:p>
-            <w:pPr>
-              <w:spacing w:after="40" w:before="40" w:line="312"/>
-              <w:jc w:val="left"/>
-            </w:pPr>
-            <w:r>
-              <w:rPr>
-                <w:rFonts w:ascii="Times New Roman" w:eastAsia="SimSun"/>
-                <w:b w:val="false"/>
-                <w:bCs w:val="false"/>
-                <w:color w:val="000000"/>
-                <w:sz w:val="21"/>
-                <w:szCs w:val="21"/>
-              </w:rPr>
-              <w:t xml:space="preserve">默认</w:t>
-            </w:r>
-          </w:p>
-        </w:tc>
-        <w:tc>
-          <w:tcPr>
-            <w:tcW w:type="pct" w:w="46%"/>
-            <w:tcMar>
-              <w:top w:type="dxa" w:w="60"/>
-              <w:left w:type="dxa" w:w="120"/>
-              <w:bottom w:type="dxa" w:w="60"/>
-              <w:right w:type="dxa" w:w="120"/>
-            </w:tcMar>
-          </w:tcPr>
-          <w:p>
-            <w:pPr>
-              <w:spacing w:after="40" w:before="40" w:line="312"/>
-              <w:jc w:val="left"/>
-            </w:pPr>
-            <w:r>
-              <w:rPr>
-                <w:rFonts w:ascii="Times New Roman" w:eastAsia="SimSun"/>
-                <w:b w:val="false"/>
-                <w:bCs w:val="false"/>
-                <w:color w:val="000000"/>
-                <w:sz w:val="21"/>
-                <w:szCs w:val="21"/>
-              </w:rPr>
-              <w:t xml:space="preserve">layout 模式使用的模板名</w:t>
-            </w:r>
-          </w:p>
-        </w:tc>
-      </w:tr>
-      <w:tr>
-        <w:trPr>
-          <w:cantSplit/>
-        </w:trPr>
-        <w:tc>
-          <w:tcPr>
-            <w:tcW w:type="pct" w:w="34%"/>
-            <w:tcMar>
-              <w:top w:type="dxa" w:w="60"/>
-              <w:left w:type="dxa" w:w="120"/>
-              <w:bottom w:type="dxa" w:w="60"/>
-              <w:right w:type="dxa" w:w="120"/>
-            </w:tcMar>
-          </w:tcPr>
-          <w:p>
-            <w:pPr>
-              <w:spacing w:after="40" w:before="40" w:line="312"/>
-              <w:jc w:val="left"/>
-            </w:pPr>
-            <w:r>
-              <w:rPr>
-                <w:rFonts w:ascii="Times New Roman" w:eastAsia="SimSun"/>
-                <w:b w:val="false"/>
-                <w:bCs w:val="false"/>
-                <w:color w:val="000000"/>
-                <w:sz w:val="21"/>
-                <w:szCs w:val="21"/>
-              </w:rPr>
               <w:t xml:space="preserve">automation.mode</w:t>
             </w:r>
           </w:p>
@@ -4140,7 +3898,7 @@
           <w:sz w:val="24"/>
           <w:szCs w:val="24"/>
         </w:rPr>
-        <w:t xml:space="preserve">配置文件位于工具目录根下（config.json），可用记事本编辑；修改后重启监视生效。</w:t>
+        <w:t xml:space="preserve">配置文件位于工具目录根下（config.json），可用记事本编辑；修改后请重启软件（「停止软件.cmd」后重新「打开操作页面.cmd」）生效。</w:t>
       </w:r>
     </w:p>
     <w:p>
@@ -4195,7 +3953,7 @@
           <w:sz w:val="24"/>
           <w:szCs w:val="24"/>
         </w:rPr>
-        <w:t xml:space="preserve">状态检查：控制面板 →「虚拟打印机」，查看端口与设备状态。</w:t>
+        <w:t xml:space="preserve">状态检查：操作页面 →「虚拟打印机」，查看端口与设备状态。</w:t>
       </w:r>
     </w:p>
     <w:p>
@@ -4737,7 +4495,7 @@
                 <w:sz w:val="21"/>
                 <w:szCs w:val="21"/>
               </w:rPr>
-              <w:t xml:space="preserve">v2.0（Python 3.14）</w:t>
+              <w:t xml:space="preserve">v2.1（Python 3.14）</w:t>
             </w:r>
           </w:p>
         </w:tc>
@@ -5076,7 +4834,7 @@
                 <w:sz w:val="21"/>
                 <w:szCs w:val="21"/>
               </w:rPr>
-              <w:t xml:space="preserve">捕获链路</w:t>
+              <w:t xml:space="preserve">后台服务与操作页面</w:t>
             </w:r>
           </w:p>
         </w:tc>
@@ -5104,7 +4862,7 @@
                 <w:sz w:val="21"/>
                 <w:szCs w:val="21"/>
               </w:rPr>
-              <w:t xml:space="preserve">打印测试页到「水洗唛打印助手」，检查捕获文件落盘</w:t>
+              <w:t xml:space="preserve">启动后台服务，检查操作页面与状态接口</w:t>
             </w:r>
           </w:p>
         </w:tc>
@@ -5132,7 +4890,7 @@
                 <w:sz w:val="21"/>
                 <w:szCs w:val="21"/>
               </w:rPr>
-              <w:t xml:space="preserve">通过（静默写入，无弹窗）</w:t>
+              <w:t xml:space="preserve">通过（页面正常打开，状态实时刷新）</w:t>
             </w:r>
           </w:p>
         </w:tc>
@@ -5193,7 +4951,7 @@
                 <w:sz w:val="21"/>
                 <w:szCs w:val="21"/>
               </w:rPr>
-              <w:t xml:space="preserve">连打抗丢失</w:t>
+              <w:t xml:space="preserve">单实例防护</w:t>
             </w:r>
           </w:p>
         </w:tc>
@@ -5221,7 +4979,7 @@
                 <w:sz w:val="21"/>
                 <w:szCs w:val="21"/>
               </w:rPr>
-              <w:t xml:space="preserve">瞬间连续发起 3 笔打印任务 × 3 轮</w:t>
+              <w:t xml:space="preserve">重复启动软件，检查第二个实例是否被拦截</w:t>
             </w:r>
           </w:p>
         </w:tc>
@@ -5249,7 +5007,7 @@
                 <w:sz w:val="21"/>
                 <w:szCs w:val="21"/>
               </w:rPr>
-              <w:t xml:space="preserve">通过（9/9 全部捕获，逐张处理）</w:t>
+              <w:t xml:space="preserve">通过（第二个实例自动退出，不会重复处理）</w:t>
             </w:r>
           </w:p>
         </w:tc>
@@ -5310,7 +5068,7 @@
                 <w:sz w:val="21"/>
                 <w:szCs w:val="21"/>
               </w:rPr>
-              <w:t xml:space="preserve">版面对齐</w:t>
+              <w:t xml:space="preserve">开机自启</w:t>
             </w:r>
           </w:p>
         </w:tc>
@@ -5338,7 +5096,7 @@
                 <w:sz w:val="21"/>
                 <w:szCs w:val="21"/>
               </w:rPr>
-              <w:t xml:space="preserve">真实样例经新链路与旧版式逐像素比对</w:t>
+              <w:t xml:space="preserve">安装开机自启任务并检查注册状态</w:t>
             </w:r>
           </w:p>
         </w:tc>
@@ -5366,7 +5124,7 @@
                 <w:sz w:val="21"/>
                 <w:szCs w:val="21"/>
               </w:rPr>
-              <w:t xml:space="preserve">通过（位置偏差 ≤1 像素；对齐补偿生效）</w:t>
+              <w:t xml:space="preserve">通过（任务已注册，登录后自动运行）</w:t>
             </w:r>
           </w:p>
         </w:tc>
@@ -5427,7 +5185,7 @@
                 <w:sz w:val="21"/>
                 <w:szCs w:val="21"/>
               </w:rPr>
-              <w:t xml:space="preserve">旋转与排版</w:t>
+              <w:t xml:space="preserve">捕获链路</w:t>
             </w:r>
           </w:p>
         </w:tc>
@@ -5455,7 +5213,7 @@
                 <w:sz w:val="21"/>
                 <w:szCs w:val="21"/>
               </w:rPr>
-              <w:t xml:space="preserve">干跑模式生成标签位图并检查尺寸</w:t>
+              <w:t xml:space="preserve">打印测试页到「水洗唛打印助手」，检查捕获与处理</w:t>
             </w:r>
           </w:p>
         </w:tc>
@@ -5483,7 +5241,7 @@
                 <w:sz w:val="21"/>
                 <w:szCs w:val="21"/>
               </w:rPr>
-              <w:t xml:space="preserve">通过（30×120 毫米、300 点每英寸，尺寸精确）</w:t>
+              <w:t xml:space="preserve">通过（静默写入、自动送印、归档）</w:t>
             </w:r>
           </w:p>
         </w:tc>
@@ -5544,7 +5302,7 @@
                 <w:sz w:val="21"/>
                 <w:szCs w:val="21"/>
               </w:rPr>
-              <w:t xml:space="preserve">安全闸</w:t>
+              <w:t xml:space="preserve">连打抗丢失</w:t>
             </w:r>
           </w:p>
         </w:tc>
@@ -5572,7 +5330,7 @@
                 <w:sz w:val="21"/>
                 <w:szCs w:val="21"/>
               </w:rPr>
-              <w:t xml:space="preserve">读取干扰页面（整页文档）测试校验</w:t>
+              <w:t xml:space="preserve">瞬间连续发起 3 笔打印任务 × 3 轮</w:t>
             </w:r>
           </w:p>
         </w:tc>
@@ -5600,7 +5358,7 @@
                 <w:sz w:val="21"/>
                 <w:szCs w:val="21"/>
               </w:rPr>
-              <w:t xml:space="preserve">通过（正确拦下并转存 out\hold）</w:t>
+              <w:t xml:space="preserve">通过（9/9 全部捕获，逐张处理）</w:t>
             </w:r>
           </w:p>
         </w:tc>
@@ -5661,7 +5419,7 @@
                 <w:sz w:val="21"/>
                 <w:szCs w:val="21"/>
               </w:rPr>
-              <w:t xml:space="preserve">物理烟测</w:t>
+              <w:t xml:space="preserve">版面对齐</w:t>
             </w:r>
           </w:p>
         </w:tc>
@@ -5689,7 +5447,7 @@
                 <w:sz w:val="21"/>
                 <w:szCs w:val="21"/>
               </w:rPr>
-              <w:t xml:space="preserve">真实样例经全链路打印实体标签一张</w:t>
+              <w:t xml:space="preserve">真实样例经新链路与旧版式逐像素比对</w:t>
             </w:r>
           </w:p>
         </w:tc>
@@ -5717,7 +5475,7 @@
                 <w:sz w:val="21"/>
                 <w:szCs w:val="21"/>
               </w:rPr>
-              <w:t xml:space="preserve">通过（标签机实际出纸，边距与原版式一致）</w:t>
+              <w:t xml:space="preserve">通过（位置偏差 ≤1 像素；对齐补偿生效）</w:t>
             </w:r>
           </w:p>
         </w:tc>
@@ -5778,7 +5536,7 @@
                 <w:sz w:val="21"/>
                 <w:szCs w:val="21"/>
               </w:rPr>
-              <w:t xml:space="preserve">界面自检</w:t>
+              <w:t xml:space="preserve">物理烟测</w:t>
             </w:r>
           </w:p>
         </w:tc>
@@ -5806,7 +5564,7 @@
                 <w:sz w:val="21"/>
                 <w:szCs w:val="21"/>
               </w:rPr>
-              <w:t xml:space="preserve">控制面板、布局设计器窗口冒烟</w:t>
+              <w:t xml:space="preserve">真实样例经全链路打印实体标签</w:t>
             </w:r>
           </w:p>
         </w:tc>
@@ -5834,7 +5592,7 @@
                 <w:sz w:val="21"/>
                 <w:szCs w:val="21"/>
               </w:rPr>
-              <w:t xml:space="preserve">通过（窗口正常打开，无报错）</w:t>
+              <w:t xml:space="preserve">通过（标签机实际出纸，边距与原版式一致）</w:t>
             </w:r>
           </w:p>
         </w:tc>
@@ -5889,7 +5647,7 @@
           <w:sz w:val="24"/>
           <w:szCs w:val="24"/>
         </w:rPr>
-        <w:t xml:space="preserve">验收结论：除上述现场目检外，v2.0 全部验收项均已通过，工具具备投入日常使用的条件。</w:t>
+        <w:t xml:space="preserve">验收结论：除上述现场目检外，v2.1 全部验收项均已通过，工具具备投入日常使用的条件。</w:t>
       </w:r>
     </w:p>
     <w:p>
@@ -6128,7 +5886,7 @@
                 <w:sz w:val="21"/>
                 <w:szCs w:val="21"/>
               </w:rPr>
-              <w:t xml:space="preserve">程序代码（watcher 监视引擎、capture 捕获器、layout 布局引擎、designer 布局设计器等）</w:t>
+              <w:t xml:space="preserve">程序代码（watcher 监视引擎、capture 捕获器、console 后台服务、cli 命令行等）</w:t>
             </w:r>
           </w:p>
         </w:tc>
@@ -6466,7 +6224,7 @@
                 <w:sz w:val="21"/>
                 <w:szCs w:val="21"/>
               </w:rPr>
-              <w:t xml:space="preserve">templates\</w:t>
+              <w:t xml:space="preserve">web\</w:t>
             </w:r>
           </w:p>
         </w:tc>
@@ -6494,7 +6252,7 @@
                 <w:sz w:val="21"/>
                 <w:szCs w:val="21"/>
               </w:rPr>
-              <w:t xml:space="preserve">布局模板（布局设计器保存的位置）</w:t>
+              <w:t xml:space="preserve">操作页面（本地页面文件，可自行调整文案与配色）</w:t>
             </w:r>
           </w:p>
         </w:tc>
@@ -6555,7 +6313,7 @@
                 <w:sz w:val="21"/>
                 <w:szCs w:val="21"/>
               </w:rPr>
-              <w:t xml:space="preserve">配置文件（旋转方向、偏移、监视目录、捕获与布局等）</w:t>
+              <w:t xml:space="preserve">配置文件（旋转方向、偏移、监视目录、捕获与打印参数等）</w:t>
             </w:r>
           </w:p>
         </w:tc>
@@ -6649,7 +6407,7 @@
                 <w:sz w:val="21"/>
                 <w:szCs w:val="21"/>
               </w:rPr>
-              <w:t xml:space="preserve">打开布局设计器.cmd</w:t>
+              <w:t xml:space="preserve">打开操作页面.cmd / 停止软件.cmd</w:t>
             </w:r>
           </w:p>
         </w:tc>
@@ -6677,7 +6435,68 @@
                 <w:sz w:val="21"/>
                 <w:szCs w:val="21"/>
               </w:rPr>
-              <w:t xml:space="preserve">布局设计器入口（设计 → 预览 → 打印）</w:t>
+              <w:t xml:space="preserve">启动软件（后台）并打开操作页面 / 停止软件</w:t>
+            </w:r>
+          </w:p>
+        </w:tc>
+      </w:tr>
+      <w:tr>
+        <w:trPr>
+          <w:cantSplit/>
+        </w:trPr>
+        <w:tc>
+          <w:tcPr>
+            <w:tcW w:type="pct" w:w="30%"/>
+            <w:tcMar>
+              <w:top w:type="dxa" w:w="60"/>
+              <w:left w:type="dxa" w:w="120"/>
+              <w:bottom w:type="dxa" w:w="60"/>
+              <w:right w:type="dxa" w:w="120"/>
+            </w:tcMar>
+          </w:tcPr>
+          <w:p>
+            <w:pPr>
+              <w:spacing w:after="40" w:before="40" w:line="312"/>
+              <w:jc w:val="left"/>
+            </w:pPr>
+            <w:r>
+              <w:rPr>
+                <w:rFonts w:ascii="Times New Roman" w:eastAsia="SimSun"/>
+                <w:b w:val="false"/>
+                <w:bCs w:val="false"/>
+                <w:color w:val="000000"/>
+                <w:sz w:val="21"/>
+                <w:szCs w:val="21"/>
+              </w:rPr>
+              <w:t xml:space="preserve">extras\</w:t>
+            </w:r>
+          </w:p>
+        </w:tc>
+        <w:tc>
+          <w:tcPr>
+            <w:tcW w:type="pct" w:w="70%"/>
+            <w:tcMar>
+              <w:top w:type="dxa" w:w="60"/>
+              <w:left w:type="dxa" w:w="120"/>
+              <w:bottom w:type="dxa" w:w="60"/>
+              <w:right w:type="dxa" w:w="120"/>
+            </w:tcMar>
+          </w:tcPr>
+          <w:p>
+            <w:pPr>
+              <w:spacing w:after="40" w:before="40" w:line="312"/>
+              <w:jc w:val="left"/>
+            </w:pPr>
+            <w:r>
+              <w:rPr>
+                <w:rFonts w:ascii="Times New Roman" w:eastAsia="SimSun"/>
+                <w:b w:val="false"/>
+                <w:bCs w:val="false"/>
+                <w:color w:val="000000"/>
+                <w:sz w:val="21"/>
+                <w:szCs w:val="21"/>
+              </w:rPr>
+              <w:t xml:space="preserve">未启用的可选组件存档（布局设计器等，原样保留）</w:t>
             </w:r>
           </w:p>
         </w:tc>
@@ -6840,7 +6659,7 @@
                 <w:sz w:val="21"/>
                 <w:szCs w:val="21"/>
               </w:rPr>
-              <w:t xml:space="preserve">检查打印时选择的打印机是否为「水洗唛打印助手」，以及「启动监视」是否仍在运行；并查看 out\logs 当天日志。</w:t>
+              <w:t xml:space="preserve">检查打印时选择的打印机是否为「水洗唛打印助手」，以及软件是否在运行（双击「打开操作页面.cmd」查看状态）；并查看 out\logs 当天日志。</w:t>
             </w:r>
           </w:p>
         </w:tc>
@@ -6901,7 +6720,7 @@
                 <w:sz w:val="21"/>
                 <w:szCs w:val="21"/>
               </w:rPr>
-              <w:t xml:space="preserve">双击「安装虚拟打印机.cmd」重新安装（约 10 秒）；或打开控制面板点「虚拟打印机」查看状态。</w:t>
+              <w:t xml:space="preserve">双击「安装虚拟打印机.cmd」重新安装（约 10 秒）；或打开操作页面查看「虚拟打印机」状态。</w:t>
             </w:r>
           </w:p>
         </w:tc>
@@ -6934,7 +6753,7 @@
                 <w:sz w:val="21"/>
                 <w:szCs w:val="21"/>
               </w:rPr>
-              <w:t xml:space="preserve">想暂停自动处理？</w:t>
+              <w:t xml:space="preserve">想暂停 / 退出软件？</w:t>
             </w:r>
           </w:p>
         </w:tc>
@@ -6962,7 +6781,7 @@
                 <w:sz w:val="21"/>
                 <w:szCs w:val="21"/>
               </w:rPr>
-              <w:t xml:space="preserve">关闭「启动监视」窗口，或在控制面板点击「停止监视」。</w:t>
+              <w:t xml:space="preserve">双击「停止软件.cmd」即可；再次使用双击「打开操作页面.cmd」。</w:t>
             </w:r>
           </w:p>
         </w:tc>
@@ -7023,7 +6842,7 @@
                 <w:sz w:val="21"/>
                 <w:szCs w:val="21"/>
               </w:rPr>
-              <w:t xml:space="preserve">见 4.1 节：切换 rotate_dir 后重新启动监视。</w:t>
+              <w:t xml:space="preserve">见 4.1 节：切换 rotate_dir 后重启软件。</w:t>
             </w:r>
           </w:p>
         </w:tc>
@@ -7056,7 +6875,7 @@
                 <w:sz w:val="21"/>
                 <w:szCs w:val="21"/>
               </w:rPr>
-              <w:t xml:space="preserve">想改水洗唛的版面布局？</w:t>
+              <w:t xml:space="preserve">怎么打开操作页面？</w:t>
             </w:r>
           </w:p>
         </w:tc>
@@ -7084,7 +6903,7 @@
                 <w:sz w:val="21"/>
                 <w:szCs w:val="21"/>
               </w:rPr>
-              <w:t xml:space="preserve">双击「打开布局设计器.cmd」自由排版；满意后勾选「用于自动打印」，之后每张标签按你的布局重排（识别失败会自动回退为原样旋转）。</w:t>
+              <w:t xml:space="preserve">双击「打开操作页面.cmd」；软件在后台运行后，浏览器会自动打开页面（地址固定为 http://127.0.0.1:8787/，仅本机可访问）。</w:t>
             </w:r>
           </w:p>
         </w:tc>
@@ -7267,7 +7086,7 @@
                 <w:sz w:val="21"/>
                 <w:szCs w:val="21"/>
               </w:rPr>
-              <w:t xml:space="preserve">默认需要；运行一次「安装开机自启.ps1」即可随登录自动运行。</w:t>
+              <w:t xml:space="preserve">不需要。已设置开机自启，登录电脑后软件会自动在后台运行（无窗口）。</w:t>
             </w:r>
           </w:p>
         </w:tc>
@@ -7428,7 +7247,45 @@
           <w:sz w:val="24"/>
           <w:szCs w:val="24"/>
         </w:rPr>
-        <w:t xml:space="preserve">工具默认不随开机启动；需要时运行「安装开机自启.ps1」，可随时用「卸载开机自启.ps1」撤销。</w:t>
+        <w:t xml:space="preserve">软件常驻后台运行（无窗口）；日常「打开操作页面.cmd」查看与操作，需要退出时双击「停止软件.cmd」，开机自启可随时用「卸载开机自启.ps1」撤销。</w:t>
+      </w:r>
+    </w:p>
+    <w:p>
+      <w:pPr>
+        <w:pStyle w:val="ListParagraph"/>
+        <w:numPr>
+          <w:ilvl w:val="0"/>
+          <w:numId w:val="1"/>
+        </w:numPr>
+        <w:spacing w:after="60" w:line="312"/>
+      </w:pPr>
+      <w:r>
+        <w:rPr>
+          <w:rFonts w:ascii="Times New Roman" w:eastAsia="SimSun"/>
+          <w:color w:val="000000"/>
+          <w:sz w:val="24"/>
+          <w:szCs w:val="24"/>
+        </w:rPr>
+        <w:t xml:space="preserve">操作页面仅监听本机地址（127.0.0.1），不对外网开放；如遇端口被占用，软件会自动尝试相邻端口。</w:t>
+      </w:r>
+    </w:p>
+    <w:p>
+      <w:pPr>
+        <w:pStyle w:val="ListParagraph"/>
+        <w:numPr>
+          <w:ilvl w:val="0"/>
+          <w:numId w:val="1"/>
+        </w:numPr>
+        <w:spacing w:after="60" w:line="312"/>
+      </w:pPr>
+      <w:r>
+        <w:rPr>
+          <w:rFonts w:ascii="Times New Roman" w:eastAsia="SimSun"/>
+          <w:color w:val="000000"/>
+          <w:sz w:val="24"/>
+          <w:szCs w:val="24"/>
+        </w:rPr>
+        <w:t xml:space="preserve">页面编辑类功能（布局设计器 / 标签编辑器）已按要求下线，相关组件原样归档在 extras\ 目录，不影响主链路。</w:t>
       </w:r>
     </w:p>
     <w:p>
@@ -7467,7 +7324,7 @@
           <w:sz w:val="32"/>
           <w:szCs w:val="32"/>
         </w:rPr>
-        <w:t xml:space="preserve">9. 虚拟打印机与布局设计器</w:t>
+        <w:t xml:space="preserve">9. 操作页面与后台运行</w:t>
       </w:r>
       <w:bookmarkEnd w:id="100020"/>
     </w:p>
@@ -7487,7 +7344,7 @@
           <w:sz w:val="30"/>
           <w:szCs w:val="30"/>
         </w:rPr>
-        <w:t xml:space="preserve">9.1 虚拟打印机（自建）</w:t>
+        <w:t xml:space="preserve">9.1 操作页面</w:t>
       </w:r>
       <w:bookmarkEnd w:id="100021"/>
     </w:p>
@@ -7504,7 +7361,64 @@
           <w:sz w:val="24"/>
           <w:szCs w:val="24"/>
         </w:rPr>
-        <w:t xml:space="preserve">工具创建专属虚拟打印机「水洗唛打印助手」，它是整套自动打印的入口：洗衣管家打印水洗唛时选择它，任务即被写入捕获文件，由工具自动转换并输出到标签机。安装、修复、卸载均为一键脚本，日常无需维护；控制面板内可随时查看状态（详见 4.3 节）。</w:t>
+        <w:t xml:space="preserve">软件自带一个本地操作页面（浏览器打开，地址 http://127.0.0.1:8787/，仅本机可访问），它是日常唯一的操作界面：查看运行状态与捕获情况、检测/修复虚拟打印机、打印校准唛、打开各目录、查看最近处理与运行日志。</w:t>
+      </w:r>
+    </w:p>
+    <w:p>
+      <w:pPr>
+        <w:pStyle w:val="ListParagraph"/>
+        <w:numPr>
+          <w:ilvl w:val="0"/>
+          <w:numId w:val="1"/>
+        </w:numPr>
+        <w:spacing w:after="60" w:line="312"/>
+      </w:pPr>
+      <w:r>
+        <w:rPr>
+          <w:rFonts w:ascii="Times New Roman" w:eastAsia="SimSun"/>
+          <w:color w:val="000000"/>
+          <w:sz w:val="24"/>
+          <w:szCs w:val="24"/>
+        </w:rPr>
+        <w:t xml:space="preserve">打开方式：双击「打开操作页面.cmd」，软件会在后台启动（无窗口）并自动在浏览器打开页面。</w:t>
+      </w:r>
+    </w:p>
+    <w:p>
+      <w:pPr>
+        <w:pStyle w:val="ListParagraph"/>
+        <w:numPr>
+          <w:ilvl w:val="0"/>
+          <w:numId w:val="1"/>
+        </w:numPr>
+        <w:spacing w:after="60" w:line="312"/>
+      </w:pPr>
+      <w:r>
+        <w:rPr>
+          <w:rFonts w:ascii="Times New Roman" w:eastAsia="SimSun"/>
+          <w:color w:val="000000"/>
+          <w:sz w:val="24"/>
+          <w:szCs w:val="24"/>
+        </w:rPr>
+        <w:t xml:space="preserve">状态刷新：页面每 3 秒自动更新；连接中断时页面顶部会提示并给出恢复方法。</w:t>
+      </w:r>
+    </w:p>
+    <w:p>
+      <w:pPr>
+        <w:pStyle w:val="ListParagraph"/>
+        <w:numPr>
+          <w:ilvl w:val="0"/>
+          <w:numId w:val="1"/>
+        </w:numPr>
+        <w:spacing w:after="60" w:line="312"/>
+      </w:pPr>
+      <w:r>
+        <w:rPr>
+          <w:rFonts w:ascii="Times New Roman" w:eastAsia="SimSun"/>
+          <w:color w:val="000000"/>
+          <w:sz w:val="24"/>
+          <w:szCs w:val="24"/>
+        </w:rPr>
+        <w:t xml:space="preserve">个性化：页面文案与配色都在 web\操作页面.html 中，可用记事本修改（文件顶部有修改指引）。</w:t>
       </w:r>
     </w:p>
     <w:p>
@@ -7523,15 +7437,18 @@
           <w:sz w:val="30"/>
           <w:szCs w:val="30"/>
         </w:rPr>
-        <w:t xml:space="preserve">9.2 布局设计器</w:t>
+        <w:t xml:space="preserve">9.2 后台运行与开机自启</w:t>
       </w:r>
       <w:bookmarkEnd w:id="100022"/>
     </w:p>
     <w:p>
       <w:pPr>
-        <w:spacing w:after="120" w:line="312"/>
-        <w:ind w:firstLine="480"/>
-        <w:jc w:val="both"/>
+        <w:pStyle w:val="ListParagraph"/>
+        <w:numPr>
+          <w:ilvl w:val="0"/>
+          <w:numId w:val="1"/>
+        </w:numPr>
+        <w:spacing w:after="60" w:line="312"/>
       </w:pPr>
       <w:r>
         <w:rPr>
@@ -7540,7 +7457,7 @@
           <w:sz w:val="24"/>
           <w:szCs w:val="24"/>
         </w:rPr>
-        <w:t xml:space="preserve">双击「打开布局设计器.cmd」即可自由设计水洗唛版面：</w:t>
+        <w:t xml:space="preserve">常驻后台：软件以无窗口方式后台运行，关掉浏览器页面不影响打印处理。</w:t>
       </w:r>
     </w:p>
     <w:p>
@@ -7559,7 +7476,7 @@
           <w:sz w:val="24"/>
           <w:szCs w:val="24"/>
         </w:rPr>
-        <w:t xml:space="preserve">元素：文本（支持 {字段} 占位，如 {客户}、{单号}）、条码（默认绑定条码号）、线条；可任意增删、拖动、微调。</w:t>
+        <w:t xml:space="preserve">开机自启：已安装「登录时自动启动」任务：开机登录后软件自动运行，无需手动操作（可在任务计划程序中查看，名称为「水洗唛打印助手」）。</w:t>
       </w:r>
     </w:p>
     <w:p>
@@ -7578,7 +7495,7 @@
           <w:sz w:val="24"/>
           <w:szCs w:val="24"/>
         </w:rPr>
-        <w:t xml:space="preserve">排版：拖动移动、方向键微调（Shift 为精细模式）、0.5 毫米吸附；属性面板可设置字号（毫米）、加粗、对齐方式。</w:t>
+        <w:t xml:space="preserve">退出：双击「停止软件.cmd」停止软件；再次使用双击「打开操作页面.cmd」。</w:t>
       </w:r>
     </w:p>
     <w:p>
@@ -7597,99 +7514,7 @@
           <w:sz w:val="24"/>
           <w:szCs w:val="24"/>
         </w:rPr>
-        <w:t xml:space="preserve">数据：「识别最近打印」自动读取最近一次打印数据；也可手工编辑或使用示例数据预览。</w:t>
-      </w:r>
-    </w:p>
-    <w:p>
-      <w:pPr>
-        <w:pStyle w:val="ListParagraph"/>
-        <w:numPr>
-          <w:ilvl w:val="0"/>
-          <w:numId w:val="1"/>
-        </w:numPr>
-        <w:spacing w:after="60" w:line="312"/>
-      </w:pPr>
-      <w:r>
-        <w:rPr>
-          <w:rFonts w:ascii="Times New Roman" w:eastAsia="SimSun"/>
-          <w:color w:val="000000"/>
-          <w:sz w:val="24"/>
-          <w:szCs w:val="24"/>
-        </w:rPr>
-        <w:t xml:space="preserve">预览：左为横版设计、右为竖版打印效果（与标签机实际输出一致）。</w:t>
-      </w:r>
-    </w:p>
-    <w:p>
-      <w:pPr>
-        <w:pStyle w:val="ListParagraph"/>
-        <w:numPr>
-          <w:ilvl w:val="0"/>
-          <w:numId w:val="1"/>
-        </w:numPr>
-        <w:spacing w:after="60" w:line="312"/>
-      </w:pPr>
-      <w:r>
-        <w:rPr>
-          <w:rFonts w:ascii="Times New Roman" w:eastAsia="SimSun"/>
-          <w:color w:val="000000"/>
-          <w:sz w:val="24"/>
-          <w:szCs w:val="24"/>
-        </w:rPr>
-        <w:t xml:space="preserve">模板：可保存多套模板（保存在 templates\ 目录），随时切换、另存、删除。</w:t>
-      </w:r>
-    </w:p>
-    <w:p>
-      <w:pPr>
-        <w:pStyle w:val="ListParagraph"/>
-        <w:numPr>
-          <w:ilvl w:val="0"/>
-          <w:numId w:val="1"/>
-        </w:numPr>
-        <w:spacing w:after="60" w:line="312"/>
-      </w:pPr>
-      <w:r>
-        <w:rPr>
-          <w:rFonts w:ascii="Times New Roman" w:eastAsia="SimSun"/>
-          <w:color w:val="000000"/>
-          <w:sz w:val="24"/>
-          <w:szCs w:val="24"/>
-        </w:rPr>
-        <w:t xml:space="preserve">打印：「打印测试」直接按当前布局打印一张水洗唛。</w:t>
-      </w:r>
-    </w:p>
-    <w:p>
-      <w:pPr>
-        <w:pStyle w:val="ListParagraph"/>
-        <w:numPr>
-          <w:ilvl w:val="0"/>
-          <w:numId w:val="1"/>
-        </w:numPr>
-        <w:spacing w:after="60" w:line="312"/>
-      </w:pPr>
-      <w:r>
-        <w:rPr>
-          <w:rFonts w:ascii="Times New Roman" w:eastAsia="SimSun"/>
-          <w:color w:val="000000"/>
-          <w:sz w:val="24"/>
-          <w:szCs w:val="24"/>
-        </w:rPr>
-        <w:t xml:space="preserve">用于自动打印：勾选后，之后每张标签都会按该布局重排后打印（识别失败时自动回退为原样旋转，确保不出错）。</w:t>
-      </w:r>
-    </w:p>
-    <w:p>
-      <w:pPr>
-        <w:spacing w:after="120" w:line="312"/>
-        <w:ind w:firstLine="480"/>
-        <w:jc w:val="both"/>
-      </w:pPr>
-      <w:r>
-        <w:rPr>
-          <w:rFonts w:ascii="Times New Roman" w:eastAsia="SimSun"/>
-          <w:color w:val="000000"/>
-          <w:sz w:val="24"/>
-          <w:szCs w:val="24"/>
-        </w:rPr>
-        <w:t xml:space="preserve">建议：先不改自动打印，等布局在「打印测试」中确认满意后，再勾选「用于自动打印」。任何时间取消勾选即可恢复原样旋转。</w:t>
+        <w:t xml:space="preserve">防重复：软件具备单实例保护：重复启动会被自动忽略，不会重复打印。</w:t>
       </w:r>
     </w:p>
     <w:sectPr>

--- a/使用说明与交付报告.docx
+++ b/使用说明与交付报告.docx
@@ -998,7 +998,7 @@
               <w:fldChar w:fldCharType="separate"/>
             </w:r>
             <w:r>
-              <w:t>8</w:t>
+              <w:t>9</w:t>
             </w:r>
             <w:r>
               <w:fldChar w:fldCharType="end"/>
@@ -5947,7 +5947,7 @@
                 <w:sz w:val="21"/>
                 <w:szCs w:val="21"/>
               </w:rPr>
-              <w:t xml:space="preserve">归档：每个标签的 PDF 原件（补打用）</w:t>
+              <w:t xml:space="preserve">归档：每个标签的 PDF 原件（补打用）；每日自动清理，默认保留最近 7 天</w:t>
             </w:r>
           </w:p>
         </w:tc>
@@ -6008,7 +6008,7 @@
                 <w:sz w:val="21"/>
                 <w:szCs w:val="21"/>
               </w:rPr>
-              <w:t xml:space="preserve">预览：处理后的标签位图</w:t>
+              <w:t xml:space="preserve">预览：处理后的标签位图；每日自动清理，默认保留最近 7 天</w:t>
             </w:r>
           </w:p>
         </w:tc>
@@ -6997,6 +6997,67 @@
                 <w:sz w:val="21"/>
                 <w:szCs w:val="21"/>
               </w:rPr>
+              <w:t xml:space="preserve">归档和预览会一直堆积吗？</w:t>
+            </w:r>
+          </w:p>
+        </w:tc>
+        <w:tc>
+          <w:tcPr>
+            <w:tcW w:type="pct" w:w="64%"/>
+            <w:tcMar>
+              <w:top w:type="dxa" w:w="60"/>
+              <w:left w:type="dxa" w:w="120"/>
+              <w:bottom w:type="dxa" w:w="60"/>
+              <w:right w:type="dxa" w:w="120"/>
+            </w:tcMar>
+          </w:tcPr>
+          <w:p>
+            <w:pPr>
+              <w:spacing w:after="40" w:before="40" w:line="312"/>
+              <w:jc w:val="left"/>
+            </w:pPr>
+            <w:r>
+              <w:rPr>
+                <w:rFonts w:ascii="Times New Roman" w:eastAsia="SimSun"/>
+                <w:b w:val="false"/>
+                <w:bCs w:val="false"/>
+                <w:color w:val="000000"/>
+                <w:sz w:val="21"/>
+                <w:szCs w:val="21"/>
+              </w:rPr>
+              <w:t xml:space="preserve">不会。每天自动清理一次，仅保留最近 7 天（可在 config.json 的 cleanup.days 调整；设为 0 表示每次清理时清空）。</w:t>
+            </w:r>
+          </w:p>
+        </w:tc>
+      </w:tr>
+      <w:tr>
+        <w:trPr>
+          <w:cantSplit/>
+        </w:trPr>
+        <w:tc>
+          <w:tcPr>
+            <w:tcW w:type="pct" w:w="36%"/>
+            <w:tcMar>
+              <w:top w:type="dxa" w:w="60"/>
+              <w:left w:type="dxa" w:w="120"/>
+              <w:bottom w:type="dxa" w:w="60"/>
+              <w:right w:type="dxa" w:w="120"/>
+            </w:tcMar>
+          </w:tcPr>
+          <w:p>
+            <w:pPr>
+              <w:spacing w:after="40" w:before="40" w:line="312"/>
+              <w:jc w:val="left"/>
+            </w:pPr>
+            <w:r>
+              <w:rPr>
+                <w:rFonts w:ascii="Times New Roman" w:eastAsia="SimSun"/>
+                <w:b w:val="false"/>
+                <w:bCs w:val="false"/>
+                <w:color w:val="000000"/>
+                <w:sz w:val="21"/>
+                <w:szCs w:val="21"/>
+              </w:rPr>
               <w:t xml:space="preserve">某些打印内容没有自动输出？</w:t>
             </w:r>
           </w:p>
@@ -7229,6 +7290,25 @@
           <w:szCs w:val="24"/>
         </w:rPr>
         <w:t xml:space="preserve">捕获文件为「最近一次任务」覆盖写入；工具以高频监视抓取每个新任务，连续打印已实测无丢失；极端场景可对照归档记录补打。</w:t>
+      </w:r>
+    </w:p>
+    <w:p>
+      <w:pPr>
+        <w:pStyle w:val="ListParagraph"/>
+        <w:numPr>
+          <w:ilvl w:val="0"/>
+          <w:numId w:val="1"/>
+        </w:numPr>
+        <w:spacing w:after="60" w:line="312"/>
+      </w:pPr>
+      <w:r>
+        <w:rPr>
+          <w:rFonts w:ascii="Times New Roman" w:eastAsia="SimSun"/>
+          <w:color w:val="000000"/>
+          <w:sz w:val="24"/>
+          <w:szCs w:val="24"/>
+        </w:rPr>
+        <w:t xml:space="preserve">归档与预览目录每天自动清理一次，仅保留最近 7 天（可在 config.json 的 cleanup.days 调整）。</w:t>
       </w:r>
     </w:p>
     <w:p>

--- a/使用说明与交付报告.docx
+++ b/使用说明与交付报告.docx
@@ -224,822 +224,431 @@
         </w:p>
         <w:p>
           <w:pPr>
-            <w:pStyle w:val="9"/>
+            <w:pStyle w:val="Title"/>
             <w:tabs>
               <w:tab w:val="right" w:leader="dot" w:pos="9026"/>
             </w:tabs>
             <w:spacing w:before="120" w:after="60"/>
           </w:pPr>
-          <w:hyperlink w:anchor="_Toc100000" w:history="1">
-            <w:r>
-              <w:rPr>
-                <w:rStyle w:val="Hyperlink"/>
-              </w:rPr>
-              <w:t>1. 交付概述</w:t>
-            </w:r>
-            <w:r>
-              <w:tab/>
-            </w:r>
-            <w:r>
-              <w:fldChar w:fldCharType="begin"/>
-            </w:r>
-            <w:r>
-              <w:instrText xml:space="preserve"> PAGEREF _Toc100000 \h </w:instrText>
-            </w:r>
-            <w:r>
-              <w:fldChar w:fldCharType="separate"/>
-            </w:r>
-            <w:r>
-              <w:t>1</w:t>
-            </w:r>
-            <w:r>
-              <w:fldChar w:fldCharType="end"/>
-            </w:r>
-          </w:hyperlink>
+          <w:r>
+            <w:t>1. 交付概述</w:t>
+          </w:r>
+          <w:r>
+            <w:tab/>
+          </w:r>
+          <w:r>
+            <w:t>1</w:t>
+          </w:r>
         </w:p>
         <w:p>
           <w:pPr>
-            <w:pStyle w:val="9"/>
+            <w:pStyle w:val="Title"/>
             <w:tabs>
               <w:tab w:val="right" w:leader="dot" w:pos="9026"/>
             </w:tabs>
             <w:spacing w:before="120" w:after="60"/>
           </w:pPr>
-          <w:hyperlink w:anchor="_Toc100001" w:history="1">
-            <w:r>
-              <w:rPr>
-                <w:rStyle w:val="Hyperlink"/>
-              </w:rPr>
-              <w:t>2. 背景与方案设计</w:t>
-            </w:r>
-            <w:r>
-              <w:tab/>
-            </w:r>
-            <w:r>
-              <w:fldChar w:fldCharType="begin"/>
-            </w:r>
-            <w:r>
-              <w:instrText xml:space="preserve"> PAGEREF _Toc100001 \h </w:instrText>
-            </w:r>
-            <w:r>
-              <w:fldChar w:fldCharType="separate"/>
-            </w:r>
-            <w:r>
-              <w:t>2</w:t>
-            </w:r>
-            <w:r>
-              <w:fldChar w:fldCharType="end"/>
-            </w:r>
-          </w:hyperlink>
+          <w:r>
+            <w:t>2. 背景与方案设计</w:t>
+          </w:r>
+          <w:r>
+            <w:tab/>
+          </w:r>
+          <w:r>
+            <w:t>2</w:t>
+          </w:r>
         </w:p>
         <w:p>
           <w:pPr>
-            <w:pStyle w:val="11"/>
+            <w:pStyle w:val="Title"/>
             <w:ind w:left="360"/>
             <w:tabs>
               <w:tab w:val="right" w:leader="dot" w:pos="9026"/>
             </w:tabs>
             <w:spacing w:before="120" w:after="60"/>
           </w:pPr>
-          <w:hyperlink w:anchor="_Toc100002" w:history="1">
-            <w:r>
-              <w:rPr>
-                <w:rStyle w:val="Hyperlink"/>
-              </w:rPr>
-              <w:t>2.1 原有流程的问题</w:t>
-            </w:r>
-            <w:r>
-              <w:tab/>
-            </w:r>
-            <w:r>
-              <w:fldChar w:fldCharType="begin"/>
-            </w:r>
-            <w:r>
-              <w:instrText xml:space="preserve"> PAGEREF _Toc100002 \h </w:instrText>
-            </w:r>
-            <w:r>
-              <w:fldChar w:fldCharType="separate"/>
-            </w:r>
-            <w:r>
-              <w:t>2</w:t>
-            </w:r>
-            <w:r>
-              <w:fldChar w:fldCharType="end"/>
-            </w:r>
-          </w:hyperlink>
+          <w:r>
+            <w:t>2.1 原有流程的问题</w:t>
+          </w:r>
+          <w:r>
+            <w:tab/>
+          </w:r>
+          <w:r>
+            <w:t>2</w:t>
+          </w:r>
         </w:p>
         <w:p>
           <w:pPr>
-            <w:pStyle w:val="11"/>
+            <w:pStyle w:val="Title"/>
             <w:ind w:left="360"/>
             <w:tabs>
               <w:tab w:val="right" w:leader="dot" w:pos="9026"/>
             </w:tabs>
             <w:spacing w:before="120" w:after="60"/>
           </w:pPr>
-          <w:hyperlink w:anchor="_Toc100003" w:history="1">
-            <w:r>
-              <w:rPr>
-                <w:rStyle w:val="Hyperlink"/>
-              </w:rPr>
-              <w:t>2.2 自动化方案（v2.1 架构）</w:t>
-            </w:r>
-            <w:r>
-              <w:tab/>
-            </w:r>
-            <w:r>
-              <w:fldChar w:fldCharType="begin"/>
-            </w:r>
-            <w:r>
-              <w:instrText xml:space="preserve"> PAGEREF _Toc100003 \h </w:instrText>
-            </w:r>
-            <w:r>
-              <w:fldChar w:fldCharType="separate"/>
-            </w:r>
-            <w:r>
-              <w:t>2</w:t>
-            </w:r>
-            <w:r>
-              <w:fldChar w:fldCharType="end"/>
-            </w:r>
-          </w:hyperlink>
+          <w:r>
+            <w:t>2.2 自动化方案（v2.1 架构）</w:t>
+          </w:r>
+          <w:r>
+            <w:tab/>
+          </w:r>
+          <w:r>
+            <w:t>2</w:t>
+          </w:r>
         </w:p>
         <w:p>
           <w:pPr>
-            <w:pStyle w:val="11"/>
+            <w:pStyle w:val="Title"/>
             <w:ind w:left="360"/>
             <w:tabs>
               <w:tab w:val="right" w:leader="dot" w:pos="9026"/>
             </w:tabs>
             <w:spacing w:before="120" w:after="60"/>
           </w:pPr>
-          <w:hyperlink w:anchor="_Toc100004" w:history="1">
-            <w:r>
-              <w:rPr>
-                <w:rStyle w:val="Hyperlink"/>
-              </w:rPr>
-              <w:t>2.3 关键设计决策</w:t>
-            </w:r>
-            <w:r>
-              <w:tab/>
-            </w:r>
-            <w:r>
-              <w:fldChar w:fldCharType="begin"/>
-            </w:r>
-            <w:r>
-              <w:instrText xml:space="preserve"> PAGEREF _Toc100004 \h </w:instrText>
-            </w:r>
-            <w:r>
-              <w:fldChar w:fldCharType="separate"/>
-            </w:r>
-            <w:r>
-              <w:t>3</w:t>
-            </w:r>
-            <w:r>
-              <w:fldChar w:fldCharType="end"/>
-            </w:r>
-          </w:hyperlink>
+          <w:r>
+            <w:t>2.3 关键设计决策</w:t>
+          </w:r>
+          <w:r>
+            <w:tab/>
+          </w:r>
+          <w:r>
+            <w:t>3</w:t>
+          </w:r>
         </w:p>
         <w:p>
           <w:pPr>
-            <w:pStyle w:val="9"/>
+            <w:pStyle w:val="Title"/>
             <w:tabs>
               <w:tab w:val="right" w:leader="dot" w:pos="9026"/>
             </w:tabs>
             <w:spacing w:before="120" w:after="60"/>
           </w:pPr>
-          <w:hyperlink w:anchor="_Toc100005" w:history="1">
-            <w:r>
-              <w:rPr>
-                <w:rStyle w:val="Hyperlink"/>
-              </w:rPr>
-              <w:t>3. 快速上手</w:t>
-            </w:r>
-            <w:r>
-              <w:tab/>
-            </w:r>
-            <w:r>
-              <w:fldChar w:fldCharType="begin"/>
-            </w:r>
-            <w:r>
-              <w:instrText xml:space="preserve"> PAGEREF _Toc100005 \h </w:instrText>
-            </w:r>
-            <w:r>
-              <w:fldChar w:fldCharType="separate"/>
-            </w:r>
-            <w:r>
-              <w:t>3</w:t>
-            </w:r>
-            <w:r>
-              <w:fldChar w:fldCharType="end"/>
-            </w:r>
-          </w:hyperlink>
+          <w:r>
+            <w:t>3. 快速上手</w:t>
+          </w:r>
+          <w:r>
+            <w:tab/>
+          </w:r>
+          <w:r>
+            <w:t>3</w:t>
+          </w:r>
         </w:p>
         <w:p>
           <w:pPr>
-            <w:pStyle w:val="11"/>
+            <w:pStyle w:val="Title"/>
             <w:ind w:left="360"/>
             <w:tabs>
               <w:tab w:val="right" w:leader="dot" w:pos="9026"/>
             </w:tabs>
             <w:spacing w:before="120" w:after="60"/>
           </w:pPr>
-          <w:hyperlink w:anchor="_Toc100006" w:history="1">
-            <w:r>
-              <w:rPr>
-                <w:rStyle w:val="Hyperlink"/>
-              </w:rPr>
-              <w:t>3.1 日常使用</w:t>
-            </w:r>
-            <w:r>
-              <w:tab/>
-            </w:r>
-            <w:r>
-              <w:fldChar w:fldCharType="begin"/>
-            </w:r>
-            <w:r>
-              <w:instrText xml:space="preserve"> PAGEREF _Toc100006 \h </w:instrText>
-            </w:r>
-            <w:r>
-              <w:fldChar w:fldCharType="separate"/>
-            </w:r>
-            <w:r>
-              <w:t>3</w:t>
-            </w:r>
-            <w:r>
-              <w:fldChar w:fldCharType="end"/>
-            </w:r>
-          </w:hyperlink>
+          <w:r>
+            <w:t>3.1 日常使用</w:t>
+          </w:r>
+          <w:r>
+            <w:tab/>
+          </w:r>
+          <w:r>
+            <w:t>3</w:t>
+          </w:r>
         </w:p>
         <w:p>
           <w:pPr>
-            <w:pStyle w:val="11"/>
+            <w:pStyle w:val="Title"/>
             <w:ind w:left="360"/>
             <w:tabs>
               <w:tab w:val="right" w:leader="dot" w:pos="9026"/>
             </w:tabs>
             <w:spacing w:before="120" w:after="60"/>
           </w:pPr>
-          <w:hyperlink w:anchor="_Toc100007" w:history="1">
-            <w:r>
-              <w:rPr>
-                <w:rStyle w:val="Hyperlink"/>
-              </w:rPr>
-              <w:t>3.2 操作页面</w:t>
-            </w:r>
-            <w:r>
-              <w:tab/>
-            </w:r>
-            <w:r>
-              <w:fldChar w:fldCharType="begin"/>
-            </w:r>
-            <w:r>
-              <w:instrText xml:space="preserve"> PAGEREF _Toc100007 \h </w:instrText>
-            </w:r>
-            <w:r>
-              <w:fldChar w:fldCharType="separate"/>
-            </w:r>
-            <w:r>
-              <w:t>4</w:t>
-            </w:r>
-            <w:r>
-              <w:fldChar w:fldCharType="end"/>
-            </w:r>
-          </w:hyperlink>
+          <w:r>
+            <w:t>3.2 操作页面</w:t>
+          </w:r>
+          <w:r>
+            <w:tab/>
+          </w:r>
+          <w:r>
+            <w:t>4</w:t>
+          </w:r>
         </w:p>
         <w:p>
           <w:pPr>
-            <w:pStyle w:val="11"/>
+            <w:pStyle w:val="Title"/>
             <w:ind w:left="360"/>
             <w:tabs>
               <w:tab w:val="right" w:leader="dot" w:pos="9026"/>
             </w:tabs>
             <w:spacing w:before="120" w:after="60"/>
           </w:pPr>
-          <w:hyperlink w:anchor="_Toc100008" w:history="1">
-            <w:r>
-              <w:rPr>
-                <w:rStyle w:val="Hyperlink"/>
-              </w:rPr>
-              <w:t>3.3 第一次使用建议</w:t>
-            </w:r>
-            <w:r>
-              <w:tab/>
-            </w:r>
-            <w:r>
-              <w:fldChar w:fldCharType="begin"/>
-            </w:r>
-            <w:r>
-              <w:instrText xml:space="preserve"> PAGEREF _Toc100008 \h </w:instrText>
-            </w:r>
-            <w:r>
-              <w:fldChar w:fldCharType="separate"/>
-            </w:r>
-            <w:r>
-              <w:t>4</w:t>
-            </w:r>
-            <w:r>
-              <w:fldChar w:fldCharType="end"/>
-            </w:r>
-          </w:hyperlink>
+          <w:r>
+            <w:t>3.3 第一次使用建议</w:t>
+          </w:r>
+          <w:r>
+            <w:tab/>
+          </w:r>
+          <w:r>
+            <w:t>4</w:t>
+          </w:r>
         </w:p>
         <w:p>
           <w:pPr>
-            <w:pStyle w:val="9"/>
+            <w:pStyle w:val="Title"/>
             <w:tabs>
               <w:tab w:val="right" w:leader="dot" w:pos="9026"/>
             </w:tabs>
             <w:spacing w:before="120" w:after="60"/>
           </w:pPr>
-          <w:hyperlink w:anchor="_Toc100009" w:history="1">
-            <w:r>
-              <w:rPr>
-                <w:rStyle w:val="Hyperlink"/>
-              </w:rPr>
-              <w:t>4. 校准与设置</w:t>
-            </w:r>
-            <w:r>
-              <w:tab/>
-            </w:r>
-            <w:r>
-              <w:fldChar w:fldCharType="begin"/>
-            </w:r>
-            <w:r>
-              <w:instrText xml:space="preserve"> PAGEREF _Toc100009 \h </w:instrText>
-            </w:r>
-            <w:r>
-              <w:fldChar w:fldCharType="separate"/>
-            </w:r>
-            <w:r>
-              <w:t>5</w:t>
-            </w:r>
-            <w:r>
-              <w:fldChar w:fldCharType="end"/>
-            </w:r>
-          </w:hyperlink>
+          <w:r>
+            <w:t>4. 校准与设置</w:t>
+          </w:r>
+          <w:r>
+            <w:tab/>
+          </w:r>
+          <w:r>
+            <w:t>5</w:t>
+          </w:r>
         </w:p>
         <w:p>
           <w:pPr>
-            <w:pStyle w:val="11"/>
+            <w:pStyle w:val="Title"/>
             <w:ind w:left="360"/>
             <w:tabs>
               <w:tab w:val="right" w:leader="dot" w:pos="9026"/>
             </w:tabs>
             <w:spacing w:before="120" w:after="60"/>
           </w:pPr>
-          <w:hyperlink w:anchor="_Toc100010" w:history="1">
-            <w:r>
-              <w:rPr>
-                <w:rStyle w:val="Hyperlink"/>
-              </w:rPr>
-              <w:t>4.1 旋转方向校准</w:t>
-            </w:r>
-            <w:r>
-              <w:tab/>
-            </w:r>
-            <w:r>
-              <w:fldChar w:fldCharType="begin"/>
-            </w:r>
-            <w:r>
-              <w:instrText xml:space="preserve"> PAGEREF _Toc100010 \h </w:instrText>
-            </w:r>
-            <w:r>
-              <w:fldChar w:fldCharType="separate"/>
-            </w:r>
-            <w:r>
-              <w:t>5</w:t>
-            </w:r>
-            <w:r>
-              <w:fldChar w:fldCharType="end"/>
-            </w:r>
-          </w:hyperlink>
+          <w:r>
+            <w:t>4.1 旋转方向校准</w:t>
+          </w:r>
+          <w:r>
+            <w:tab/>
+          </w:r>
+          <w:r>
+            <w:t>5</w:t>
+          </w:r>
         </w:p>
         <w:p>
           <w:pPr>
-            <w:pStyle w:val="11"/>
+            <w:pStyle w:val="Title"/>
             <w:ind w:left="360"/>
             <w:tabs>
               <w:tab w:val="right" w:leader="dot" w:pos="9026"/>
             </w:tabs>
             <w:spacing w:before="120" w:after="60"/>
           </w:pPr>
-          <w:hyperlink w:anchor="_Toc100011" w:history="1">
-            <w:r>
-              <w:rPr>
-                <w:rStyle w:val="Hyperlink"/>
-              </w:rPr>
-              <w:t>4.2 常用配置项</w:t>
-            </w:r>
-            <w:r>
-              <w:tab/>
-            </w:r>
-            <w:r>
-              <w:fldChar w:fldCharType="begin"/>
-            </w:r>
-            <w:r>
-              <w:instrText xml:space="preserve"> PAGEREF _Toc100011 \h </w:instrText>
-            </w:r>
-            <w:r>
-              <w:fldChar w:fldCharType="separate"/>
-            </w:r>
-            <w:r>
-              <w:t>5</w:t>
-            </w:r>
-            <w:r>
-              <w:fldChar w:fldCharType="end"/>
-            </w:r>
-          </w:hyperlink>
+          <w:r>
+            <w:t>4.2 常用配置项</w:t>
+          </w:r>
+          <w:r>
+            <w:tab/>
+          </w:r>
+          <w:r>
+            <w:t>5</w:t>
+          </w:r>
         </w:p>
         <w:p>
           <w:pPr>
-            <w:pStyle w:val="11"/>
+            <w:pStyle w:val="Title"/>
             <w:ind w:left="360"/>
             <w:tabs>
               <w:tab w:val="right" w:leader="dot" w:pos="9026"/>
             </w:tabs>
             <w:spacing w:before="120" w:after="60"/>
           </w:pPr>
-          <w:hyperlink w:anchor="_Toc100012" w:history="1">
-            <w:r>
-              <w:rPr>
-                <w:rStyle w:val="Hyperlink"/>
-              </w:rPr>
-              <w:t>4.3 虚拟打印机维护</w:t>
-            </w:r>
-            <w:r>
-              <w:tab/>
-            </w:r>
-            <w:r>
-              <w:fldChar w:fldCharType="begin"/>
-            </w:r>
-            <w:r>
-              <w:instrText xml:space="preserve"> PAGEREF _Toc100012 \h </w:instrText>
-            </w:r>
-            <w:r>
-              <w:fldChar w:fldCharType="separate"/>
-            </w:r>
-            <w:r>
-              <w:t>5</w:t>
-            </w:r>
-            <w:r>
-              <w:fldChar w:fldCharType="end"/>
-            </w:r>
-          </w:hyperlink>
+          <w:r>
+            <w:t>4.3 虚拟打印机维护</w:t>
+          </w:r>
+          <w:r>
+            <w:tab/>
+          </w:r>
+          <w:r>
+            <w:t>5</w:t>
+          </w:r>
         </w:p>
         <w:p>
           <w:pPr>
-            <w:pStyle w:val="9"/>
+            <w:pStyle w:val="Title"/>
             <w:tabs>
               <w:tab w:val="right" w:leader="dot" w:pos="9026"/>
             </w:tabs>
             <w:spacing w:before="120" w:after="60"/>
           </w:pPr>
-          <w:hyperlink w:anchor="_Toc100013" w:history="1">
-            <w:r>
-              <w:rPr>
-                <w:rStyle w:val="Hyperlink"/>
-              </w:rPr>
-              <w:t>5. 测试与验收记录</w:t>
-            </w:r>
-            <w:r>
-              <w:tab/>
-            </w:r>
-            <w:r>
-              <w:fldChar w:fldCharType="begin"/>
-            </w:r>
-            <w:r>
-              <w:instrText xml:space="preserve"> PAGEREF _Toc100013 \h </w:instrText>
-            </w:r>
-            <w:r>
-              <w:fldChar w:fldCharType="separate"/>
-            </w:r>
-            <w:r>
-              <w:t>6</w:t>
-            </w:r>
-            <w:r>
-              <w:fldChar w:fldCharType="end"/>
-            </w:r>
-          </w:hyperlink>
+          <w:r>
+            <w:t>5. 测试与验收记录</w:t>
+          </w:r>
+          <w:r>
+            <w:tab/>
+          </w:r>
+          <w:r>
+            <w:t>6</w:t>
+          </w:r>
         </w:p>
         <w:p>
           <w:pPr>
-            <w:pStyle w:val="11"/>
+            <w:pStyle w:val="Title"/>
             <w:ind w:left="360"/>
             <w:tabs>
               <w:tab w:val="right" w:leader="dot" w:pos="9026"/>
             </w:tabs>
             <w:spacing w:before="120" w:after="60"/>
           </w:pPr>
-          <w:hyperlink w:anchor="_Toc100014" w:history="1">
-            <w:r>
-              <w:rPr>
-                <w:rStyle w:val="Hyperlink"/>
-              </w:rPr>
-              <w:t>5.1 测试环境</w:t>
-            </w:r>
-            <w:r>
-              <w:tab/>
-            </w:r>
-            <w:r>
-              <w:fldChar w:fldCharType="begin"/>
-            </w:r>
-            <w:r>
-              <w:instrText xml:space="preserve"> PAGEREF _Toc100014 \h </w:instrText>
-            </w:r>
-            <w:r>
-              <w:fldChar w:fldCharType="separate"/>
-            </w:r>
-            <w:r>
-              <w:t>6</w:t>
-            </w:r>
-            <w:r>
-              <w:fldChar w:fldCharType="end"/>
-            </w:r>
-          </w:hyperlink>
+          <w:r>
+            <w:t>5.1 测试环境</w:t>
+          </w:r>
+          <w:r>
+            <w:tab/>
+          </w:r>
+          <w:r>
+            <w:t>6</w:t>
+          </w:r>
         </w:p>
         <w:p>
           <w:pPr>
-            <w:pStyle w:val="11"/>
+            <w:pStyle w:val="Title"/>
             <w:ind w:left="360"/>
             <w:tabs>
               <w:tab w:val="right" w:leader="dot" w:pos="9026"/>
             </w:tabs>
             <w:spacing w:before="120" w:after="60"/>
           </w:pPr>
-          <w:hyperlink w:anchor="_Toc100015" w:history="1">
-            <w:r>
-              <w:rPr>
-                <w:rStyle w:val="Hyperlink"/>
-              </w:rPr>
-              <w:t>5.2 测试记录</w:t>
-            </w:r>
-            <w:r>
-              <w:tab/>
-            </w:r>
-            <w:r>
-              <w:fldChar w:fldCharType="begin"/>
-            </w:r>
-            <w:r>
-              <w:instrText xml:space="preserve"> PAGEREF _Toc100015 \h </w:instrText>
-            </w:r>
-            <w:r>
-              <w:fldChar w:fldCharType="separate"/>
-            </w:r>
-            <w:r>
-              <w:t>6</w:t>
-            </w:r>
-            <w:r>
-              <w:fldChar w:fldCharType="end"/>
-            </w:r>
-          </w:hyperlink>
+          <w:r>
+            <w:t>5.2 测试记录</w:t>
+          </w:r>
+          <w:r>
+            <w:tab/>
+          </w:r>
+          <w:r>
+            <w:t>6</w:t>
+          </w:r>
         </w:p>
         <w:p>
           <w:pPr>
-            <w:pStyle w:val="11"/>
+            <w:pStyle w:val="Title"/>
             <w:ind w:left="360"/>
             <w:tabs>
               <w:tab w:val="right" w:leader="dot" w:pos="9026"/>
             </w:tabs>
             <w:spacing w:before="120" w:after="60"/>
           </w:pPr>
-          <w:hyperlink w:anchor="_Toc100016" w:history="1">
-            <w:r>
-              <w:rPr>
-                <w:rStyle w:val="Hyperlink"/>
-              </w:rPr>
-              <w:t>5.3 待确认事项与验收结论</w:t>
-            </w:r>
-            <w:r>
-              <w:tab/>
-            </w:r>
-            <w:r>
-              <w:fldChar w:fldCharType="begin"/>
-            </w:r>
-            <w:r>
-              <w:instrText xml:space="preserve"> PAGEREF _Toc100016 \h </w:instrText>
-            </w:r>
-            <w:r>
-              <w:fldChar w:fldCharType="separate"/>
-            </w:r>
-            <w:r>
-              <w:t>7</w:t>
-            </w:r>
-            <w:r>
-              <w:fldChar w:fldCharType="end"/>
-            </w:r>
-          </w:hyperlink>
+          <w:r>
+            <w:t>5.3 待确认事项与验收结论</w:t>
+          </w:r>
+          <w:r>
+            <w:tab/>
+          </w:r>
+          <w:r>
+            <w:t>7</w:t>
+          </w:r>
         </w:p>
         <w:p>
           <w:pPr>
-            <w:pStyle w:val="9"/>
+            <w:pStyle w:val="Title"/>
             <w:tabs>
               <w:tab w:val="right" w:leader="dot" w:pos="9026"/>
             </w:tabs>
             <w:spacing w:before="120" w:after="60"/>
           </w:pPr>
-          <w:hyperlink w:anchor="_Toc100017" w:history="1">
-            <w:r>
-              <w:rPr>
-                <w:rStyle w:val="Hyperlink"/>
-              </w:rPr>
-              <w:t>6. 目录与文件说明</w:t>
-            </w:r>
-            <w:r>
-              <w:tab/>
-            </w:r>
-            <w:r>
-              <w:fldChar w:fldCharType="begin"/>
-            </w:r>
-            <w:r>
-              <w:instrText xml:space="preserve"> PAGEREF _Toc100017 \h </w:instrText>
-            </w:r>
-            <w:r>
-              <w:fldChar w:fldCharType="separate"/>
-            </w:r>
-            <w:r>
-              <w:t>7</w:t>
-            </w:r>
-            <w:r>
-              <w:fldChar w:fldCharType="end"/>
-            </w:r>
-          </w:hyperlink>
+          <w:r>
+            <w:t>6. 目录与文件说明</w:t>
+          </w:r>
+          <w:r>
+            <w:tab/>
+          </w:r>
+          <w:r>
+            <w:t>7</w:t>
+          </w:r>
         </w:p>
         <w:p>
           <w:pPr>
-            <w:pStyle w:val="9"/>
+            <w:pStyle w:val="Title"/>
             <w:tabs>
               <w:tab w:val="right" w:leader="dot" w:pos="9026"/>
             </w:tabs>
             <w:spacing w:before="120" w:after="60"/>
           </w:pPr>
-          <w:hyperlink w:anchor="_Toc100018" w:history="1">
-            <w:r>
-              <w:rPr>
-                <w:rStyle w:val="Hyperlink"/>
-              </w:rPr>
-              <w:t>7. 常见问题</w:t>
-            </w:r>
-            <w:r>
-              <w:tab/>
-            </w:r>
-            <w:r>
-              <w:fldChar w:fldCharType="begin"/>
-            </w:r>
-            <w:r>
-              <w:instrText xml:space="preserve"> PAGEREF _Toc100018 \h </w:instrText>
-            </w:r>
-            <w:r>
-              <w:fldChar w:fldCharType="separate"/>
-            </w:r>
-            <w:r>
-              <w:t>7</w:t>
-            </w:r>
-            <w:r>
-              <w:fldChar w:fldCharType="end"/>
-            </w:r>
-          </w:hyperlink>
+          <w:r>
+            <w:t>7. 常见问题</w:t>
+          </w:r>
+          <w:r>
+            <w:tab/>
+          </w:r>
+          <w:r>
+            <w:t>7</w:t>
+          </w:r>
         </w:p>
         <w:p>
           <w:pPr>
-            <w:pStyle w:val="9"/>
+            <w:pStyle w:val="Title"/>
             <w:tabs>
               <w:tab w:val="right" w:leader="dot" w:pos="9026"/>
             </w:tabs>
             <w:spacing w:before="120" w:after="60"/>
           </w:pPr>
-          <w:hyperlink w:anchor="_Toc100019" w:history="1">
-            <w:r>
-              <w:rPr>
-                <w:rStyle w:val="Hyperlink"/>
-              </w:rPr>
-              <w:t>8. 已知限制与注意事项</w:t>
-            </w:r>
-            <w:r>
-              <w:tab/>
-            </w:r>
-            <w:r>
-              <w:fldChar w:fldCharType="begin"/>
-            </w:r>
-            <w:r>
-              <w:instrText xml:space="preserve"> PAGEREF _Toc100019 \h </w:instrText>
-            </w:r>
-            <w:r>
-              <w:fldChar w:fldCharType="separate"/>
-            </w:r>
-            <w:r>
-              <w:t>7</w:t>
-            </w:r>
-            <w:r>
-              <w:fldChar w:fldCharType="end"/>
-            </w:r>
-          </w:hyperlink>
+          <w:r>
+            <w:t>8. 已知限制与注意事项</w:t>
+          </w:r>
+          <w:r>
+            <w:tab/>
+          </w:r>
+          <w:r>
+            <w:t>7</w:t>
+          </w:r>
         </w:p>
         <w:p>
           <w:pPr>
-            <w:pStyle w:val="9"/>
+            <w:pStyle w:val="Title"/>
             <w:tabs>
               <w:tab w:val="right" w:leader="dot" w:pos="9026"/>
             </w:tabs>
             <w:spacing w:before="120" w:after="60"/>
           </w:pPr>
-          <w:hyperlink w:anchor="_Toc100020" w:history="1">
-            <w:r>
-              <w:rPr>
-                <w:rStyle w:val="Hyperlink"/>
-              </w:rPr>
-              <w:t>9. 操作页面与后台运行</w:t>
-            </w:r>
-            <w:r>
-              <w:tab/>
-            </w:r>
-            <w:r>
-              <w:fldChar w:fldCharType="begin"/>
-            </w:r>
-            <w:r>
-              <w:instrText xml:space="preserve"> PAGEREF _Toc100020 \h </w:instrText>
-            </w:r>
-            <w:r>
-              <w:fldChar w:fldCharType="separate"/>
-            </w:r>
-            <w:r>
-              <w:t>8</w:t>
-            </w:r>
-            <w:r>
-              <w:fldChar w:fldCharType="end"/>
-            </w:r>
-          </w:hyperlink>
+          <w:r>
+            <w:t>9. 操作页面与后台运行</w:t>
+          </w:r>
+          <w:r>
+            <w:tab/>
+          </w:r>
+          <w:r>
+            <w:t>8</w:t>
+          </w:r>
         </w:p>
         <w:p>
           <w:pPr>
-            <w:pStyle w:val="11"/>
+            <w:pStyle w:val="Title"/>
             <w:ind w:left="360"/>
             <w:tabs>
               <w:tab w:val="right" w:leader="dot" w:pos="9026"/>
             </w:tabs>
             <w:spacing w:before="120" w:after="60"/>
           </w:pPr>
-          <w:hyperlink w:anchor="_Toc100021" w:history="1">
-            <w:r>
-              <w:rPr>
-                <w:rStyle w:val="Hyperlink"/>
-              </w:rPr>
-              <w:t>9.1 操作页面</w:t>
-            </w:r>
-            <w:r>
-              <w:tab/>
-            </w:r>
-            <w:r>
-              <w:fldChar w:fldCharType="begin"/>
-            </w:r>
-            <w:r>
-              <w:instrText xml:space="preserve"> PAGEREF _Toc100021 \h </w:instrText>
-            </w:r>
-            <w:r>
-              <w:fldChar w:fldCharType="separate"/>
-            </w:r>
-            <w:r>
-              <w:t>9</w:t>
-            </w:r>
-            <w:r>
-              <w:fldChar w:fldCharType="end"/>
-            </w:r>
-          </w:hyperlink>
+          <w:r>
+            <w:t>9.1 操作页面</w:t>
+          </w:r>
+          <w:r>
+            <w:tab/>
+          </w:r>
+          <w:r>
+            <w:t>9</w:t>
+          </w:r>
         </w:p>
         <w:p>
           <w:pPr>
-            <w:pStyle w:val="11"/>
+            <w:pStyle w:val="Title"/>
             <w:ind w:left="360"/>
             <w:tabs>
               <w:tab w:val="right" w:leader="dot" w:pos="9026"/>
             </w:tabs>
             <w:spacing w:before="120" w:after="60"/>
           </w:pPr>
-          <w:hyperlink w:anchor="_Toc100022" w:history="1">
-            <w:r>
-              <w:rPr>
-                <w:rStyle w:val="Hyperlink"/>
-              </w:rPr>
-              <w:t>9.2 后台运行与开机自启</w:t>
-            </w:r>
-            <w:r>
-              <w:tab/>
-            </w:r>
-            <w:r>
-              <w:fldChar w:fldCharType="begin"/>
-            </w:r>
-            <w:r>
-              <w:instrText xml:space="preserve"> PAGEREF _Toc100022 \h </w:instrText>
-            </w:r>
-            <w:r>
-              <w:fldChar w:fldCharType="separate"/>
-            </w:r>
-            <w:r>
-              <w:t>9</w:t>
-            </w:r>
-            <w:r>
-              <w:fldChar w:fldCharType="end"/>
-            </w:r>
-          </w:hyperlink>
+          <w:r>
+            <w:t>9.2 后台运行与开机自启</w:t>
+          </w:r>
+          <w:r>
+            <w:tab/>
+          </w:r>
+          <w:r>
+            <w:t>9</w:t>
+          </w:r>
         </w:p>
         <w:p>
           <w:r>

--- a/使用说明与交付报告.docx
+++ b/使用说明与交付报告.docx
@@ -224,431 +224,822 @@
         </w:p>
         <w:p>
           <w:pPr>
-            <w:pStyle w:val="Title"/>
+            <w:pStyle w:val="9"/>
             <w:tabs>
               <w:tab w:val="right" w:leader="dot" w:pos="9026"/>
             </w:tabs>
             <w:spacing w:before="120" w:after="60"/>
           </w:pPr>
-          <w:r>
-            <w:t>1. 交付概述</w:t>
-          </w:r>
-          <w:r>
-            <w:tab/>
-          </w:r>
-          <w:r>
-            <w:t>1</w:t>
-          </w:r>
+          <w:hyperlink w:anchor="_Toc100000" w:history="1">
+            <w:r>
+              <w:rPr>
+                <w:rStyle w:val="Hyperlink"/>
+              </w:rPr>
+              <w:t>1. 交付概述</w:t>
+            </w:r>
+            <w:r>
+              <w:tab/>
+            </w:r>
+            <w:r>
+              <w:fldChar w:fldCharType="begin"/>
+            </w:r>
+            <w:r>
+              <w:instrText xml:space="preserve"> PAGEREF _Toc100000 \h </w:instrText>
+            </w:r>
+            <w:r>
+              <w:fldChar w:fldCharType="separate"/>
+            </w:r>
+            <w:r>
+              <w:t>1</w:t>
+            </w:r>
+            <w:r>
+              <w:fldChar w:fldCharType="end"/>
+            </w:r>
+          </w:hyperlink>
         </w:p>
         <w:p>
           <w:pPr>
-            <w:pStyle w:val="Title"/>
+            <w:pStyle w:val="9"/>
             <w:tabs>
               <w:tab w:val="right" w:leader="dot" w:pos="9026"/>
             </w:tabs>
             <w:spacing w:before="120" w:after="60"/>
           </w:pPr>
-          <w:r>
-            <w:t>2. 背景与方案设计</w:t>
-          </w:r>
-          <w:r>
-            <w:tab/>
-          </w:r>
-          <w:r>
-            <w:t>2</w:t>
-          </w:r>
+          <w:hyperlink w:anchor="_Toc100001" w:history="1">
+            <w:r>
+              <w:rPr>
+                <w:rStyle w:val="Hyperlink"/>
+              </w:rPr>
+              <w:t>2. 背景与方案设计</w:t>
+            </w:r>
+            <w:r>
+              <w:tab/>
+            </w:r>
+            <w:r>
+              <w:fldChar w:fldCharType="begin"/>
+            </w:r>
+            <w:r>
+              <w:instrText xml:space="preserve"> PAGEREF _Toc100001 \h </w:instrText>
+            </w:r>
+            <w:r>
+              <w:fldChar w:fldCharType="separate"/>
+            </w:r>
+            <w:r>
+              <w:t>2</w:t>
+            </w:r>
+            <w:r>
+              <w:fldChar w:fldCharType="end"/>
+            </w:r>
+          </w:hyperlink>
         </w:p>
         <w:p>
           <w:pPr>
-            <w:pStyle w:val="Title"/>
+            <w:pStyle w:val="11"/>
             <w:ind w:left="360"/>
             <w:tabs>
               <w:tab w:val="right" w:leader="dot" w:pos="9026"/>
             </w:tabs>
             <w:spacing w:before="120" w:after="60"/>
           </w:pPr>
-          <w:r>
-            <w:t>2.1 原有流程的问题</w:t>
-          </w:r>
-          <w:r>
-            <w:tab/>
-          </w:r>
-          <w:r>
-            <w:t>2</w:t>
-          </w:r>
+          <w:hyperlink w:anchor="_Toc100002" w:history="1">
+            <w:r>
+              <w:rPr>
+                <w:rStyle w:val="Hyperlink"/>
+              </w:rPr>
+              <w:t>2.1 原有流程的问题</w:t>
+            </w:r>
+            <w:r>
+              <w:tab/>
+            </w:r>
+            <w:r>
+              <w:fldChar w:fldCharType="begin"/>
+            </w:r>
+            <w:r>
+              <w:instrText xml:space="preserve"> PAGEREF _Toc100002 \h </w:instrText>
+            </w:r>
+            <w:r>
+              <w:fldChar w:fldCharType="separate"/>
+            </w:r>
+            <w:r>
+              <w:t>2</w:t>
+            </w:r>
+            <w:r>
+              <w:fldChar w:fldCharType="end"/>
+            </w:r>
+          </w:hyperlink>
         </w:p>
         <w:p>
           <w:pPr>
-            <w:pStyle w:val="Title"/>
+            <w:pStyle w:val="11"/>
             <w:ind w:left="360"/>
             <w:tabs>
               <w:tab w:val="right" w:leader="dot" w:pos="9026"/>
             </w:tabs>
             <w:spacing w:before="120" w:after="60"/>
           </w:pPr>
-          <w:r>
-            <w:t>2.2 自动化方案（v2.1 架构）</w:t>
-          </w:r>
-          <w:r>
-            <w:tab/>
-          </w:r>
-          <w:r>
-            <w:t>2</w:t>
-          </w:r>
+          <w:hyperlink w:anchor="_Toc100003" w:history="1">
+            <w:r>
+              <w:rPr>
+                <w:rStyle w:val="Hyperlink"/>
+              </w:rPr>
+              <w:t>2.2 自动化方案（v2.1 架构）</w:t>
+            </w:r>
+            <w:r>
+              <w:tab/>
+            </w:r>
+            <w:r>
+              <w:fldChar w:fldCharType="begin"/>
+            </w:r>
+            <w:r>
+              <w:instrText xml:space="preserve"> PAGEREF _Toc100003 \h </w:instrText>
+            </w:r>
+            <w:r>
+              <w:fldChar w:fldCharType="separate"/>
+            </w:r>
+            <w:r>
+              <w:t>2</w:t>
+            </w:r>
+            <w:r>
+              <w:fldChar w:fldCharType="end"/>
+            </w:r>
+          </w:hyperlink>
         </w:p>
         <w:p>
           <w:pPr>
-            <w:pStyle w:val="Title"/>
+            <w:pStyle w:val="11"/>
             <w:ind w:left="360"/>
             <w:tabs>
               <w:tab w:val="right" w:leader="dot" w:pos="9026"/>
             </w:tabs>
             <w:spacing w:before="120" w:after="60"/>
           </w:pPr>
-          <w:r>
-            <w:t>2.3 关键设计决策</w:t>
-          </w:r>
-          <w:r>
-            <w:tab/>
-          </w:r>
-          <w:r>
-            <w:t>3</w:t>
-          </w:r>
+          <w:hyperlink w:anchor="_Toc100004" w:history="1">
+            <w:r>
+              <w:rPr>
+                <w:rStyle w:val="Hyperlink"/>
+              </w:rPr>
+              <w:t>2.3 关键设计决策</w:t>
+            </w:r>
+            <w:r>
+              <w:tab/>
+            </w:r>
+            <w:r>
+              <w:fldChar w:fldCharType="begin"/>
+            </w:r>
+            <w:r>
+              <w:instrText xml:space="preserve"> PAGEREF _Toc100004 \h </w:instrText>
+            </w:r>
+            <w:r>
+              <w:fldChar w:fldCharType="separate"/>
+            </w:r>
+            <w:r>
+              <w:t>3</w:t>
+            </w:r>
+            <w:r>
+              <w:fldChar w:fldCharType="end"/>
+            </w:r>
+          </w:hyperlink>
         </w:p>
         <w:p>
           <w:pPr>
-            <w:pStyle w:val="Title"/>
+            <w:pStyle w:val="9"/>
             <w:tabs>
               <w:tab w:val="right" w:leader="dot" w:pos="9026"/>
             </w:tabs>
             <w:spacing w:before="120" w:after="60"/>
           </w:pPr>
-          <w:r>
-            <w:t>3. 快速上手</w:t>
-          </w:r>
-          <w:r>
-            <w:tab/>
-          </w:r>
-          <w:r>
-            <w:t>3</w:t>
-          </w:r>
+          <w:hyperlink w:anchor="_Toc100005" w:history="1">
+            <w:r>
+              <w:rPr>
+                <w:rStyle w:val="Hyperlink"/>
+              </w:rPr>
+              <w:t>3. 快速上手</w:t>
+            </w:r>
+            <w:r>
+              <w:tab/>
+            </w:r>
+            <w:r>
+              <w:fldChar w:fldCharType="begin"/>
+            </w:r>
+            <w:r>
+              <w:instrText xml:space="preserve"> PAGEREF _Toc100005 \h </w:instrText>
+            </w:r>
+            <w:r>
+              <w:fldChar w:fldCharType="separate"/>
+            </w:r>
+            <w:r>
+              <w:t>3</w:t>
+            </w:r>
+            <w:r>
+              <w:fldChar w:fldCharType="end"/>
+            </w:r>
+          </w:hyperlink>
         </w:p>
         <w:p>
           <w:pPr>
-            <w:pStyle w:val="Title"/>
+            <w:pStyle w:val="11"/>
             <w:ind w:left="360"/>
             <w:tabs>
               <w:tab w:val="right" w:leader="dot" w:pos="9026"/>
             </w:tabs>
             <w:spacing w:before="120" w:after="60"/>
           </w:pPr>
-          <w:r>
-            <w:t>3.1 日常使用</w:t>
-          </w:r>
-          <w:r>
-            <w:tab/>
-          </w:r>
-          <w:r>
-            <w:t>3</w:t>
-          </w:r>
+          <w:hyperlink w:anchor="_Toc100006" w:history="1">
+            <w:r>
+              <w:rPr>
+                <w:rStyle w:val="Hyperlink"/>
+              </w:rPr>
+              <w:t>3.1 日常使用</w:t>
+            </w:r>
+            <w:r>
+              <w:tab/>
+            </w:r>
+            <w:r>
+              <w:fldChar w:fldCharType="begin"/>
+            </w:r>
+            <w:r>
+              <w:instrText xml:space="preserve"> PAGEREF _Toc100006 \h </w:instrText>
+            </w:r>
+            <w:r>
+              <w:fldChar w:fldCharType="separate"/>
+            </w:r>
+            <w:r>
+              <w:t>3</w:t>
+            </w:r>
+            <w:r>
+              <w:fldChar w:fldCharType="end"/>
+            </w:r>
+          </w:hyperlink>
         </w:p>
         <w:p>
           <w:pPr>
-            <w:pStyle w:val="Title"/>
+            <w:pStyle w:val="11"/>
             <w:ind w:left="360"/>
             <w:tabs>
               <w:tab w:val="right" w:leader="dot" w:pos="9026"/>
             </w:tabs>
             <w:spacing w:before="120" w:after="60"/>
           </w:pPr>
-          <w:r>
-            <w:t>3.2 操作页面</w:t>
-          </w:r>
-          <w:r>
-            <w:tab/>
-          </w:r>
-          <w:r>
-            <w:t>4</w:t>
-          </w:r>
+          <w:hyperlink w:anchor="_Toc100007" w:history="1">
+            <w:r>
+              <w:rPr>
+                <w:rStyle w:val="Hyperlink"/>
+              </w:rPr>
+              <w:t>3.2 操作页面</w:t>
+            </w:r>
+            <w:r>
+              <w:tab/>
+            </w:r>
+            <w:r>
+              <w:fldChar w:fldCharType="begin"/>
+            </w:r>
+            <w:r>
+              <w:instrText xml:space="preserve"> PAGEREF _Toc100007 \h </w:instrText>
+            </w:r>
+            <w:r>
+              <w:fldChar w:fldCharType="separate"/>
+            </w:r>
+            <w:r>
+              <w:t>4</w:t>
+            </w:r>
+            <w:r>
+              <w:fldChar w:fldCharType="end"/>
+            </w:r>
+          </w:hyperlink>
         </w:p>
         <w:p>
           <w:pPr>
-            <w:pStyle w:val="Title"/>
+            <w:pStyle w:val="11"/>
             <w:ind w:left="360"/>
             <w:tabs>
               <w:tab w:val="right" w:leader="dot" w:pos="9026"/>
             </w:tabs>
             <w:spacing w:before="120" w:after="60"/>
           </w:pPr>
-          <w:r>
-            <w:t>3.3 第一次使用建议</w:t>
-          </w:r>
-          <w:r>
-            <w:tab/>
-          </w:r>
-          <w:r>
-            <w:t>4</w:t>
-          </w:r>
+          <w:hyperlink w:anchor="_Toc100008" w:history="1">
+            <w:r>
+              <w:rPr>
+                <w:rStyle w:val="Hyperlink"/>
+              </w:rPr>
+              <w:t>3.3 第一次使用建议</w:t>
+            </w:r>
+            <w:r>
+              <w:tab/>
+            </w:r>
+            <w:r>
+              <w:fldChar w:fldCharType="begin"/>
+            </w:r>
+            <w:r>
+              <w:instrText xml:space="preserve"> PAGEREF _Toc100008 \h </w:instrText>
+            </w:r>
+            <w:r>
+              <w:fldChar w:fldCharType="separate"/>
+            </w:r>
+            <w:r>
+              <w:t>4</w:t>
+            </w:r>
+            <w:r>
+              <w:fldChar w:fldCharType="end"/>
+            </w:r>
+          </w:hyperlink>
         </w:p>
         <w:p>
           <w:pPr>
-            <w:pStyle w:val="Title"/>
+            <w:pStyle w:val="9"/>
             <w:tabs>
               <w:tab w:val="right" w:leader="dot" w:pos="9026"/>
             </w:tabs>
             <w:spacing w:before="120" w:after="60"/>
           </w:pPr>
-          <w:r>
-            <w:t>4. 校准与设置</w:t>
-          </w:r>
-          <w:r>
-            <w:tab/>
-          </w:r>
-          <w:r>
-            <w:t>5</w:t>
-          </w:r>
+          <w:hyperlink w:anchor="_Toc100009" w:history="1">
+            <w:r>
+              <w:rPr>
+                <w:rStyle w:val="Hyperlink"/>
+              </w:rPr>
+              <w:t>4. 校准与设置</w:t>
+            </w:r>
+            <w:r>
+              <w:tab/>
+            </w:r>
+            <w:r>
+              <w:fldChar w:fldCharType="begin"/>
+            </w:r>
+            <w:r>
+              <w:instrText xml:space="preserve"> PAGEREF _Toc100009 \h </w:instrText>
+            </w:r>
+            <w:r>
+              <w:fldChar w:fldCharType="separate"/>
+            </w:r>
+            <w:r>
+              <w:t>5</w:t>
+            </w:r>
+            <w:r>
+              <w:fldChar w:fldCharType="end"/>
+            </w:r>
+          </w:hyperlink>
         </w:p>
         <w:p>
           <w:pPr>
-            <w:pStyle w:val="Title"/>
+            <w:pStyle w:val="11"/>
             <w:ind w:left="360"/>
             <w:tabs>
               <w:tab w:val="right" w:leader="dot" w:pos="9026"/>
             </w:tabs>
             <w:spacing w:before="120" w:after="60"/>
           </w:pPr>
-          <w:r>
-            <w:t>4.1 旋转方向校准</w:t>
-          </w:r>
-          <w:r>
-            <w:tab/>
-          </w:r>
-          <w:r>
-            <w:t>5</w:t>
-          </w:r>
+          <w:hyperlink w:anchor="_Toc100010" w:history="1">
+            <w:r>
+              <w:rPr>
+                <w:rStyle w:val="Hyperlink"/>
+              </w:rPr>
+              <w:t>4.1 旋转方向校准</w:t>
+            </w:r>
+            <w:r>
+              <w:tab/>
+            </w:r>
+            <w:r>
+              <w:fldChar w:fldCharType="begin"/>
+            </w:r>
+            <w:r>
+              <w:instrText xml:space="preserve"> PAGEREF _Toc100010 \h </w:instrText>
+            </w:r>
+            <w:r>
+              <w:fldChar w:fldCharType="separate"/>
+            </w:r>
+            <w:r>
+              <w:t>5</w:t>
+            </w:r>
+            <w:r>
+              <w:fldChar w:fldCharType="end"/>
+            </w:r>
+          </w:hyperlink>
         </w:p>
         <w:p>
           <w:pPr>
-            <w:pStyle w:val="Title"/>
+            <w:pStyle w:val="11"/>
             <w:ind w:left="360"/>
             <w:tabs>
               <w:tab w:val="right" w:leader="dot" w:pos="9026"/>
             </w:tabs>
             <w:spacing w:before="120" w:after="60"/>
           </w:pPr>
-          <w:r>
-            <w:t>4.2 常用配置项</w:t>
-          </w:r>
-          <w:r>
-            <w:tab/>
-          </w:r>
-          <w:r>
-            <w:t>5</w:t>
-          </w:r>
+          <w:hyperlink w:anchor="_Toc100011" w:history="1">
+            <w:r>
+              <w:rPr>
+                <w:rStyle w:val="Hyperlink"/>
+              </w:rPr>
+              <w:t>4.2 常用配置项</w:t>
+            </w:r>
+            <w:r>
+              <w:tab/>
+            </w:r>
+            <w:r>
+              <w:fldChar w:fldCharType="begin"/>
+            </w:r>
+            <w:r>
+              <w:instrText xml:space="preserve"> PAGEREF _Toc100011 \h </w:instrText>
+            </w:r>
+            <w:r>
+              <w:fldChar w:fldCharType="separate"/>
+            </w:r>
+            <w:r>
+              <w:t>5</w:t>
+            </w:r>
+            <w:r>
+              <w:fldChar w:fldCharType="end"/>
+            </w:r>
+          </w:hyperlink>
         </w:p>
         <w:p>
           <w:pPr>
-            <w:pStyle w:val="Title"/>
+            <w:pStyle w:val="11"/>
             <w:ind w:left="360"/>
             <w:tabs>
               <w:tab w:val="right" w:leader="dot" w:pos="9026"/>
             </w:tabs>
             <w:spacing w:before="120" w:after="60"/>
           </w:pPr>
-          <w:r>
-            <w:t>4.3 虚拟打印机维护</w:t>
-          </w:r>
-          <w:r>
-            <w:tab/>
-          </w:r>
-          <w:r>
-            <w:t>5</w:t>
-          </w:r>
+          <w:hyperlink w:anchor="_Toc100012" w:history="1">
+            <w:r>
+              <w:rPr>
+                <w:rStyle w:val="Hyperlink"/>
+              </w:rPr>
+              <w:t>4.3 虚拟打印机维护</w:t>
+            </w:r>
+            <w:r>
+              <w:tab/>
+            </w:r>
+            <w:r>
+              <w:fldChar w:fldCharType="begin"/>
+            </w:r>
+            <w:r>
+              <w:instrText xml:space="preserve"> PAGEREF _Toc100012 \h </w:instrText>
+            </w:r>
+            <w:r>
+              <w:fldChar w:fldCharType="separate"/>
+            </w:r>
+            <w:r>
+              <w:t>5</w:t>
+            </w:r>
+            <w:r>
+              <w:fldChar w:fldCharType="end"/>
+            </w:r>
+          </w:hyperlink>
         </w:p>
         <w:p>
           <w:pPr>
-            <w:pStyle w:val="Title"/>
+            <w:pStyle w:val="9"/>
             <w:tabs>
               <w:tab w:val="right" w:leader="dot" w:pos="9026"/>
             </w:tabs>
             <w:spacing w:before="120" w:after="60"/>
           </w:pPr>
-          <w:r>
-            <w:t>5. 测试与验收记录</w:t>
-          </w:r>
-          <w:r>
-            <w:tab/>
-          </w:r>
-          <w:r>
-            <w:t>6</w:t>
-          </w:r>
+          <w:hyperlink w:anchor="_Toc100013" w:history="1">
+            <w:r>
+              <w:rPr>
+                <w:rStyle w:val="Hyperlink"/>
+              </w:rPr>
+              <w:t>5. 测试与验收记录</w:t>
+            </w:r>
+            <w:r>
+              <w:tab/>
+            </w:r>
+            <w:r>
+              <w:fldChar w:fldCharType="begin"/>
+            </w:r>
+            <w:r>
+              <w:instrText xml:space="preserve"> PAGEREF _Toc100013 \h </w:instrText>
+            </w:r>
+            <w:r>
+              <w:fldChar w:fldCharType="separate"/>
+            </w:r>
+            <w:r>
+              <w:t>6</w:t>
+            </w:r>
+            <w:r>
+              <w:fldChar w:fldCharType="end"/>
+            </w:r>
+          </w:hyperlink>
         </w:p>
         <w:p>
           <w:pPr>
-            <w:pStyle w:val="Title"/>
+            <w:pStyle w:val="11"/>
             <w:ind w:left="360"/>
             <w:tabs>
               <w:tab w:val="right" w:leader="dot" w:pos="9026"/>
             </w:tabs>
             <w:spacing w:before="120" w:after="60"/>
           </w:pPr>
-          <w:r>
-            <w:t>5.1 测试环境</w:t>
-          </w:r>
-          <w:r>
-            <w:tab/>
-          </w:r>
-          <w:r>
-            <w:t>6</w:t>
-          </w:r>
+          <w:hyperlink w:anchor="_Toc100014" w:history="1">
+            <w:r>
+              <w:rPr>
+                <w:rStyle w:val="Hyperlink"/>
+              </w:rPr>
+              <w:t>5.1 测试环境</w:t>
+            </w:r>
+            <w:r>
+              <w:tab/>
+            </w:r>
+            <w:r>
+              <w:fldChar w:fldCharType="begin"/>
+            </w:r>
+            <w:r>
+              <w:instrText xml:space="preserve"> PAGEREF _Toc100014 \h </w:instrText>
+            </w:r>
+            <w:r>
+              <w:fldChar w:fldCharType="separate"/>
+            </w:r>
+            <w:r>
+              <w:t>6</w:t>
+            </w:r>
+            <w:r>
+              <w:fldChar w:fldCharType="end"/>
+            </w:r>
+          </w:hyperlink>
         </w:p>
         <w:p>
           <w:pPr>
-            <w:pStyle w:val="Title"/>
+            <w:pStyle w:val="11"/>
             <w:ind w:left="360"/>
             <w:tabs>
               <w:tab w:val="right" w:leader="dot" w:pos="9026"/>
             </w:tabs>
             <w:spacing w:before="120" w:after="60"/>
           </w:pPr>
-          <w:r>
-            <w:t>5.2 测试记录</w:t>
-          </w:r>
-          <w:r>
-            <w:tab/>
-          </w:r>
-          <w:r>
-            <w:t>6</w:t>
-          </w:r>
+          <w:hyperlink w:anchor="_Toc100015" w:history="1">
+            <w:r>
+              <w:rPr>
+                <w:rStyle w:val="Hyperlink"/>
+              </w:rPr>
+              <w:t>5.2 测试记录</w:t>
+            </w:r>
+            <w:r>
+              <w:tab/>
+            </w:r>
+            <w:r>
+              <w:fldChar w:fldCharType="begin"/>
+            </w:r>
+            <w:r>
+              <w:instrText xml:space="preserve"> PAGEREF _Toc100015 \h </w:instrText>
+            </w:r>
+            <w:r>
+              <w:fldChar w:fldCharType="separate"/>
+            </w:r>
+            <w:r>
+              <w:t>6</w:t>
+            </w:r>
+            <w:r>
+              <w:fldChar w:fldCharType="end"/>
+            </w:r>
+          </w:hyperlink>
         </w:p>
         <w:p>
           <w:pPr>
-            <w:pStyle w:val="Title"/>
+            <w:pStyle w:val="11"/>
             <w:ind w:left="360"/>
             <w:tabs>
               <w:tab w:val="right" w:leader="dot" w:pos="9026"/>
             </w:tabs>
             <w:spacing w:before="120" w:after="60"/>
           </w:pPr>
-          <w:r>
-            <w:t>5.3 待确认事项与验收结论</w:t>
-          </w:r>
-          <w:r>
-            <w:tab/>
-          </w:r>
-          <w:r>
-            <w:t>7</w:t>
-          </w:r>
+          <w:hyperlink w:anchor="_Toc100016" w:history="1">
+            <w:r>
+              <w:rPr>
+                <w:rStyle w:val="Hyperlink"/>
+              </w:rPr>
+              <w:t>5.3 待确认事项与验收结论</w:t>
+            </w:r>
+            <w:r>
+              <w:tab/>
+            </w:r>
+            <w:r>
+              <w:fldChar w:fldCharType="begin"/>
+            </w:r>
+            <w:r>
+              <w:instrText xml:space="preserve"> PAGEREF _Toc100016 \h </w:instrText>
+            </w:r>
+            <w:r>
+              <w:fldChar w:fldCharType="separate"/>
+            </w:r>
+            <w:r>
+              <w:t>7</w:t>
+            </w:r>
+            <w:r>
+              <w:fldChar w:fldCharType="end"/>
+            </w:r>
+          </w:hyperlink>
         </w:p>
         <w:p>
           <w:pPr>
-            <w:pStyle w:val="Title"/>
+            <w:pStyle w:val="9"/>
             <w:tabs>
               <w:tab w:val="right" w:leader="dot" w:pos="9026"/>
             </w:tabs>
             <w:spacing w:before="120" w:after="60"/>
           </w:pPr>
-          <w:r>
-            <w:t>6. 目录与文件说明</w:t>
-          </w:r>
-          <w:r>
-            <w:tab/>
-          </w:r>
-          <w:r>
-            <w:t>7</w:t>
-          </w:r>
+          <w:hyperlink w:anchor="_Toc100017" w:history="1">
+            <w:r>
+              <w:rPr>
+                <w:rStyle w:val="Hyperlink"/>
+              </w:rPr>
+              <w:t>6. 目录与文件说明</w:t>
+            </w:r>
+            <w:r>
+              <w:tab/>
+            </w:r>
+            <w:r>
+              <w:fldChar w:fldCharType="begin"/>
+            </w:r>
+            <w:r>
+              <w:instrText xml:space="preserve"> PAGEREF _Toc100017 \h </w:instrText>
+            </w:r>
+            <w:r>
+              <w:fldChar w:fldCharType="separate"/>
+            </w:r>
+            <w:r>
+              <w:t>7</w:t>
+            </w:r>
+            <w:r>
+              <w:fldChar w:fldCharType="end"/>
+            </w:r>
+          </w:hyperlink>
         </w:p>
         <w:p>
           <w:pPr>
-            <w:pStyle w:val="Title"/>
+            <w:pStyle w:val="9"/>
             <w:tabs>
               <w:tab w:val="right" w:leader="dot" w:pos="9026"/>
             </w:tabs>
             <w:spacing w:before="120" w:after="60"/>
           </w:pPr>
-          <w:r>
-            <w:t>7. 常见问题</w:t>
-          </w:r>
-          <w:r>
-            <w:tab/>
-          </w:r>
-          <w:r>
-            <w:t>7</w:t>
-          </w:r>
+          <w:hyperlink w:anchor="_Toc100018" w:history="1">
+            <w:r>
+              <w:rPr>
+                <w:rStyle w:val="Hyperlink"/>
+              </w:rPr>
+              <w:t>7. 常见问题</w:t>
+            </w:r>
+            <w:r>
+              <w:tab/>
+            </w:r>
+            <w:r>
+              <w:fldChar w:fldCharType="begin"/>
+            </w:r>
+            <w:r>
+              <w:instrText xml:space="preserve"> PAGEREF _Toc100018 \h </w:instrText>
+            </w:r>
+            <w:r>
+              <w:fldChar w:fldCharType="separate"/>
+            </w:r>
+            <w:r>
+              <w:t>7</w:t>
+            </w:r>
+            <w:r>
+              <w:fldChar w:fldCharType="end"/>
+            </w:r>
+          </w:hyperlink>
         </w:p>
         <w:p>
           <w:pPr>
-            <w:pStyle w:val="Title"/>
+            <w:pStyle w:val="9"/>
             <w:tabs>
               <w:tab w:val="right" w:leader="dot" w:pos="9026"/>
             </w:tabs>
             <w:spacing w:before="120" w:after="60"/>
           </w:pPr>
-          <w:r>
-            <w:t>8. 已知限制与注意事项</w:t>
-          </w:r>
-          <w:r>
-            <w:tab/>
-          </w:r>
-          <w:r>
-            <w:t>7</w:t>
-          </w:r>
+          <w:hyperlink w:anchor="_Toc100019" w:history="1">
+            <w:r>
+              <w:rPr>
+                <w:rStyle w:val="Hyperlink"/>
+              </w:rPr>
+              <w:t>8. 已知限制与注意事项</w:t>
+            </w:r>
+            <w:r>
+              <w:tab/>
+            </w:r>
+            <w:r>
+              <w:fldChar w:fldCharType="begin"/>
+            </w:r>
+            <w:r>
+              <w:instrText xml:space="preserve"> PAGEREF _Toc100019 \h </w:instrText>
+            </w:r>
+            <w:r>
+              <w:fldChar w:fldCharType="separate"/>
+            </w:r>
+            <w:r>
+              <w:t>7</w:t>
+            </w:r>
+            <w:r>
+              <w:fldChar w:fldCharType="end"/>
+            </w:r>
+          </w:hyperlink>
         </w:p>
         <w:p>
           <w:pPr>
-            <w:pStyle w:val="Title"/>
+            <w:pStyle w:val="9"/>
             <w:tabs>
               <w:tab w:val="right" w:leader="dot" w:pos="9026"/>
             </w:tabs>
             <w:spacing w:before="120" w:after="60"/>
           </w:pPr>
-          <w:r>
-            <w:t>9. 操作页面与后台运行</w:t>
-          </w:r>
-          <w:r>
-            <w:tab/>
-          </w:r>
-          <w:r>
-            <w:t>8</w:t>
-          </w:r>
+          <w:hyperlink w:anchor="_Toc100020" w:history="1">
+            <w:r>
+              <w:rPr>
+                <w:rStyle w:val="Hyperlink"/>
+              </w:rPr>
+              <w:t>9. 操作页面与后台运行</w:t>
+            </w:r>
+            <w:r>
+              <w:tab/>
+            </w:r>
+            <w:r>
+              <w:fldChar w:fldCharType="begin"/>
+            </w:r>
+            <w:r>
+              <w:instrText xml:space="preserve"> PAGEREF _Toc100020 \h </w:instrText>
+            </w:r>
+            <w:r>
+              <w:fldChar w:fldCharType="separate"/>
+            </w:r>
+            <w:r>
+              <w:t>8</w:t>
+            </w:r>
+            <w:r>
+              <w:fldChar w:fldCharType="end"/>
+            </w:r>
+          </w:hyperlink>
         </w:p>
         <w:p>
           <w:pPr>
-            <w:pStyle w:val="Title"/>
+            <w:pStyle w:val="11"/>
             <w:ind w:left="360"/>
             <w:tabs>
               <w:tab w:val="right" w:leader="dot" w:pos="9026"/>
             </w:tabs>
             <w:spacing w:before="120" w:after="60"/>
           </w:pPr>
-          <w:r>
-            <w:t>9.1 操作页面</w:t>
-          </w:r>
-          <w:r>
-            <w:tab/>
-          </w:r>
-          <w:r>
-            <w:t>9</w:t>
-          </w:r>
+          <w:hyperlink w:anchor="_Toc100021" w:history="1">
+            <w:r>
+              <w:rPr>
+                <w:rStyle w:val="Hyperlink"/>
+              </w:rPr>
+              <w:t>9.1 操作页面</w:t>
+            </w:r>
+            <w:r>
+              <w:tab/>
+            </w:r>
+            <w:r>
+              <w:fldChar w:fldCharType="begin"/>
+            </w:r>
+            <w:r>
+              <w:instrText xml:space="preserve"> PAGEREF _Toc100021 \h </w:instrText>
+            </w:r>
+            <w:r>
+              <w:fldChar w:fldCharType="separate"/>
+            </w:r>
+            <w:r>
+              <w:t>9</w:t>
+            </w:r>
+            <w:r>
+              <w:fldChar w:fldCharType="end"/>
+            </w:r>
+          </w:hyperlink>
         </w:p>
         <w:p>
           <w:pPr>
-            <w:pStyle w:val="Title"/>
+            <w:pStyle w:val="11"/>
             <w:ind w:left="360"/>
             <w:tabs>
               <w:tab w:val="right" w:leader="dot" w:pos="9026"/>
             </w:tabs>
             <w:spacing w:before="120" w:after="60"/>
           </w:pPr>
-          <w:r>
-            <w:t>9.2 后台运行与开机自启</w:t>
-          </w:r>
-          <w:r>
-            <w:tab/>
-          </w:r>
-          <w:r>
-            <w:t>9</w:t>
-          </w:r>
+          <w:hyperlink w:anchor="_Toc100022" w:history="1">
+            <w:r>
+              <w:rPr>
+                <w:rStyle w:val="Hyperlink"/>
+              </w:rPr>
+              <w:t>9.2 后台运行与开机自启</w:t>
+            </w:r>
+            <w:r>
+              <w:tab/>
+            </w:r>
+            <w:r>
+              <w:fldChar w:fldCharType="begin"/>
+            </w:r>
+            <w:r>
+              <w:instrText xml:space="preserve"> PAGEREF _Toc100022 \h </w:instrText>
+            </w:r>
+            <w:r>
+              <w:fldChar w:fldCharType="separate"/>
+            </w:r>
+            <w:r>
+              <w:t>9</w:t>
+            </w:r>
+            <w:r>
+              <w:fldChar w:fldCharType="end"/>
+            </w:r>
+          </w:hyperlink>
         </w:p>
         <w:p>
           <w:r>
@@ -3489,6 +3880,95 @@
                 <w:szCs w:val="21"/>
               </w:rPr>
               <w:t xml:space="preserve">auto 自动打印；dry_run 只预览不打印</w:t>
+            </w:r>
+          </w:p>
+        </w:tc>
+      </w:tr>
+      <w:tr>
+        <w:trPr>
+          <w:cantSplit/>
+        </w:trPr>
+        <w:tc>
+          <w:tcPr>
+            <w:tcW w:type="pct" w:w="34%"/>
+            <w:tcMar>
+              <w:top w:type="dxa" w:w="60"/>
+              <w:left w:type="dxa" w:w="120"/>
+              <w:bottom w:type="dxa" w:w="60"/>
+              <w:right w:type="dxa" w:w="120"/>
+            </w:tcMar>
+          </w:tcPr>
+          <w:p>
+            <w:pPr>
+              <w:spacing w:after="40" w:before="40" w:line="312"/>
+              <w:jc w:val="left"/>
+            </w:pPr>
+            <w:r>
+              <w:rPr>
+                <w:rFonts w:ascii="Times New Roman" w:eastAsia="SimSun"/>
+                <w:b w:val="false"/>
+                <w:bCs w:val="false"/>
+                <w:color w:val="000000"/>
+                <w:sz w:val="21"/>
+                <w:szCs w:val="21"/>
+              </w:rPr>
+              <w:t xml:space="preserve">skip_print.keywords</w:t>
+            </w:r>
+          </w:p>
+        </w:tc>
+        <w:tc>
+          <w:tcPr>
+            <w:tcW w:type="pct" w:w="20%"/>
+            <w:tcMar>
+              <w:top w:type="dxa" w:w="60"/>
+              <w:left w:type="dxa" w:w="120"/>
+              <w:bottom w:type="dxa" w:w="60"/>
+              <w:right w:type="dxa" w:w="120"/>
+            </w:tcMar>
+          </w:tcPr>
+          <w:p>
+            <w:pPr>
+              <w:spacing w:after="40" w:before="40" w:line="312"/>
+              <w:jc w:val="left"/>
+            </w:pPr>
+            <w:r>
+              <w:rPr>
+                <w:rFonts w:ascii="Times New Roman" w:eastAsia="SimSun"/>
+                <w:b w:val="false"/>
+                <w:bCs w:val="false"/>
+                <w:color w:val="000000"/>
+                <w:sz w:val="21"/>
+                <w:szCs w:val="21"/>
+              </w:rPr>
+              <w:t xml:space="preserve">布草 / 洗涤服务 / 窗帘 / 窗纱</w:t>
+            </w:r>
+          </w:p>
+        </w:tc>
+        <w:tc>
+          <w:tcPr>
+            <w:tcW w:type="pct" w:w="46%"/>
+            <w:tcMar>
+              <w:top w:type="dxa" w:w="60"/>
+              <w:left w:type="dxa" w:w="120"/>
+              <w:bottom w:type="dxa" w:w="60"/>
+              <w:right w:type="dxa" w:w="120"/>
+            </w:tcMar>
+          </w:tcPr>
+          <w:p>
+            <w:pPr>
+              <w:spacing w:after="40" w:before="40" w:line="312"/>
+              <w:jc w:val="left"/>
+            </w:pPr>
+            <w:r>
+              <w:rPr>
+                <w:rFonts w:ascii="Times New Roman" w:eastAsia="SimSun"/>
+                <w:b w:val="false"/>
+                <w:bCs w:val="false"/>
+                <w:color w:val="000000"/>
+                <w:sz w:val="21"/>
+                <w:szCs w:val="21"/>
+              </w:rPr>
+              <w:t xml:space="preserve">命中这些关键词的标签不打印（仅保留归档与预览）</w:t>
             </w:r>
           </w:p>
         </w:tc>
@@ -6696,6 +7176,67 @@
                 <w:szCs w:val="21"/>
               </w:rPr>
               <w:t xml:space="preserve">内容不在标签区域内的文件会被安全闸拦下（移入 out\hold），防止误打。</w:t>
+            </w:r>
+          </w:p>
+        </w:tc>
+      </w:tr>
+      <w:tr>
+        <w:trPr>
+          <w:cantSplit/>
+        </w:trPr>
+        <w:tc>
+          <w:tcPr>
+            <w:tcW w:type="pct" w:w="36%"/>
+            <w:tcMar>
+              <w:top w:type="dxa" w:w="60"/>
+              <w:left w:type="dxa" w:w="120"/>
+              <w:bottom w:type="dxa" w:w="60"/>
+              <w:right w:type="dxa" w:w="120"/>
+            </w:tcMar>
+          </w:tcPr>
+          <w:p>
+            <w:pPr>
+              <w:spacing w:after="40" w:before="40" w:line="312"/>
+              <w:jc w:val="left"/>
+            </w:pPr>
+            <w:r>
+              <w:rPr>
+                <w:rFonts w:ascii="Times New Roman" w:eastAsia="SimSun"/>
+                <w:b w:val="false"/>
+                <w:bCs w:val="false"/>
+                <w:color w:val="000000"/>
+                <w:sz w:val="21"/>
+                <w:szCs w:val="21"/>
+              </w:rPr>
+              <w:t xml:space="preserve">为什么有的水洗唛没有打印？</w:t>
+            </w:r>
+          </w:p>
+        </w:tc>
+        <w:tc>
+          <w:tcPr>
+            <w:tcW w:type="pct" w:w="64%"/>
+            <w:tcMar>
+              <w:top w:type="dxa" w:w="60"/>
+              <w:left w:type="dxa" w:w="120"/>
+              <w:bottom w:type="dxa" w:w="60"/>
+              <w:right w:type="dxa" w:w="120"/>
+            </w:tcMar>
+          </w:tcPr>
+          <w:p>
+            <w:pPr>
+              <w:spacing w:after="40" w:before="40" w:line="312"/>
+              <w:jc w:val="left"/>
+            </w:pPr>
+            <w:r>
+              <w:rPr>
+                <w:rFonts w:ascii="Times New Roman" w:eastAsia="SimSun"/>
+                <w:b w:val="false"/>
+                <w:bCs w:val="false"/>
+                <w:color w:val="000000"/>
+                <w:sz w:val="21"/>
+                <w:szCs w:val="21"/>
+              </w:rPr>
+              <w:t xml:space="preserve">布草 / 洗涤服务 / 窗帘 / 窗纱等命中「不打印关键词」的标签会自动跳过打印（仍保留在归档与预览中）；关键词可在 config.json 的 skip_print 中调整。</w:t>
             </w:r>
           </w:p>
         </w:tc>

--- a/使用说明与交付报告.docx
+++ b/使用说明与交付报告.docx
@@ -2492,6 +2492,67 @@
                 <w:sz w:val="21"/>
                 <w:szCs w:val="21"/>
               </w:rPr>
+              <w:t xml:space="preserve">打印方向</w:t>
+            </w:r>
+          </w:p>
+        </w:tc>
+        <w:tc>
+          <w:tcPr>
+            <w:tcW w:type="pct" w:w="58%"/>
+            <w:tcMar>
+              <w:top w:type="dxa" w:w="60"/>
+              <w:left w:type="dxa" w:w="120"/>
+              <w:bottom w:type="dxa" w:w="60"/>
+              <w:right w:type="dxa" w:w="120"/>
+            </w:tcMar>
+          </w:tcPr>
+          <w:p>
+            <w:pPr>
+              <w:spacing w:after="40" w:before="40" w:line="312"/>
+              <w:jc w:val="left"/>
+            </w:pPr>
+            <w:r>
+              <w:rPr>
+                <w:rFonts w:ascii="Times New Roman" w:eastAsia="SimSun"/>
+                <w:b w:val="false"/>
+                <w:bCs w:val="false"/>
+                <w:color w:val="000000"/>
+                <w:sz w:val="21"/>
+                <w:szCs w:val="21"/>
+              </w:rPr>
+              <w:t xml:space="preserve">切换条码旋转方向（顺时针 / 逆时针），点击后立即生效并自动保存</w:t>
+            </w:r>
+          </w:p>
+        </w:tc>
+      </w:tr>
+      <w:tr>
+        <w:trPr>
+          <w:cantSplit/>
+        </w:trPr>
+        <w:tc>
+          <w:tcPr>
+            <w:tcW w:type="pct" w:w="42%"/>
+            <w:tcMar>
+              <w:top w:type="dxa" w:w="60"/>
+              <w:left w:type="dxa" w:w="120"/>
+              <w:bottom w:type="dxa" w:w="60"/>
+              <w:right w:type="dxa" w:w="120"/>
+            </w:tcMar>
+          </w:tcPr>
+          <w:p>
+            <w:pPr>
+              <w:spacing w:after="40" w:before="40" w:line="312"/>
+              <w:jc w:val="left"/>
+            </w:pPr>
+            <w:r>
+              <w:rPr>
+                <w:rFonts w:ascii="Times New Roman" w:eastAsia="SimSun"/>
+                <w:b w:val="false"/>
+                <w:bCs w:val="false"/>
+                <w:color w:val="000000"/>
+                <w:sz w:val="21"/>
+                <w:szCs w:val="21"/>
+              </w:rPr>
               <w:t xml:space="preserve">归档 / 预览 / 日志 / 手动投递目录</w:t>
             </w:r>
           </w:p>
@@ -2738,7 +2799,7 @@
           <w:sz w:val="24"/>
           <w:szCs w:val="24"/>
         </w:rPr>
-        <w:t xml:space="preserve">不同门店的标签机安装方向、耗材方向可能存在差异，工具提供两版校准样张：双击「打印校准唛.cmd」，会连续打印两张测试标签——第 1 版为顺时针旋转、第 2 版为逆时针旋转。选择与门店日常输出一致的方向后，在配置文件中设置。</w:t>
+        <w:t xml:space="preserve">不同门店的标签机安装方向、耗材方向可能存在差异，工具提供两版校准样张：双击「打印校准唛.cmd」（或操作页面「打印校准唛（两版）」按钮），会连续打印两张测试标签——第 1 版为顺时针旋转、第 2 版为逆时针旋转。选择与门店日常输出一致的方向后，在操作页面「打印方向」里点选即可（即时生效）。</w:t>
       </w:r>
     </w:p>
     <w:p>
@@ -2754,7 +2815,7 @@
           <w:sz w:val="24"/>
           <w:szCs w:val="24"/>
         </w:rPr>
-        <w:t xml:space="preserve">默认值：rotate_dir 为 cw（顺时针）。如需改为逆时针：将 config.json 中 rotate_dir 的值改为 ccw，保存后重启软件即可生效（双击「停止软件.cmd」后再双击「打开操作页面.cmd」）。</w:t>
+        <w:t xml:space="preserve">默认值：rotate_dir 为 cw（顺时针）。如需改为逆时针：在操作页面「打印方向」卡片点选「逆时针 90°」即可（立即生效并自动保存，无需重启）；也可将 config.json 中 rotate_dir 改为 ccw（重启后生效）。</w:t>
       </w:r>
     </w:p>
     <w:p>
@@ -6931,7 +6992,7 @@
                 <w:sz w:val="21"/>
                 <w:szCs w:val="21"/>
               </w:rPr>
-              <w:t xml:space="preserve">见 4.1 节：切换 rotate_dir 后重启软件。</w:t>
+              <w:t xml:space="preserve">在操作页面「打印方向」卡片切换（立即生效，无需重启）；详见 4.1 节。</w:t>
             </w:r>
           </w:p>
         </w:tc>
@@ -7591,7 +7652,7 @@
           <w:sz w:val="24"/>
           <w:szCs w:val="24"/>
         </w:rPr>
-        <w:t xml:space="preserve">软件自带一个本地操作页面（浏览器打开，地址 http://127.0.0.1:8787/，仅本机可访问），它是日常唯一的操作界面：查看运行状态与捕获情况、检测/修复虚拟打印机、打印校准唛、打开各目录、查看最近处理与运行日志。</w:t>
+        <w:t xml:space="preserve">软件自带一个本地操作页面（浏览器打开，地址 http://127.0.0.1:8787/，仅本机可访问），它是日常唯一的操作界面：查看运行状态与捕获情况、检测/修复虚拟打印机、打印校准唛、切换打印方向（顺 / 逆时针，即时生效）、打开各目录、查看最近处理与运行日志。</w:t>
       </w:r>
     </w:p>
     <w:p>
